--- a/TS-Kramam/TS-4.6/TS 4.6 Malayalam Krama Paatam Corrections.docx
+++ b/TS-Kramam/TS-4.6/TS 4.6 Malayalam Krama Paatam Corrections.docx
@@ -81,7 +81,18 @@
           <w:szCs w:val="32"/>
           <w:u w:val="single"/>
         </w:rPr>
-        <w:t xml:space="preserve">Observed till </w:t>
+        <w:t xml:space="preserve">Observed </w:t>
+      </w:r>
+      <w:proofErr w:type="gramStart"/>
+      <w:r>
+        <w:rPr>
+          <w:b/>
+          <w:bCs/>
+          <w:sz w:val="32"/>
+          <w:szCs w:val="32"/>
+          <w:u w:val="single"/>
+        </w:rPr>
+        <w:t xml:space="preserve">till </w:t>
       </w:r>
       <w:r>
         <w:rPr>
@@ -94,6 +105,7 @@
         </w:rPr>
         <w:t>????</w:t>
       </w:r>
+      <w:proofErr w:type="gramEnd"/>
     </w:p>
     <w:p>
       <w:pPr>
@@ -259,7 +271,7 @@
                 <w:sz w:val="28"/>
                 <w:szCs w:val="32"/>
               </w:rPr>
-              <w:t>3.2</w:t>
+              <w:t>2.5</w:t>
             </w:r>
             <w:r>
               <w:rPr>
@@ -308,7 +320,7 @@
                 <w:szCs w:val="32"/>
                 <w:lang w:val="it-IT"/>
               </w:rPr>
-              <w:t>54</w:t>
+              <w:t>28</w:t>
             </w:r>
           </w:p>
           <w:p>
@@ -367,7 +379,7 @@
                 <w:szCs w:val="32"/>
                 <w:lang w:val="it-IT"/>
               </w:rPr>
-              <w:t>3</w:t>
+              <w:t>0</w:t>
             </w:r>
           </w:p>
         </w:tc>
@@ -383,93 +395,195 @@
               <w:adjustRightInd w:val="0"/>
               <w:spacing w:before="0" w:line="240" w:lineRule="auto"/>
               <w:rPr>
-                <w:rFonts w:ascii="BRH Devanagari Extra" w:hAnsi="BRH Devanagari Extra" w:cs="BRH Devanagari Extra"/>
+                <w:rFonts w:ascii="BRH Malayalam Extra" w:eastAsia="Times New Roman" w:hAnsi="BRH Malayalam Extra" w:cs="BRH Malayalam Extra"/>
+                <w:color w:val="000000"/>
+                <w:sz w:val="40"/>
+                <w:szCs w:val="40"/>
+                <w:lang w:val="en-IN" w:eastAsia="en-IN" w:bidi="ml-IN"/>
+              </w:rPr>
+            </w:pPr>
+            <w:r>
+              <w:rPr>
+                <w:rFonts w:ascii="BRH Malayalam Extra" w:eastAsia="Times New Roman" w:hAnsi="BRH Malayalam Extra" w:cs="BRH Malayalam Extra"/>
+                <w:color w:val="000000"/>
+                <w:sz w:val="40"/>
+                <w:szCs w:val="40"/>
+                <w:lang w:val="en-IN" w:eastAsia="en-IN" w:bidi="ml-IN"/>
+              </w:rPr>
+              <w:t>A</w:t>
+            </w:r>
+            <w:r>
+              <w:rPr>
+                <w:rFonts w:ascii="BRH Malayalam Extra" w:eastAsia="Times New Roman" w:hAnsi="BRH Malayalam Extra" w:cs="BRH Malayalam Extra"/>
+                <w:color w:val="000000"/>
+                <w:sz w:val="32"/>
+                <w:szCs w:val="40"/>
+                <w:lang w:val="en-IN" w:eastAsia="en-IN" w:bidi="ml-IN"/>
+              </w:rPr>
+              <w:t>–</w:t>
+            </w:r>
+            <w:r>
+              <w:rPr>
+                <w:rFonts w:ascii="BRH Malayalam Extra" w:eastAsia="Times New Roman" w:hAnsi="BRH Malayalam Extra" w:cs="BRH Malayalam Extra"/>
+                <w:color w:val="000000"/>
+                <w:sz w:val="40"/>
+                <w:szCs w:val="40"/>
+                <w:lang w:val="en-IN" w:eastAsia="en-IN" w:bidi="ml-IN"/>
+              </w:rPr>
+              <w:t>ÆõZy—rç</w:t>
+            </w:r>
+            <w:r>
+              <w:rPr>
+                <w:rFonts w:ascii="BRH Malayalam Extra" w:eastAsia="Times New Roman" w:hAnsi="BRH Malayalam Extra" w:cs="BRH Malayalam Extra"/>
+                <w:color w:val="000000"/>
+                <w:sz w:val="32"/>
+                <w:szCs w:val="40"/>
+                <w:lang w:val="en-IN" w:eastAsia="en-IN" w:bidi="ml-IN"/>
+              </w:rPr>
+              <w:t>–</w:t>
+            </w:r>
+            <w:r>
+              <w:rPr>
+                <w:rFonts w:ascii="BRH Malayalam Extra" w:eastAsia="Times New Roman" w:hAnsi="BRH Malayalam Extra" w:cs="BRH Malayalam Extra"/>
+                <w:color w:val="000000"/>
+                <w:sz w:val="40"/>
+                <w:szCs w:val="40"/>
+                <w:lang w:val="en-IN" w:eastAsia="en-IN" w:bidi="ml-IN"/>
+              </w:rPr>
+              <w:t xml:space="preserve">b§ h¡p—dxdy | </w:t>
+            </w:r>
+          </w:p>
+          <w:p>
+            <w:pPr>
+              <w:widowControl w:val="0"/>
+              <w:autoSpaceDE w:val="0"/>
+              <w:autoSpaceDN w:val="0"/>
+              <w:adjustRightInd w:val="0"/>
+              <w:spacing w:before="0" w:line="240" w:lineRule="auto"/>
+              <w:rPr>
+                <w:rFonts w:ascii="BRH Malayalam Extra" w:eastAsia="Times New Roman" w:hAnsi="BRH Malayalam Extra" w:cs="BRH Malayalam Extra"/>
+                <w:color w:val="000000"/>
+                <w:sz w:val="40"/>
+                <w:szCs w:val="40"/>
+                <w:lang w:val="en-IN" w:eastAsia="en-IN" w:bidi="ml-IN"/>
+              </w:rPr>
+            </w:pPr>
+            <w:r>
+              <w:rPr>
+                <w:rFonts w:ascii="BRH Malayalam Extra" w:eastAsia="Times New Roman" w:hAnsi="BRH Malayalam Extra" w:cs="BRH Malayalam Extra"/>
+                <w:color w:val="000000"/>
+                <w:sz w:val="40"/>
+                <w:szCs w:val="40"/>
+                <w:lang w:val="en-IN" w:eastAsia="en-IN" w:bidi="ml-IN"/>
+              </w:rPr>
+              <w:t>A</w:t>
+            </w:r>
+            <w:r>
+              <w:rPr>
+                <w:rFonts w:ascii="BRH Malayalam Extra" w:eastAsia="Times New Roman" w:hAnsi="BRH Malayalam Extra" w:cs="BRH Malayalam Extra"/>
+                <w:color w:val="000000"/>
+                <w:sz w:val="32"/>
+                <w:szCs w:val="40"/>
+                <w:lang w:val="en-IN" w:eastAsia="en-IN" w:bidi="ml-IN"/>
+              </w:rPr>
+              <w:t>–</w:t>
+            </w:r>
+            <w:r>
+              <w:rPr>
+                <w:rFonts w:ascii="BRH Malayalam Extra" w:eastAsia="Times New Roman" w:hAnsi="BRH Malayalam Extra" w:cs="BRH Malayalam Extra"/>
+                <w:color w:val="000000"/>
+                <w:sz w:val="40"/>
+                <w:szCs w:val="40"/>
+                <w:lang w:val="en-IN" w:eastAsia="en-IN" w:bidi="ml-IN"/>
+              </w:rPr>
+              <w:t>ÆõZy—rç</w:t>
+            </w:r>
+            <w:r>
+              <w:rPr>
+                <w:rFonts w:ascii="BRH Malayalam Extra" w:eastAsia="Times New Roman" w:hAnsi="BRH Malayalam Extra" w:cs="BRH Malayalam Extra"/>
+                <w:color w:val="000000"/>
+                <w:sz w:val="32"/>
+                <w:szCs w:val="40"/>
+                <w:lang w:val="en-IN" w:eastAsia="en-IN" w:bidi="ml-IN"/>
+              </w:rPr>
+              <w:t>–</w:t>
+            </w:r>
+            <w:r>
+              <w:rPr>
+                <w:rFonts w:ascii="BRH Malayalam Extra" w:eastAsia="Times New Roman" w:hAnsi="BRH Malayalam Extra" w:cs="BRH Malayalam Extra"/>
+                <w:color w:val="000000"/>
+                <w:sz w:val="40"/>
+                <w:szCs w:val="40"/>
+                <w:lang w:val="en-IN" w:eastAsia="en-IN" w:bidi="ml-IN"/>
+              </w:rPr>
+              <w:t>byZõ—</w:t>
+            </w:r>
+            <w:r>
+              <w:rPr>
+                <w:rFonts w:ascii="BRH Malayalam Extra" w:eastAsia="Times New Roman" w:hAnsi="BRH Malayalam Extra" w:cs="BRH Malayalam Extra"/>
                 <w:color w:val="000000"/>
                 <w:sz w:val="40"/>
                 <w:szCs w:val="40"/>
                 <w:highlight w:val="yellow"/>
-              </w:rPr>
-            </w:pPr>
-            <w:r>
-              <w:rPr>
-                <w:rFonts w:ascii="BRH Malayalam Extra" w:eastAsia="Times New Roman" w:hAnsi="BRH Malayalam Extra" w:cs="BRH Malayalam Extra"/>
-                <w:color w:val="000000"/>
-                <w:sz w:val="40"/>
-                <w:szCs w:val="40"/>
-                <w:lang w:val="en-IN" w:eastAsia="en-IN" w:bidi="ml-IN"/>
-              </w:rPr>
-              <w:t>¥Rx¥</w:t>
-            </w:r>
-            <w:r>
-              <w:rPr>
-                <w:rFonts w:ascii="BRH Malayalam Extra" w:eastAsia="Times New Roman" w:hAnsi="BRH Malayalam Extra" w:cs="BRH Malayalam Extra"/>
-                <w:color w:val="000000"/>
-                <w:sz w:val="40"/>
-                <w:szCs w:val="40"/>
-                <w:lang w:val="en-IN" w:eastAsia="en-IN" w:bidi="ml-IN"/>
-              </w:rPr>
-              <w:t>ö</w:t>
-            </w:r>
-            <w:r>
-              <w:rPr>
-                <w:rFonts w:ascii="BRH Malayalam Extra" w:eastAsia="Times New Roman" w:hAnsi="BRH Malayalam Extra" w:cs="BRH Malayalam Extra"/>
-                <w:color w:val="000000"/>
-                <w:sz w:val="40"/>
-                <w:szCs w:val="40"/>
-                <w:highlight w:val="yellow"/>
-                <w:lang w:val="en-IN" w:eastAsia="en-IN" w:bidi="ml-IN"/>
-              </w:rPr>
-              <w:t>r</w:t>
-            </w:r>
-            <w:r>
-              <w:rPr>
-                <w:rFonts w:ascii="BRH Malayalam Extra" w:eastAsia="Times New Roman" w:hAnsi="BRH Malayalam Extra" w:cs="BRH Malayalam Extra"/>
-                <w:color w:val="000000"/>
-                <w:sz w:val="40"/>
-                <w:szCs w:val="40"/>
-                <w:lang w:val="en-IN" w:eastAsia="en-IN" w:bidi="ml-IN"/>
-              </w:rPr>
-              <w:t>æ</w:t>
-            </w:r>
-            <w:r>
-              <w:rPr>
-                <w:rFonts w:ascii="BRH Malayalam Extra" w:eastAsia="Times New Roman" w:hAnsi="BRH Malayalam Extra" w:cs="BRH Malayalam Extra"/>
-                <w:color w:val="000000"/>
-                <w:sz w:val="32"/>
-                <w:szCs w:val="40"/>
-                <w:lang w:val="en-IN" w:eastAsia="en-IN" w:bidi="ml-IN"/>
-              </w:rPr>
-              <w:t>–</w:t>
-            </w:r>
-            <w:r>
-              <w:rPr>
-                <w:rFonts w:ascii="BRH Malayalam Extra" w:eastAsia="Times New Roman" w:hAnsi="BRH Malayalam Extra" w:cs="BRH Malayalam Extra"/>
-                <w:color w:val="000000"/>
-                <w:sz w:val="40"/>
-                <w:szCs w:val="40"/>
-                <w:lang w:val="en-IN" w:eastAsia="en-IN" w:bidi="ml-IN"/>
-              </w:rPr>
-              <w:t xml:space="preserve"> CZy</w:t>
-            </w:r>
-            <w:r>
-              <w:rPr>
-                <w:rFonts w:ascii="BRH Malayalam Extra" w:eastAsia="Times New Roman" w:hAnsi="BRH Malayalam Extra" w:cs="BRH Malayalam Extra"/>
-                <w:color w:val="000000"/>
-                <w:sz w:val="32"/>
-                <w:szCs w:val="40"/>
-                <w:lang w:val="en-IN" w:eastAsia="en-IN" w:bidi="ml-IN"/>
-              </w:rPr>
-              <w:t>–</w:t>
-            </w:r>
-            <w:r>
-              <w:rPr>
-                <w:rFonts w:ascii="BRH Malayalam Extra" w:eastAsia="Times New Roman" w:hAnsi="BRH Malayalam Extra" w:cs="BRH Malayalam Extra"/>
-                <w:color w:val="000000"/>
-                <w:sz w:val="40"/>
-                <w:szCs w:val="40"/>
-                <w:lang w:val="en-IN" w:eastAsia="en-IN" w:bidi="ml-IN"/>
-              </w:rPr>
-              <w:t xml:space="preserve"> ¥Rx¥öræ˜ ||</w:t>
+                <w:lang w:val="en-IN" w:eastAsia="en-IN" w:bidi="ml-IN"/>
+              </w:rPr>
+              <w:t>Æ</w:t>
+            </w:r>
+            <w:r>
+              <w:rPr>
+                <w:rFonts w:ascii="BRH Malayalam Extra" w:eastAsia="Times New Roman" w:hAnsi="BRH Malayalam Extra" w:cs="BRH Malayalam Extra"/>
+                <w:color w:val="000000"/>
+                <w:sz w:val="40"/>
+                <w:szCs w:val="40"/>
+                <w:lang w:val="en-IN" w:eastAsia="en-IN" w:bidi="ml-IN"/>
+              </w:rPr>
+              <w:t xml:space="preserve">y </w:t>
+            </w:r>
+            <w:r>
+              <w:rPr>
+                <w:rFonts w:ascii="BRH Malayalam Extra" w:eastAsia="Times New Roman" w:hAnsi="BRH Malayalam Extra" w:cs="BRH Malayalam Extra"/>
+                <w:color w:val="000000"/>
+                <w:sz w:val="40"/>
+                <w:szCs w:val="40"/>
+                <w:lang w:val="en-IN" w:eastAsia="en-IN" w:bidi="ml-IN"/>
+              </w:rPr>
+              <w:t>–</w:t>
+            </w:r>
+            <w:r>
+              <w:rPr>
+                <w:rFonts w:ascii="BRH Malayalam Extra" w:eastAsia="Times New Roman" w:hAnsi="BRH Malayalam Extra" w:cs="BRH Malayalam Extra"/>
+                <w:color w:val="000000"/>
+                <w:sz w:val="40"/>
+                <w:szCs w:val="40"/>
+                <w:lang w:val="en-IN" w:eastAsia="en-IN" w:bidi="ml-IN"/>
+              </w:rPr>
+              <w:t xml:space="preserve"> </w:t>
+            </w:r>
+          </w:p>
+          <w:p>
+            <w:pPr>
+              <w:widowControl w:val="0"/>
+              <w:autoSpaceDE w:val="0"/>
+              <w:autoSpaceDN w:val="0"/>
+              <w:adjustRightInd w:val="0"/>
+              <w:spacing w:before="0" w:line="240" w:lineRule="auto"/>
+              <w:rPr>
+                <w:rFonts w:ascii="BRH Malayalam Extra" w:eastAsia="Times New Roman" w:hAnsi="BRH Malayalam Extra" w:cs="BRH Malayalam Extra"/>
+                <w:color w:val="000000"/>
+                <w:sz w:val="40"/>
+                <w:szCs w:val="40"/>
+                <w:lang w:eastAsia="en-IN" w:bidi="ml-IN"/>
+              </w:rPr>
+            </w:pPr>
+            <w:r>
+              <w:rPr>
+                <w:rFonts w:ascii="BRH Malayalam Extra" w:eastAsia="Times New Roman" w:hAnsi="BRH Malayalam Extra" w:cs="BRH Malayalam Extra"/>
+                <w:color w:val="000000"/>
+                <w:sz w:val="40"/>
+                <w:szCs w:val="40"/>
+                <w:lang w:val="en-IN" w:eastAsia="en-IN" w:bidi="ml-IN"/>
+              </w:rPr>
+              <w:t>AZy—rçZ§ |</w:t>
             </w:r>
           </w:p>
         </w:tc>
@@ -485,22 +599,128 @@
               <w:adjustRightInd w:val="0"/>
               <w:spacing w:before="0" w:line="240" w:lineRule="auto"/>
               <w:rPr>
-                <w:rFonts w:ascii="BRH Devanagari Extra" w:hAnsi="BRH Devanagari Extra" w:cs="BRH Devanagari Extra"/>
-                <w:color w:val="000000"/>
-                <w:sz w:val="40"/>
-                <w:szCs w:val="40"/>
-                <w:highlight w:val="yellow"/>
-              </w:rPr>
-            </w:pPr>
-            <w:r>
-              <w:rPr>
-                <w:rFonts w:ascii="BRH Malayalam Extra" w:eastAsia="Times New Roman" w:hAnsi="BRH Malayalam Extra" w:cs="BRH Malayalam Extra"/>
-                <w:color w:val="000000"/>
-                <w:sz w:val="40"/>
-                <w:szCs w:val="40"/>
-                <w:lang w:val="en-IN" w:eastAsia="en-IN" w:bidi="ml-IN"/>
-              </w:rPr>
-              <w:t>¥Rx</w:t>
+                <w:rFonts w:ascii="BRH Malayalam Extra" w:eastAsia="Times New Roman" w:hAnsi="BRH Malayalam Extra" w:cs="BRH Malayalam Extra"/>
+                <w:color w:val="000000"/>
+                <w:sz w:val="40"/>
+                <w:szCs w:val="40"/>
+                <w:lang w:val="en-IN" w:eastAsia="en-IN" w:bidi="ml-IN"/>
+              </w:rPr>
+            </w:pPr>
+            <w:r>
+              <w:rPr>
+                <w:rFonts w:ascii="BRH Malayalam Extra" w:eastAsia="Times New Roman" w:hAnsi="BRH Malayalam Extra" w:cs="BRH Malayalam Extra"/>
+                <w:color w:val="000000"/>
+                <w:sz w:val="40"/>
+                <w:szCs w:val="40"/>
+                <w:lang w:val="en-IN" w:eastAsia="en-IN" w:bidi="ml-IN"/>
+              </w:rPr>
+              <w:t>A</w:t>
+            </w:r>
+            <w:r>
+              <w:rPr>
+                <w:rFonts w:ascii="BRH Malayalam Extra" w:eastAsia="Times New Roman" w:hAnsi="BRH Malayalam Extra" w:cs="BRH Malayalam Extra"/>
+                <w:color w:val="000000"/>
+                <w:sz w:val="32"/>
+                <w:szCs w:val="40"/>
+                <w:lang w:val="en-IN" w:eastAsia="en-IN" w:bidi="ml-IN"/>
+              </w:rPr>
+              <w:t>–</w:t>
+            </w:r>
+            <w:r>
+              <w:rPr>
+                <w:rFonts w:ascii="BRH Malayalam Extra" w:eastAsia="Times New Roman" w:hAnsi="BRH Malayalam Extra" w:cs="BRH Malayalam Extra"/>
+                <w:color w:val="000000"/>
+                <w:sz w:val="40"/>
+                <w:szCs w:val="40"/>
+                <w:lang w:val="en-IN" w:eastAsia="en-IN" w:bidi="ml-IN"/>
+              </w:rPr>
+              <w:t>ÆõZy—rç</w:t>
+            </w:r>
+            <w:r>
+              <w:rPr>
+                <w:rFonts w:ascii="BRH Malayalam Extra" w:eastAsia="Times New Roman" w:hAnsi="BRH Malayalam Extra" w:cs="BRH Malayalam Extra"/>
+                <w:color w:val="000000"/>
+                <w:sz w:val="32"/>
+                <w:szCs w:val="40"/>
+                <w:lang w:val="en-IN" w:eastAsia="en-IN" w:bidi="ml-IN"/>
+              </w:rPr>
+              <w:t>–</w:t>
+            </w:r>
+            <w:r>
+              <w:rPr>
+                <w:rFonts w:ascii="BRH Malayalam Extra" w:eastAsia="Times New Roman" w:hAnsi="BRH Malayalam Extra" w:cs="BRH Malayalam Extra"/>
+                <w:color w:val="000000"/>
+                <w:sz w:val="40"/>
+                <w:szCs w:val="40"/>
+                <w:lang w:val="en-IN" w:eastAsia="en-IN" w:bidi="ml-IN"/>
+              </w:rPr>
+              <w:t xml:space="preserve">b§ h¡p—dxdy | </w:t>
+            </w:r>
+          </w:p>
+          <w:p>
+            <w:pPr>
+              <w:widowControl w:val="0"/>
+              <w:autoSpaceDE w:val="0"/>
+              <w:autoSpaceDN w:val="0"/>
+              <w:adjustRightInd w:val="0"/>
+              <w:spacing w:before="0" w:line="240" w:lineRule="auto"/>
+              <w:rPr>
+                <w:rFonts w:ascii="BRH Malayalam Extra" w:eastAsia="Times New Roman" w:hAnsi="BRH Malayalam Extra" w:cs="BRH Malayalam Extra"/>
+                <w:color w:val="000000"/>
+                <w:sz w:val="40"/>
+                <w:szCs w:val="40"/>
+                <w:lang w:val="en-IN" w:eastAsia="en-IN" w:bidi="ml-IN"/>
+              </w:rPr>
+            </w:pPr>
+            <w:r>
+              <w:rPr>
+                <w:rFonts w:ascii="BRH Malayalam Extra" w:eastAsia="Times New Roman" w:hAnsi="BRH Malayalam Extra" w:cs="BRH Malayalam Extra"/>
+                <w:color w:val="000000"/>
+                <w:sz w:val="40"/>
+                <w:szCs w:val="40"/>
+                <w:lang w:val="en-IN" w:eastAsia="en-IN" w:bidi="ml-IN"/>
+              </w:rPr>
+              <w:t>A</w:t>
+            </w:r>
+            <w:r>
+              <w:rPr>
+                <w:rFonts w:ascii="BRH Malayalam Extra" w:eastAsia="Times New Roman" w:hAnsi="BRH Malayalam Extra" w:cs="BRH Malayalam Extra"/>
+                <w:color w:val="000000"/>
+                <w:sz w:val="32"/>
+                <w:szCs w:val="40"/>
+                <w:lang w:val="en-IN" w:eastAsia="en-IN" w:bidi="ml-IN"/>
+              </w:rPr>
+              <w:t>–</w:t>
+            </w:r>
+            <w:r>
+              <w:rPr>
+                <w:rFonts w:ascii="BRH Malayalam Extra" w:eastAsia="Times New Roman" w:hAnsi="BRH Malayalam Extra" w:cs="BRH Malayalam Extra"/>
+                <w:color w:val="000000"/>
+                <w:sz w:val="40"/>
+                <w:szCs w:val="40"/>
+                <w:lang w:val="en-IN" w:eastAsia="en-IN" w:bidi="ml-IN"/>
+              </w:rPr>
+              <w:t>ÆõZy—rç</w:t>
+            </w:r>
+            <w:r>
+              <w:rPr>
+                <w:rFonts w:ascii="BRH Malayalam Extra" w:eastAsia="Times New Roman" w:hAnsi="BRH Malayalam Extra" w:cs="BRH Malayalam Extra"/>
+                <w:color w:val="000000"/>
+                <w:sz w:val="32"/>
+                <w:szCs w:val="40"/>
+                <w:lang w:val="en-IN" w:eastAsia="en-IN" w:bidi="ml-IN"/>
+              </w:rPr>
+              <w:t>–</w:t>
+            </w:r>
+            <w:r>
+              <w:rPr>
+                <w:rFonts w:ascii="BRH Malayalam Extra" w:eastAsia="Times New Roman" w:hAnsi="BRH Malayalam Extra" w:cs="BRH Malayalam Extra"/>
+                <w:color w:val="000000"/>
+                <w:sz w:val="40"/>
+                <w:szCs w:val="40"/>
+                <w:lang w:val="en-IN" w:eastAsia="en-IN" w:bidi="ml-IN"/>
+              </w:rPr>
+              <w:t>byZõ—</w:t>
             </w:r>
             <w:r>
               <w:rPr>
@@ -511,57 +731,63 @@
                 <w:highlight w:val="green"/>
                 <w:lang w:val="en-IN" w:eastAsia="en-IN" w:bidi="ml-IN"/>
               </w:rPr>
-              <w:t>öræ</w:t>
-            </w:r>
-            <w:r>
-              <w:rPr>
-                <w:rFonts w:ascii="BRH Malayalam Extra" w:eastAsia="Times New Roman" w:hAnsi="BRH Malayalam Extra" w:cs="BRH Malayalam Extra"/>
-                <w:color w:val="000000"/>
-                <w:sz w:val="32"/>
-                <w:szCs w:val="40"/>
-                <w:lang w:val="en-IN" w:eastAsia="en-IN" w:bidi="ml-IN"/>
-              </w:rPr>
-              <w:t>–</w:t>
-            </w:r>
-            <w:r>
-              <w:rPr>
-                <w:rFonts w:ascii="BRH Malayalam Extra" w:eastAsia="Times New Roman" w:hAnsi="BRH Malayalam Extra" w:cs="BRH Malayalam Extra"/>
-                <w:color w:val="000000"/>
-                <w:sz w:val="40"/>
-                <w:szCs w:val="40"/>
-                <w:lang w:val="en-IN" w:eastAsia="en-IN" w:bidi="ml-IN"/>
-              </w:rPr>
-              <w:t xml:space="preserve"> CZy</w:t>
-            </w:r>
-            <w:r>
-              <w:rPr>
-                <w:rFonts w:ascii="BRH Malayalam Extra" w:eastAsia="Times New Roman" w:hAnsi="BRH Malayalam Extra" w:cs="BRH Malayalam Extra"/>
-                <w:color w:val="000000"/>
-                <w:sz w:val="32"/>
-                <w:szCs w:val="40"/>
-                <w:lang w:val="en-IN" w:eastAsia="en-IN" w:bidi="ml-IN"/>
-              </w:rPr>
-              <w:t>–</w:t>
-            </w:r>
-            <w:r>
-              <w:rPr>
-                <w:rFonts w:ascii="BRH Malayalam Extra" w:eastAsia="Times New Roman" w:hAnsi="BRH Malayalam Extra" w:cs="BRH Malayalam Extra"/>
-                <w:color w:val="000000"/>
-                <w:sz w:val="40"/>
-                <w:szCs w:val="40"/>
-                <w:lang w:val="en-IN" w:eastAsia="en-IN" w:bidi="ml-IN"/>
-              </w:rPr>
-              <w:t xml:space="preserve"> ¥Rx¥öræ˜ || </w:t>
-            </w:r>
-            <w:r>
-              <w:rPr>
-                <w:rFonts w:ascii="BRH Malayalam Extra" w:eastAsia="Times New Roman" w:hAnsi="BRH Malayalam Extra" w:cs="BRH Malayalam Extra"/>
-                <w:color w:val="000000"/>
-                <w:sz w:val="40"/>
-                <w:szCs w:val="40"/>
-                <w:lang w:val="en-IN" w:eastAsia="en-IN" w:bidi="ml-IN"/>
-              </w:rPr>
-              <w:t>|</w:t>
+              <w:t>c</w:t>
+            </w:r>
+            <w:r>
+              <w:rPr>
+                <w:rFonts w:ascii="BRH Malayalam Extra" w:eastAsia="Times New Roman" w:hAnsi="BRH Malayalam Extra" w:cs="BRH Malayalam Extra"/>
+                <w:color w:val="000000"/>
+                <w:sz w:val="40"/>
+                <w:szCs w:val="40"/>
+                <w:lang w:val="en-IN" w:eastAsia="en-IN" w:bidi="ml-IN"/>
+              </w:rPr>
+              <w:t xml:space="preserve">y </w:t>
+            </w:r>
+            <w:r>
+              <w:rPr>
+                <w:rFonts w:ascii="BRH Malayalam Extra" w:eastAsia="Times New Roman" w:hAnsi="BRH Malayalam Extra" w:cs="BRH Malayalam Extra"/>
+                <w:color w:val="000000"/>
+                <w:sz w:val="40"/>
+                <w:szCs w:val="40"/>
+                <w:lang w:val="en-IN" w:eastAsia="en-IN" w:bidi="ml-IN"/>
+              </w:rPr>
+              <w:t>–</w:t>
+            </w:r>
+            <w:r>
+              <w:rPr>
+                <w:rFonts w:ascii="BRH Malayalam Extra" w:eastAsia="Times New Roman" w:hAnsi="BRH Malayalam Extra" w:cs="BRH Malayalam Extra"/>
+                <w:color w:val="000000"/>
+                <w:sz w:val="40"/>
+                <w:szCs w:val="40"/>
+                <w:lang w:val="en-IN" w:eastAsia="en-IN" w:bidi="ml-IN"/>
+              </w:rPr>
+              <w:t xml:space="preserve"> </w:t>
+            </w:r>
+          </w:p>
+          <w:p>
+            <w:pPr>
+              <w:widowControl w:val="0"/>
+              <w:autoSpaceDE w:val="0"/>
+              <w:autoSpaceDN w:val="0"/>
+              <w:adjustRightInd w:val="0"/>
+              <w:spacing w:before="0" w:line="240" w:lineRule="auto"/>
+              <w:rPr>
+                <w:rFonts w:ascii="BRH Malayalam Extra" w:eastAsia="Times New Roman" w:hAnsi="BRH Malayalam Extra" w:cs="BRH Malayalam Extra"/>
+                <w:color w:val="000000"/>
+                <w:sz w:val="40"/>
+                <w:szCs w:val="40"/>
+                <w:lang w:val="en-IN" w:eastAsia="en-IN" w:bidi="ml-IN"/>
+              </w:rPr>
+            </w:pPr>
+            <w:r>
+              <w:rPr>
+                <w:rFonts w:ascii="BRH Malayalam Extra" w:eastAsia="Times New Roman" w:hAnsi="BRH Malayalam Extra" w:cs="BRH Malayalam Extra"/>
+                <w:color w:val="000000"/>
+                <w:sz w:val="40"/>
+                <w:szCs w:val="40"/>
+                <w:lang w:val="en-IN" w:eastAsia="en-IN" w:bidi="ml-IN"/>
+              </w:rPr>
+              <w:t>AZy—rçZ§ |</w:t>
             </w:r>
           </w:p>
         </w:tc>
@@ -608,7 +834,7 @@
                 <w:sz w:val="28"/>
                 <w:szCs w:val="32"/>
               </w:rPr>
-              <w:t>9.4</w:t>
+              <w:t>3.2</w:t>
             </w:r>
             <w:r>
               <w:rPr>
@@ -636,6 +862,36 @@
                 <w:b/>
                 <w:sz w:val="28"/>
                 <w:szCs w:val="32"/>
+                <w:lang w:val="en-IN"/>
+              </w:rPr>
+            </w:pPr>
+            <w:r>
+              <w:rPr>
+                <w:rFonts w:cs="Arial"/>
+                <w:b/>
+                <w:sz w:val="28"/>
+                <w:szCs w:val="32"/>
+                <w:lang w:val="en-IN"/>
+              </w:rPr>
+              <w:t>Krama Vaakyam No.– 54</w:t>
+            </w:r>
+          </w:p>
+          <w:p>
+            <w:pPr>
+              <w:widowControl w:val="0"/>
+              <w:tabs>
+                <w:tab w:val="left" w:pos="993"/>
+              </w:tabs>
+              <w:autoSpaceDE w:val="0"/>
+              <w:autoSpaceDN w:val="0"/>
+              <w:adjustRightInd w:val="0"/>
+              <w:spacing w:before="0" w:line="252" w:lineRule="auto"/>
+              <w:ind w:right="297"/>
+              <w:rPr>
+                <w:rFonts w:cs="Arial"/>
+                <w:b/>
+                <w:sz w:val="28"/>
+                <w:szCs w:val="32"/>
                 <w:lang w:val="it-IT"/>
               </w:rPr>
             </w:pPr>
@@ -647,17 +903,307 @@
                 <w:szCs w:val="32"/>
                 <w:lang w:val="it-IT"/>
               </w:rPr>
-              <w:t xml:space="preserve">Krama Vaakyam No.– </w:t>
-            </w:r>
-            <w:r>
-              <w:rPr>
-                <w:rFonts w:cs="Arial"/>
-                <w:b/>
-                <w:sz w:val="28"/>
+              <w:t>Panchaati No</w:t>
+            </w:r>
+            <w:r>
+              <w:rPr>
+                <w:rFonts w:cs="Arial"/>
+                <w:b/>
                 <w:szCs w:val="32"/>
                 <w:lang w:val="it-IT"/>
               </w:rPr>
-              <w:t>23</w:t>
+              <w:t xml:space="preserve">. - </w:t>
+            </w:r>
+            <w:r>
+              <w:rPr>
+                <w:rFonts w:cs="Arial"/>
+                <w:b/>
+                <w:sz w:val="28"/>
+                <w:szCs w:val="32"/>
+                <w:lang w:val="it-IT"/>
+              </w:rPr>
+              <w:t>1</w:t>
+            </w:r>
+            <w:r>
+              <w:rPr>
+                <w:rFonts w:cs="Arial"/>
+                <w:b/>
+                <w:sz w:val="28"/>
+                <w:szCs w:val="32"/>
+                <w:lang w:val="it-IT"/>
+              </w:rPr>
+              <w:t>3</w:t>
+            </w:r>
+          </w:p>
+        </w:tc>
+        <w:tc>
+          <w:tcPr>
+            <w:tcW w:w="5103" w:type="dxa"/>
+          </w:tcPr>
+          <w:p>
+            <w:pPr>
+              <w:widowControl w:val="0"/>
+              <w:autoSpaceDE w:val="0"/>
+              <w:autoSpaceDN w:val="0"/>
+              <w:adjustRightInd w:val="0"/>
+              <w:spacing w:before="0" w:line="240" w:lineRule="auto"/>
+              <w:rPr>
+                <w:rFonts w:ascii="BRH Devanagari Extra" w:hAnsi="BRH Devanagari Extra" w:cs="BRH Devanagari Extra"/>
+                <w:color w:val="000000"/>
+                <w:sz w:val="40"/>
+                <w:szCs w:val="40"/>
+                <w:highlight w:val="yellow"/>
+                <w:lang w:val="it-IT"/>
+              </w:rPr>
+            </w:pPr>
+            <w:r>
+              <w:rPr>
+                <w:rFonts w:ascii="BRH Malayalam Extra" w:eastAsia="Times New Roman" w:hAnsi="BRH Malayalam Extra" w:cs="BRH Malayalam Extra"/>
+                <w:color w:val="000000"/>
+                <w:sz w:val="40"/>
+                <w:szCs w:val="40"/>
+                <w:lang w:val="it-IT" w:eastAsia="en-IN" w:bidi="ml-IN"/>
+              </w:rPr>
+              <w:t>¥Rx¥ö</w:t>
+            </w:r>
+            <w:r>
+              <w:rPr>
+                <w:rFonts w:ascii="BRH Malayalam Extra" w:eastAsia="Times New Roman" w:hAnsi="BRH Malayalam Extra" w:cs="BRH Malayalam Extra"/>
+                <w:color w:val="000000"/>
+                <w:sz w:val="40"/>
+                <w:szCs w:val="40"/>
+                <w:highlight w:val="yellow"/>
+                <w:lang w:val="it-IT" w:eastAsia="en-IN" w:bidi="ml-IN"/>
+              </w:rPr>
+              <w:t>r</w:t>
+            </w:r>
+            <w:r>
+              <w:rPr>
+                <w:rFonts w:ascii="BRH Malayalam Extra" w:eastAsia="Times New Roman" w:hAnsi="BRH Malayalam Extra" w:cs="BRH Malayalam Extra"/>
+                <w:color w:val="000000"/>
+                <w:sz w:val="40"/>
+                <w:szCs w:val="40"/>
+                <w:lang w:val="it-IT" w:eastAsia="en-IN" w:bidi="ml-IN"/>
+              </w:rPr>
+              <w:t>æ</w:t>
+            </w:r>
+            <w:r>
+              <w:rPr>
+                <w:rFonts w:ascii="BRH Malayalam Extra" w:eastAsia="Times New Roman" w:hAnsi="BRH Malayalam Extra" w:cs="BRH Malayalam Extra"/>
+                <w:color w:val="000000"/>
+                <w:sz w:val="32"/>
+                <w:szCs w:val="40"/>
+                <w:lang w:val="it-IT" w:eastAsia="en-IN" w:bidi="ml-IN"/>
+              </w:rPr>
+              <w:t>–</w:t>
+            </w:r>
+            <w:r>
+              <w:rPr>
+                <w:rFonts w:ascii="BRH Malayalam Extra" w:eastAsia="Times New Roman" w:hAnsi="BRH Malayalam Extra" w:cs="BRH Malayalam Extra"/>
+                <w:color w:val="000000"/>
+                <w:sz w:val="40"/>
+                <w:szCs w:val="40"/>
+                <w:lang w:val="it-IT" w:eastAsia="en-IN" w:bidi="ml-IN"/>
+              </w:rPr>
+              <w:t xml:space="preserve"> CZy</w:t>
+            </w:r>
+            <w:r>
+              <w:rPr>
+                <w:rFonts w:ascii="BRH Malayalam Extra" w:eastAsia="Times New Roman" w:hAnsi="BRH Malayalam Extra" w:cs="BRH Malayalam Extra"/>
+                <w:color w:val="000000"/>
+                <w:sz w:val="32"/>
+                <w:szCs w:val="40"/>
+                <w:lang w:val="it-IT" w:eastAsia="en-IN" w:bidi="ml-IN"/>
+              </w:rPr>
+              <w:t>–</w:t>
+            </w:r>
+            <w:r>
+              <w:rPr>
+                <w:rFonts w:ascii="BRH Malayalam Extra" w:eastAsia="Times New Roman" w:hAnsi="BRH Malayalam Extra" w:cs="BRH Malayalam Extra"/>
+                <w:color w:val="000000"/>
+                <w:sz w:val="40"/>
+                <w:szCs w:val="40"/>
+                <w:lang w:val="it-IT" w:eastAsia="en-IN" w:bidi="ml-IN"/>
+              </w:rPr>
+              <w:t xml:space="preserve"> ¥Rx¥öræ˜ ||</w:t>
+            </w:r>
+          </w:p>
+        </w:tc>
+        <w:tc>
+          <w:tcPr>
+            <w:tcW w:w="5386" w:type="dxa"/>
+          </w:tcPr>
+          <w:p>
+            <w:pPr>
+              <w:widowControl w:val="0"/>
+              <w:autoSpaceDE w:val="0"/>
+              <w:autoSpaceDN w:val="0"/>
+              <w:adjustRightInd w:val="0"/>
+              <w:spacing w:before="0" w:line="240" w:lineRule="auto"/>
+              <w:rPr>
+                <w:rFonts w:ascii="BRH Devanagari Extra" w:hAnsi="BRH Devanagari Extra" w:cs="BRH Devanagari Extra"/>
+                <w:color w:val="000000"/>
+                <w:sz w:val="40"/>
+                <w:szCs w:val="40"/>
+                <w:highlight w:val="yellow"/>
+              </w:rPr>
+            </w:pPr>
+            <w:r>
+              <w:rPr>
+                <w:rFonts w:ascii="BRH Malayalam Extra" w:eastAsia="Times New Roman" w:hAnsi="BRH Malayalam Extra" w:cs="BRH Malayalam Extra"/>
+                <w:color w:val="000000"/>
+                <w:sz w:val="40"/>
+                <w:szCs w:val="40"/>
+                <w:lang w:val="en-IN" w:eastAsia="en-IN" w:bidi="ml-IN"/>
+              </w:rPr>
+              <w:t>¥Rx</w:t>
+            </w:r>
+            <w:r>
+              <w:rPr>
+                <w:rFonts w:ascii="BRH Malayalam Extra" w:eastAsia="Times New Roman" w:hAnsi="BRH Malayalam Extra" w:cs="BRH Malayalam Extra"/>
+                <w:color w:val="000000"/>
+                <w:sz w:val="40"/>
+                <w:szCs w:val="40"/>
+                <w:highlight w:val="green"/>
+                <w:lang w:val="en-IN" w:eastAsia="en-IN" w:bidi="ml-IN"/>
+              </w:rPr>
+              <w:t>öræ</w:t>
+            </w:r>
+            <w:r>
+              <w:rPr>
+                <w:rFonts w:ascii="BRH Malayalam Extra" w:eastAsia="Times New Roman" w:hAnsi="BRH Malayalam Extra" w:cs="BRH Malayalam Extra"/>
+                <w:color w:val="000000"/>
+                <w:sz w:val="32"/>
+                <w:szCs w:val="40"/>
+                <w:lang w:val="en-IN" w:eastAsia="en-IN" w:bidi="ml-IN"/>
+              </w:rPr>
+              <w:t>–</w:t>
+            </w:r>
+            <w:r>
+              <w:rPr>
+                <w:rFonts w:ascii="BRH Malayalam Extra" w:eastAsia="Times New Roman" w:hAnsi="BRH Malayalam Extra" w:cs="BRH Malayalam Extra"/>
+                <w:color w:val="000000"/>
+                <w:sz w:val="40"/>
+                <w:szCs w:val="40"/>
+                <w:lang w:val="en-IN" w:eastAsia="en-IN" w:bidi="ml-IN"/>
+              </w:rPr>
+              <w:t xml:space="preserve"> CZy</w:t>
+            </w:r>
+            <w:r>
+              <w:rPr>
+                <w:rFonts w:ascii="BRH Malayalam Extra" w:eastAsia="Times New Roman" w:hAnsi="BRH Malayalam Extra" w:cs="BRH Malayalam Extra"/>
+                <w:color w:val="000000"/>
+                <w:sz w:val="32"/>
+                <w:szCs w:val="40"/>
+                <w:lang w:val="en-IN" w:eastAsia="en-IN" w:bidi="ml-IN"/>
+              </w:rPr>
+              <w:t>–</w:t>
+            </w:r>
+            <w:r>
+              <w:rPr>
+                <w:rFonts w:ascii="BRH Malayalam Extra" w:eastAsia="Times New Roman" w:hAnsi="BRH Malayalam Extra" w:cs="BRH Malayalam Extra"/>
+                <w:color w:val="000000"/>
+                <w:sz w:val="40"/>
+                <w:szCs w:val="40"/>
+                <w:lang w:val="en-IN" w:eastAsia="en-IN" w:bidi="ml-IN"/>
+              </w:rPr>
+              <w:t xml:space="preserve"> ¥Rx¥öræ˜ || </w:t>
+            </w:r>
+            <w:r>
+              <w:rPr>
+                <w:rFonts w:ascii="BRH Malayalam Extra" w:eastAsia="Times New Roman" w:hAnsi="BRH Malayalam Extra" w:cs="BRH Malayalam Extra"/>
+                <w:color w:val="000000"/>
+                <w:sz w:val="40"/>
+                <w:szCs w:val="40"/>
+                <w:lang w:val="en-IN" w:eastAsia="en-IN" w:bidi="ml-IN"/>
+              </w:rPr>
+              <w:t>|</w:t>
+            </w:r>
+          </w:p>
+        </w:tc>
+      </w:tr>
+      <w:tr>
+        <w:trPr>
+          <w:trHeight w:val="1118"/>
+        </w:trPr>
+        <w:tc>
+          <w:tcPr>
+            <w:tcW w:w="3906" w:type="dxa"/>
+          </w:tcPr>
+          <w:p>
+            <w:pPr>
+              <w:widowControl w:val="0"/>
+              <w:tabs>
+                <w:tab w:val="left" w:pos="993"/>
+              </w:tabs>
+              <w:autoSpaceDE w:val="0"/>
+              <w:autoSpaceDN w:val="0"/>
+              <w:adjustRightInd w:val="0"/>
+              <w:spacing w:before="0" w:line="252" w:lineRule="auto"/>
+              <w:ind w:right="297"/>
+              <w:rPr>
+                <w:rFonts w:cs="Arial"/>
+                <w:b/>
+                <w:sz w:val="28"/>
+                <w:szCs w:val="32"/>
+              </w:rPr>
+            </w:pPr>
+            <w:r>
+              <w:rPr>
+                <w:rFonts w:cs="Arial"/>
+                <w:b/>
+                <w:sz w:val="28"/>
+                <w:szCs w:val="32"/>
+              </w:rPr>
+              <w:t>T.S.4.6.</w:t>
+            </w:r>
+            <w:r>
+              <w:rPr>
+                <w:rFonts w:cs="Arial"/>
+                <w:b/>
+                <w:sz w:val="28"/>
+                <w:szCs w:val="32"/>
+              </w:rPr>
+              <w:t>9.4</w:t>
+            </w:r>
+            <w:r>
+              <w:rPr>
+                <w:rFonts w:cs="Arial"/>
+                <w:b/>
+                <w:sz w:val="28"/>
+                <w:szCs w:val="32"/>
+              </w:rPr>
+              <w:t xml:space="preserve"> – Kramam</w:t>
+            </w:r>
+          </w:p>
+          <w:p>
+            <w:pPr>
+              <w:widowControl w:val="0"/>
+              <w:tabs>
+                <w:tab w:val="left" w:pos="993"/>
+              </w:tabs>
+              <w:autoSpaceDE w:val="0"/>
+              <w:autoSpaceDN w:val="0"/>
+              <w:adjustRightInd w:val="0"/>
+              <w:spacing w:before="0" w:line="252" w:lineRule="auto"/>
+              <w:ind w:right="297"/>
+              <w:rPr>
+                <w:rFonts w:cs="Arial"/>
+                <w:b/>
+                <w:sz w:val="28"/>
+                <w:szCs w:val="32"/>
+                <w:lang w:val="en-IN"/>
+              </w:rPr>
+            </w:pPr>
+            <w:r>
+              <w:rPr>
+                <w:rFonts w:cs="Arial"/>
+                <w:b/>
+                <w:sz w:val="28"/>
+                <w:szCs w:val="32"/>
+                <w:lang w:val="en-IN"/>
+              </w:rPr>
+              <w:t>Krama Vaakyam No.– 23</w:t>
             </w:r>
           </w:p>
           <w:p>
@@ -1140,6 +1686,7 @@
                 <w:sz w:val="28"/>
                 <w:szCs w:val="32"/>
               </w:rPr>
+              <w:lastRenderedPageBreak/>
               <w:t>T.S.4.6.</w:t>
             </w:r>
             <w:r>
@@ -1744,7 +2291,6 @@
           <w:szCs w:val="32"/>
           <w:u w:val="single"/>
         </w:rPr>
-        <w:lastRenderedPageBreak/>
         <w:t>=========</w:t>
       </w:r>
     </w:p>
@@ -3151,6 +3697,7 @@
                 <w:sz w:val="28"/>
                 <w:szCs w:val="32"/>
               </w:rPr>
+              <w:lastRenderedPageBreak/>
               <w:t>T.S.4.6.6.4 – Kramam</w:t>
             </w:r>
           </w:p>
@@ -3913,7 +4460,6 @@
                 <w:sz w:val="28"/>
                 <w:szCs w:val="32"/>
               </w:rPr>
-              <w:lastRenderedPageBreak/>
               <w:t>T.S.4.6.7.5 – Kramam</w:t>
             </w:r>
           </w:p>
@@ -5468,6 +6014,7 @@
                 <w:sz w:val="28"/>
                 <w:szCs w:val="32"/>
               </w:rPr>
+              <w:lastRenderedPageBreak/>
               <w:t>T.S.4.6.9.1 – Kramam</w:t>
             </w:r>
           </w:p>
@@ -6156,7 +6703,6 @@
                 <w:sz w:val="28"/>
                 <w:szCs w:val="32"/>
               </w:rPr>
-              <w:lastRenderedPageBreak/>
               <w:t>T.S.4.6.9.2 – Kramam</w:t>
             </w:r>
           </w:p>
@@ -6487,7 +7033,16 @@
           <w:bCs/>
           <w:sz w:val="32"/>
         </w:rPr>
-        <w:t>replaced with</w:t>
+        <w:t xml:space="preserve">replaced </w:t>
+      </w:r>
+      <w:proofErr w:type="gramStart"/>
+      <w:r>
+        <w:rPr>
+          <w:b/>
+          <w:bCs/>
+          <w:sz w:val="32"/>
+        </w:rPr>
+        <w:t>with</w:t>
       </w:r>
       <w:r>
         <w:rPr>
@@ -6509,6 +7064,7 @@
         </w:rPr>
         <w:t>"</w:t>
       </w:r>
+      <w:proofErr w:type="gramEnd"/>
       <w:r>
         <w:rPr>
           <w:rFonts w:ascii="BRH Malayalam" w:hAnsi="BRH Malayalam" w:cs="BRH Malayalam"/>
@@ -6520,6 +7076,7 @@
         </w:rPr>
         <w:t>q§T</w:t>
       </w:r>
+      <w:proofErr w:type="gramStart"/>
       <w:r>
         <w:rPr>
           <w:rFonts w:ascii="BRH Malayalam" w:hAnsi="BRH Malayalam" w:cs="BRH Malayalam"/>
@@ -6536,7 +7093,16 @@
           <w:bCs/>
           <w:sz w:val="32"/>
         </w:rPr>
-        <w:t>wherever applicable</w:t>
+        <w:t>wherever</w:t>
+      </w:r>
+      <w:proofErr w:type="gramEnd"/>
+      <w:r>
+        <w:rPr>
+          <w:b/>
+          <w:bCs/>
+          <w:sz w:val="32"/>
+        </w:rPr>
+        <w:t xml:space="preserve"> applicable</w:t>
       </w:r>
     </w:p>
     <w:p>

--- a/TS-Kramam/TS-4.6/TS 4.6 Malayalam Krama Paatam Corrections.docx
+++ b/TS-Kramam/TS-4.6/TS 4.6 Malayalam Krama Paatam Corrections.docx
@@ -1,6 +1,6 @@
 
 <file path=word/document.xml><?xml version="1.0" encoding="utf-8"?>
-<w:document xmlns:wpc="http://schemas.microsoft.com/office/word/2010/wordprocessingCanvas" xmlns:cx="http://schemas.microsoft.com/office/drawing/2014/chartex" xmlns:cx1="http://schemas.microsoft.com/office/drawing/2015/9/8/chartex" xmlns:cx2="http://schemas.microsoft.com/office/drawing/2015/10/21/chartex" xmlns:cx3="http://schemas.microsoft.com/office/drawing/2016/5/9/chartex" xmlns:cx4="http://schemas.microsoft.com/office/drawing/2016/5/10/chartex" xmlns:cx5="http://schemas.microsoft.com/office/drawing/2016/5/11/chartex" xmlns:cx6="http://schemas.microsoft.com/office/drawing/2016/5/12/chartex" xmlns:cx7="http://schemas.microsoft.com/office/drawing/2016/5/13/chartex" xmlns:cx8="http://schemas.microsoft.com/office/drawing/2016/5/14/chartex" xmlns:mc="http://schemas.openxmlformats.org/markup-compatibility/2006" xmlns:aink="http://schemas.microsoft.com/office/drawing/2016/ink" xmlns:am3d="http://schemas.microsoft.com/office/drawing/2017/model3d" xmlns:o="urn:schemas-microsoft-com:office:office" xmlns:oel="http://schemas.microsoft.com/office/2019/extlst" xmlns:r="http://schemas.openxmlformats.org/officeDocument/2006/relationships" xmlns:m="http://schemas.openxmlformats.org/officeDocument/2006/math" xmlns:v="urn:schemas-microsoft-com:vml" xmlns:wp14="http://schemas.microsoft.com/office/word/2010/wordprocessingDrawing" xmlns:wp="http://schemas.openxmlformats.org/drawingml/2006/wordprocessingDrawing" xmlns:w10="urn:schemas-microsoft-com:office:word" xmlns:w="http://schemas.openxmlformats.org/wordprocessingml/2006/main" xmlns:w14="http://schemas.microsoft.com/office/word/2010/wordml" xmlns:w15="http://schemas.microsoft.com/office/word/2012/wordml" xmlns:w16cex="http://schemas.microsoft.com/office/word/2018/wordml/cex" xmlns:w16cid="http://schemas.microsoft.com/office/word/2016/wordml/cid" xmlns:w16="http://schemas.microsoft.com/office/word/2018/wordml" xmlns:w16du="http://schemas.microsoft.com/office/word/2023/wordml/word16du" xmlns:w16sdtdh="http://schemas.microsoft.com/office/word/2020/wordml/sdtdatahash" xmlns:w16sdtfl="http://schemas.microsoft.com/office/word/2024/wordml/sdtformatlock" xmlns:w16se="http://schemas.microsoft.com/office/word/2015/wordml/symex" xmlns:wpg="http://schemas.microsoft.com/office/word/2010/wordprocessingGroup" xmlns:wpi="http://schemas.microsoft.com/office/word/2010/wordprocessingInk" xmlns:wne="http://schemas.microsoft.com/office/word/2006/wordml" xmlns:wps="http://schemas.microsoft.com/office/word/2010/wordprocessingShape" mc:Ignorable="w14 w15 w16se w16cid w16 w16cex w16sdtdh w16sdtfl w16du wp14">
+<w:document xmlns:wpc="http://schemas.microsoft.com/office/word/2010/wordprocessingCanvas" xmlns:cx="http://schemas.microsoft.com/office/drawing/2014/chartex" xmlns:cx1="http://schemas.microsoft.com/office/drawing/2015/9/8/chartex" xmlns:cx2="http://schemas.microsoft.com/office/drawing/2015/10/21/chartex" xmlns:cx3="http://schemas.microsoft.com/office/drawing/2016/5/9/chartex" xmlns:cx4="http://schemas.microsoft.com/office/drawing/2016/5/10/chartex" xmlns:cx5="http://schemas.microsoft.com/office/drawing/2016/5/11/chartex" xmlns:cx6="http://schemas.microsoft.com/office/drawing/2016/5/12/chartex" xmlns:cx7="http://schemas.microsoft.com/office/drawing/2016/5/13/chartex" xmlns:cx8="http://schemas.microsoft.com/office/drawing/2016/5/14/chartex" xmlns:mc="http://schemas.openxmlformats.org/markup-compatibility/2006" xmlns:aink="http://schemas.microsoft.com/office/drawing/2016/ink" xmlns:am3d="http://schemas.microsoft.com/office/drawing/2017/model3d" xmlns:o="urn:schemas-microsoft-com:office:office" xmlns:oel="http://schemas.microsoft.com/office/2019/extlst" xmlns:r="http://schemas.openxmlformats.org/officeDocument/2006/relationships" xmlns:m="http://schemas.openxmlformats.org/officeDocument/2006/math" xmlns:v="urn:schemas-microsoft-com:vml" xmlns:wp14="http://schemas.microsoft.com/office/word/2010/wordprocessingDrawing" xmlns:wp="http://schemas.openxmlformats.org/drawingml/2006/wordprocessingDrawing" xmlns:w10="urn:schemas-microsoft-com:office:word" xmlns:w="http://schemas.openxmlformats.org/wordprocessingml/2006/main" xmlns:w14="http://schemas.microsoft.com/office/word/2010/wordml" xmlns:w15="http://schemas.microsoft.com/office/word/2012/wordml" xmlns:w16cei="http://schemas.microsoft.com/office/word/2026/wordml/cei" xmlns:w16cex="http://schemas.microsoft.com/office/word/2018/wordml/cex" xmlns:w16cid="http://schemas.microsoft.com/office/word/2016/wordml/cid" xmlns:w16="http://schemas.microsoft.com/office/word/2018/wordml" xmlns:w16du="http://schemas.microsoft.com/office/word/2023/wordml/word16du" xmlns:w16sdtdh="http://schemas.microsoft.com/office/word/2020/wordml/sdtdatahash" xmlns:w16sdtfl="http://schemas.microsoft.com/office/word/2024/wordml/sdtformatlock" xmlns:w16se="http://schemas.microsoft.com/office/word/2015/wordml/symex" xmlns:wpg="http://schemas.microsoft.com/office/word/2010/wordprocessingGroup" xmlns:wpi="http://schemas.microsoft.com/office/word/2010/wordprocessingInk" xmlns:wne="http://schemas.microsoft.com/office/word/2006/wordml" xmlns:wps="http://schemas.microsoft.com/office/word/2010/wordprocessingShape" mc:Ignorable="w14 w15 w16se w16cid w16 w16cex w16sdtdh w16sdtfl w16du wp14">
   <w:body>
     <w:p>
       <w:pPr>
@@ -81,18 +81,7 @@
           <w:szCs w:val="32"/>
           <w:u w:val="single"/>
         </w:rPr>
-        <w:t xml:space="preserve">Observed </w:t>
-      </w:r>
-      <w:proofErr w:type="gramStart"/>
-      <w:r>
-        <w:rPr>
-          <w:b/>
-          <w:bCs/>
-          <w:sz w:val="32"/>
-          <w:szCs w:val="32"/>
-          <w:u w:val="single"/>
-        </w:rPr>
-        <w:t xml:space="preserve">till </w:t>
+        <w:t xml:space="preserve">Observed till </w:t>
       </w:r>
       <w:r>
         <w:rPr>
@@ -105,7 +94,6 @@
         </w:rPr>
         <w:t>????</w:t>
       </w:r>
-      <w:proofErr w:type="gramEnd"/>
     </w:p>
     <w:p>
       <w:pPr>
@@ -271,7 +259,7 @@
                 <w:sz w:val="28"/>
                 <w:szCs w:val="32"/>
               </w:rPr>
-              <w:t>2.5</w:t>
+              <w:t>1.4</w:t>
             </w:r>
             <w:r>
               <w:rPr>
@@ -299,16 +287,16 @@
                 <w:b/>
                 <w:sz w:val="28"/>
                 <w:szCs w:val="32"/>
-                <w:lang w:val="it-IT"/>
-              </w:rPr>
-            </w:pPr>
-            <w:r>
-              <w:rPr>
-                <w:rFonts w:cs="Arial"/>
-                <w:b/>
-                <w:sz w:val="28"/>
-                <w:szCs w:val="32"/>
-                <w:lang w:val="it-IT"/>
+                <w:lang w:val="en-IN"/>
+              </w:rPr>
+            </w:pPr>
+            <w:r>
+              <w:rPr>
+                <w:rFonts w:cs="Arial"/>
+                <w:b/>
+                <w:sz w:val="28"/>
+                <w:szCs w:val="32"/>
+                <w:lang w:val="en-IN"/>
               </w:rPr>
               <w:t xml:space="preserve">Krama Vaakyam No.– </w:t>
             </w:r>
@@ -318,9 +306,9 @@
                 <w:b/>
                 <w:sz w:val="28"/>
                 <w:szCs w:val="32"/>
-                <w:lang w:val="it-IT"/>
-              </w:rPr>
-              <w:t>28</w:t>
+                <w:lang w:val="en-IN"/>
+              </w:rPr>
+              <w:t>6</w:t>
             </w:r>
           </w:p>
           <w:p>
@@ -339,47 +327,36 @@
                 <w:b/>
                 <w:sz w:val="28"/>
                 <w:szCs w:val="32"/>
+              </w:rPr>
+            </w:pPr>
+            <w:r>
+              <w:rPr>
+                <w:rFonts w:cs="Arial"/>
+                <w:b/>
+                <w:sz w:val="28"/>
+                <w:szCs w:val="32"/>
                 <w:lang w:val="it-IT"/>
               </w:rPr>
-            </w:pPr>
-            <w:r>
-              <w:rPr>
-                <w:rFonts w:cs="Arial"/>
-                <w:b/>
-                <w:sz w:val="28"/>
+              <w:t>Panchaati No</w:t>
+            </w:r>
+            <w:r>
+              <w:rPr>
+                <w:rFonts w:cs="Arial"/>
+                <w:b/>
                 <w:szCs w:val="32"/>
                 <w:lang w:val="it-IT"/>
               </w:rPr>
-              <w:t>Panchaati No</w:t>
-            </w:r>
-            <w:r>
-              <w:rPr>
-                <w:rFonts w:cs="Arial"/>
-                <w:b/>
+              <w:t xml:space="preserve">. - </w:t>
+            </w:r>
+            <w:r>
+              <w:rPr>
+                <w:rFonts w:cs="Arial"/>
+                <w:b/>
+                <w:sz w:val="28"/>
                 <w:szCs w:val="32"/>
                 <w:lang w:val="it-IT"/>
               </w:rPr>
-              <w:t xml:space="preserve">. - </w:t>
-            </w:r>
-            <w:r>
-              <w:rPr>
-                <w:rFonts w:cs="Arial"/>
-                <w:b/>
-                <w:sz w:val="28"/>
-                <w:szCs w:val="32"/>
-                <w:lang w:val="it-IT"/>
-              </w:rPr>
-              <w:t>1</w:t>
-            </w:r>
-            <w:r>
-              <w:rPr>
-                <w:rFonts w:cs="Arial"/>
-                <w:b/>
-                <w:sz w:val="28"/>
-                <w:szCs w:val="32"/>
-                <w:lang w:val="it-IT"/>
-              </w:rPr>
-              <w:t>0</w:t>
+              <w:t>4</w:t>
             </w:r>
           </w:p>
         </w:tc>
@@ -399,58 +376,58 @@
                 <w:color w:val="000000"/>
                 <w:sz w:val="40"/>
                 <w:szCs w:val="40"/>
-                <w:lang w:val="en-IN" w:eastAsia="en-IN" w:bidi="ml-IN"/>
-              </w:rPr>
-            </w:pPr>
-            <w:r>
-              <w:rPr>
-                <w:rFonts w:ascii="BRH Malayalam Extra" w:eastAsia="Times New Roman" w:hAnsi="BRH Malayalam Extra" w:cs="BRH Malayalam Extra"/>
-                <w:color w:val="000000"/>
-                <w:sz w:val="40"/>
-                <w:szCs w:val="40"/>
-                <w:lang w:val="en-IN" w:eastAsia="en-IN" w:bidi="ml-IN"/>
-              </w:rPr>
-              <w:t>A</w:t>
-            </w:r>
-            <w:r>
-              <w:rPr>
-                <w:rFonts w:ascii="BRH Malayalam Extra" w:eastAsia="Times New Roman" w:hAnsi="BRH Malayalam Extra" w:cs="BRH Malayalam Extra"/>
-                <w:color w:val="000000"/>
-                <w:sz w:val="32"/>
-                <w:szCs w:val="40"/>
-                <w:lang w:val="en-IN" w:eastAsia="en-IN" w:bidi="ml-IN"/>
-              </w:rPr>
-              <w:t>–</w:t>
-            </w:r>
-            <w:r>
-              <w:rPr>
-                <w:rFonts w:ascii="BRH Malayalam Extra" w:eastAsia="Times New Roman" w:hAnsi="BRH Malayalam Extra" w:cs="BRH Malayalam Extra"/>
-                <w:color w:val="000000"/>
-                <w:sz w:val="40"/>
-                <w:szCs w:val="40"/>
-                <w:lang w:val="en-IN" w:eastAsia="en-IN" w:bidi="ml-IN"/>
-              </w:rPr>
-              <w:t>ÆõZy—rç</w:t>
-            </w:r>
-            <w:r>
-              <w:rPr>
-                <w:rFonts w:ascii="BRH Malayalam Extra" w:eastAsia="Times New Roman" w:hAnsi="BRH Malayalam Extra" w:cs="BRH Malayalam Extra"/>
-                <w:color w:val="000000"/>
-                <w:sz w:val="32"/>
-                <w:szCs w:val="40"/>
-                <w:lang w:val="en-IN" w:eastAsia="en-IN" w:bidi="ml-IN"/>
-              </w:rPr>
-              <w:t>–</w:t>
-            </w:r>
-            <w:r>
-              <w:rPr>
-                <w:rFonts w:ascii="BRH Malayalam Extra" w:eastAsia="Times New Roman" w:hAnsi="BRH Malayalam Extra" w:cs="BRH Malayalam Extra"/>
-                <w:color w:val="000000"/>
-                <w:sz w:val="40"/>
-                <w:szCs w:val="40"/>
-                <w:lang w:val="en-IN" w:eastAsia="en-IN" w:bidi="ml-IN"/>
-              </w:rPr>
-              <w:t xml:space="preserve">b§ h¡p—dxdy | </w:t>
+                <w:lang w:eastAsia="en-IN" w:bidi="ml-IN"/>
+              </w:rPr>
+            </w:pPr>
+            <w:r>
+              <w:rPr>
+                <w:rFonts w:ascii="BRH Malayalam Extra" w:eastAsia="Times New Roman" w:hAnsi="BRH Malayalam Extra" w:cs="BRH Malayalam Extra"/>
+                <w:color w:val="000000"/>
+                <w:sz w:val="40"/>
+                <w:szCs w:val="40"/>
+                <w:lang w:eastAsia="en-IN" w:bidi="ml-IN"/>
+              </w:rPr>
+              <w:t>pW§ g—ª</w:t>
+            </w:r>
+            <w:r>
+              <w:rPr>
+                <w:rFonts w:ascii="BRH Malayalam Extra" w:eastAsia="Times New Roman" w:hAnsi="BRH Malayalam Extra" w:cs="BRH Malayalam Extra"/>
+                <w:color w:val="000000"/>
+                <w:sz w:val="40"/>
+                <w:szCs w:val="40"/>
+                <w:lang w:eastAsia="en-IN" w:bidi="ml-IN"/>
+              </w:rPr>
+              <w:t>.</w:t>
+            </w:r>
+            <w:r>
+              <w:rPr>
+                <w:rFonts w:ascii="BRH Malayalam Extra" w:eastAsia="Times New Roman" w:hAnsi="BRH Malayalam Extra" w:cs="BRH Malayalam Extra"/>
+                <w:color w:val="000000"/>
+                <w:sz w:val="40"/>
+                <w:szCs w:val="40"/>
+                <w:lang w:eastAsia="en-IN" w:bidi="ml-IN"/>
+              </w:rPr>
+              <w:t>ty</w:t>
+            </w:r>
+            <w:r>
+              <w:rPr>
+                <w:rFonts w:ascii="BRH Malayalam Extra" w:eastAsia="Times New Roman" w:hAnsi="BRH Malayalam Extra" w:cs="BRH Malayalam Extra"/>
+                <w:color w:val="000000"/>
+                <w:sz w:val="32"/>
+                <w:szCs w:val="40"/>
+                <w:lang w:eastAsia="en-IN" w:bidi="ml-IN"/>
+              </w:rPr>
+              <w:t>–</w:t>
+            </w:r>
+            <w:r>
+              <w:rPr>
+                <w:rFonts w:ascii="BRH Malayalam Extra" w:eastAsia="Times New Roman" w:hAnsi="BRH Malayalam Extra" w:cs="BRH Malayalam Extra"/>
+                <w:color w:val="000000"/>
+                <w:sz w:val="40"/>
+                <w:szCs w:val="40"/>
+                <w:lang w:eastAsia="en-IN" w:bidi="ml-IN"/>
+              </w:rPr>
+              <w:t xml:space="preserve">r¥b˜ | </w:t>
             </w:r>
           </w:p>
           <w:p>
@@ -461,112 +438,13 @@
               <w:adjustRightInd w:val="0"/>
               <w:spacing w:before="0" w:line="240" w:lineRule="auto"/>
               <w:rPr>
-                <w:rFonts w:ascii="BRH Malayalam Extra" w:eastAsia="Times New Roman" w:hAnsi="BRH Malayalam Extra" w:cs="BRH Malayalam Extra"/>
-                <w:color w:val="000000"/>
-                <w:sz w:val="40"/>
-                <w:szCs w:val="40"/>
-                <w:lang w:val="en-IN" w:eastAsia="en-IN" w:bidi="ml-IN"/>
-              </w:rPr>
-            </w:pPr>
-            <w:r>
-              <w:rPr>
-                <w:rFonts w:ascii="BRH Malayalam Extra" w:eastAsia="Times New Roman" w:hAnsi="BRH Malayalam Extra" w:cs="BRH Malayalam Extra"/>
-                <w:color w:val="000000"/>
-                <w:sz w:val="40"/>
-                <w:szCs w:val="40"/>
-                <w:lang w:val="en-IN" w:eastAsia="en-IN" w:bidi="ml-IN"/>
-              </w:rPr>
-              <w:t>A</w:t>
-            </w:r>
-            <w:r>
-              <w:rPr>
-                <w:rFonts w:ascii="BRH Malayalam Extra" w:eastAsia="Times New Roman" w:hAnsi="BRH Malayalam Extra" w:cs="BRH Malayalam Extra"/>
-                <w:color w:val="000000"/>
-                <w:sz w:val="32"/>
-                <w:szCs w:val="40"/>
-                <w:lang w:val="en-IN" w:eastAsia="en-IN" w:bidi="ml-IN"/>
-              </w:rPr>
-              <w:t>–</w:t>
-            </w:r>
-            <w:r>
-              <w:rPr>
-                <w:rFonts w:ascii="BRH Malayalam Extra" w:eastAsia="Times New Roman" w:hAnsi="BRH Malayalam Extra" w:cs="BRH Malayalam Extra"/>
-                <w:color w:val="000000"/>
-                <w:sz w:val="40"/>
-                <w:szCs w:val="40"/>
-                <w:lang w:val="en-IN" w:eastAsia="en-IN" w:bidi="ml-IN"/>
-              </w:rPr>
-              <w:t>ÆõZy—rç</w:t>
-            </w:r>
-            <w:r>
-              <w:rPr>
-                <w:rFonts w:ascii="BRH Malayalam Extra" w:eastAsia="Times New Roman" w:hAnsi="BRH Malayalam Extra" w:cs="BRH Malayalam Extra"/>
-                <w:color w:val="000000"/>
-                <w:sz w:val="32"/>
-                <w:szCs w:val="40"/>
-                <w:lang w:val="en-IN" w:eastAsia="en-IN" w:bidi="ml-IN"/>
-              </w:rPr>
-              <w:t>–</w:t>
-            </w:r>
-            <w:r>
-              <w:rPr>
-                <w:rFonts w:ascii="BRH Malayalam Extra" w:eastAsia="Times New Roman" w:hAnsi="BRH Malayalam Extra" w:cs="BRH Malayalam Extra"/>
-                <w:color w:val="000000"/>
-                <w:sz w:val="40"/>
-                <w:szCs w:val="40"/>
-                <w:lang w:val="en-IN" w:eastAsia="en-IN" w:bidi="ml-IN"/>
-              </w:rPr>
-              <w:t>byZõ—</w:t>
-            </w:r>
-            <w:r>
-              <w:rPr>
-                <w:rFonts w:ascii="BRH Malayalam Extra" w:eastAsia="Times New Roman" w:hAnsi="BRH Malayalam Extra" w:cs="BRH Malayalam Extra"/>
-                <w:color w:val="000000"/>
-                <w:sz w:val="40"/>
-                <w:szCs w:val="40"/>
-                <w:highlight w:val="yellow"/>
-                <w:lang w:val="en-IN" w:eastAsia="en-IN" w:bidi="ml-IN"/>
-              </w:rPr>
-              <w:t>Æ</w:t>
-            </w:r>
-            <w:r>
-              <w:rPr>
-                <w:rFonts w:ascii="BRH Malayalam Extra" w:eastAsia="Times New Roman" w:hAnsi="BRH Malayalam Extra" w:cs="BRH Malayalam Extra"/>
-                <w:color w:val="000000"/>
-                <w:sz w:val="40"/>
-                <w:szCs w:val="40"/>
-                <w:lang w:val="en-IN" w:eastAsia="en-IN" w:bidi="ml-IN"/>
-              </w:rPr>
-              <w:t xml:space="preserve">y </w:t>
-            </w:r>
-            <w:r>
-              <w:rPr>
-                <w:rFonts w:ascii="BRH Malayalam Extra" w:eastAsia="Times New Roman" w:hAnsi="BRH Malayalam Extra" w:cs="BRH Malayalam Extra"/>
-                <w:color w:val="000000"/>
-                <w:sz w:val="40"/>
-                <w:szCs w:val="40"/>
-                <w:lang w:val="en-IN" w:eastAsia="en-IN" w:bidi="ml-IN"/>
-              </w:rPr>
-              <w:t>–</w:t>
-            </w:r>
-            <w:r>
-              <w:rPr>
-                <w:rFonts w:ascii="BRH Malayalam Extra" w:eastAsia="Times New Roman" w:hAnsi="BRH Malayalam Extra" w:cs="BRH Malayalam Extra"/>
-                <w:color w:val="000000"/>
-                <w:sz w:val="40"/>
-                <w:szCs w:val="40"/>
-                <w:lang w:val="en-IN" w:eastAsia="en-IN" w:bidi="ml-IN"/>
-              </w:rPr>
-              <w:t xml:space="preserve"> </w:t>
-            </w:r>
-          </w:p>
-          <w:p>
-            <w:pPr>
-              <w:widowControl w:val="0"/>
-              <w:autoSpaceDE w:val="0"/>
-              <w:autoSpaceDN w:val="0"/>
-              <w:adjustRightInd w:val="0"/>
-              <w:spacing w:before="0" w:line="240" w:lineRule="auto"/>
+                <w:rFonts w:ascii="BRH Devanagari Extra" w:hAnsi="BRH Devanagari Extra" w:cs="BRH Devanagari Extra"/>
+                <w:color w:val="000000"/>
+                <w:sz w:val="40"/>
+                <w:szCs w:val="40"/>
+              </w:rPr>
+            </w:pPr>
+            <w:r>
               <w:rPr>
                 <w:rFonts w:ascii="BRH Malayalam Extra" w:eastAsia="Times New Roman" w:hAnsi="BRH Malayalam Extra" w:cs="BRH Malayalam Extra"/>
                 <w:color w:val="000000"/>
@@ -574,16 +452,87 @@
                 <w:szCs w:val="40"/>
                 <w:lang w:eastAsia="en-IN" w:bidi="ml-IN"/>
               </w:rPr>
-            </w:pPr>
-            <w:r>
-              <w:rPr>
-                <w:rFonts w:ascii="BRH Malayalam Extra" w:eastAsia="Times New Roman" w:hAnsi="BRH Malayalam Extra" w:cs="BRH Malayalam Extra"/>
-                <w:color w:val="000000"/>
-                <w:sz w:val="40"/>
-                <w:szCs w:val="40"/>
-                <w:lang w:val="en-IN" w:eastAsia="en-IN" w:bidi="ml-IN"/>
-              </w:rPr>
-              <w:t>AZy—rçZ§ |</w:t>
+              <w:t>g</w:t>
+            </w:r>
+            <w:r>
+              <w:rPr>
+                <w:rFonts w:ascii="BRH Malayalam Extra" w:eastAsia="Times New Roman" w:hAnsi="BRH Malayalam Extra" w:cs="BRH Malayalam Extra"/>
+                <w:color w:val="000000"/>
+                <w:sz w:val="32"/>
+                <w:szCs w:val="40"/>
+                <w:lang w:eastAsia="en-IN" w:bidi="ml-IN"/>
+              </w:rPr>
+              <w:t>–</w:t>
+            </w:r>
+            <w:r>
+              <w:rPr>
+                <w:rFonts w:ascii="BRH Malayalam Extra" w:eastAsia="Times New Roman" w:hAnsi="BRH Malayalam Extra" w:cs="BRH Malayalam Extra"/>
+                <w:color w:val="000000"/>
+                <w:sz w:val="40"/>
+                <w:szCs w:val="40"/>
+                <w:lang w:eastAsia="en-IN" w:bidi="ml-IN"/>
+              </w:rPr>
+              <w:t>ª.</w:t>
+            </w:r>
+            <w:r>
+              <w:rPr>
+                <w:rFonts w:ascii="BRH Malayalam Extra" w:eastAsia="Times New Roman" w:hAnsi="BRH Malayalam Extra" w:cs="BRH Malayalam Extra"/>
+                <w:color w:val="000000"/>
+                <w:sz w:val="32"/>
+                <w:szCs w:val="40"/>
+                <w:lang w:eastAsia="en-IN" w:bidi="ml-IN"/>
+              </w:rPr>
+              <w:t>–</w:t>
+            </w:r>
+            <w:r>
+              <w:rPr>
+                <w:rFonts w:ascii="BRH Malayalam Extra" w:eastAsia="Times New Roman" w:hAnsi="BRH Malayalam Extra" w:cs="BRH Malayalam Extra"/>
+                <w:color w:val="000000"/>
+                <w:sz w:val="40"/>
+                <w:szCs w:val="40"/>
+                <w:lang w:eastAsia="en-IN" w:bidi="ml-IN"/>
+              </w:rPr>
+              <w:t>ty</w:t>
+            </w:r>
+            <w:r>
+              <w:rPr>
+                <w:rFonts w:ascii="BRH Malayalam Extra" w:eastAsia="Times New Roman" w:hAnsi="BRH Malayalam Extra" w:cs="BRH Malayalam Extra"/>
+                <w:color w:val="000000"/>
+                <w:sz w:val="32"/>
+                <w:szCs w:val="40"/>
+                <w:lang w:eastAsia="en-IN" w:bidi="ml-IN"/>
+              </w:rPr>
+              <w:t>–</w:t>
+            </w:r>
+            <w:r>
+              <w:rPr>
+                <w:rFonts w:ascii="BRH Malayalam Extra" w:eastAsia="Times New Roman" w:hAnsi="BRH Malayalam Extra" w:cs="BRH Malayalam Extra"/>
+                <w:color w:val="000000"/>
+                <w:sz w:val="40"/>
+                <w:szCs w:val="40"/>
+                <w:lang w:eastAsia="en-IN" w:bidi="ml-IN"/>
+              </w:rPr>
+              <w:t>r¥b</w:t>
+            </w:r>
+            <w:r>
+              <w:rPr>
+                <w:rFonts w:ascii="BRH Malayalam Extra" w:eastAsia="Times New Roman" w:hAnsi="BRH Malayalam Extra" w:cs="BRH Malayalam Extra"/>
+                <w:color w:val="000000"/>
+                <w:sz w:val="32"/>
+                <w:szCs w:val="40"/>
+                <w:lang w:eastAsia="en-IN" w:bidi="ml-IN"/>
+              </w:rPr>
+              <w:t>–</w:t>
+            </w:r>
+            <w:r>
+              <w:rPr>
+                <w:rFonts w:ascii="BRH Malayalam Extra" w:eastAsia="Times New Roman" w:hAnsi="BRH Malayalam Extra" w:cs="BRH Malayalam Extra"/>
+                <w:color w:val="000000"/>
+                <w:sz w:val="40"/>
+                <w:szCs w:val="40"/>
+                <w:lang w:eastAsia="en-IN" w:bidi="ml-IN"/>
+              </w:rPr>
+              <w:t xml:space="preserve"> pU§ |</w:t>
             </w:r>
           </w:p>
         </w:tc>
@@ -603,58 +552,59 @@
                 <w:color w:val="000000"/>
                 <w:sz w:val="40"/>
                 <w:szCs w:val="40"/>
-                <w:lang w:val="en-IN" w:eastAsia="en-IN" w:bidi="ml-IN"/>
-              </w:rPr>
-            </w:pPr>
-            <w:r>
-              <w:rPr>
-                <w:rFonts w:ascii="BRH Malayalam Extra" w:eastAsia="Times New Roman" w:hAnsi="BRH Malayalam Extra" w:cs="BRH Malayalam Extra"/>
-                <w:color w:val="000000"/>
-                <w:sz w:val="40"/>
-                <w:szCs w:val="40"/>
-                <w:lang w:val="en-IN" w:eastAsia="en-IN" w:bidi="ml-IN"/>
-              </w:rPr>
-              <w:t>A</w:t>
-            </w:r>
-            <w:r>
-              <w:rPr>
-                <w:rFonts w:ascii="BRH Malayalam Extra" w:eastAsia="Times New Roman" w:hAnsi="BRH Malayalam Extra" w:cs="BRH Malayalam Extra"/>
-                <w:color w:val="000000"/>
-                <w:sz w:val="32"/>
-                <w:szCs w:val="40"/>
-                <w:lang w:val="en-IN" w:eastAsia="en-IN" w:bidi="ml-IN"/>
-              </w:rPr>
-              <w:t>–</w:t>
-            </w:r>
-            <w:r>
-              <w:rPr>
-                <w:rFonts w:ascii="BRH Malayalam Extra" w:eastAsia="Times New Roman" w:hAnsi="BRH Malayalam Extra" w:cs="BRH Malayalam Extra"/>
-                <w:color w:val="000000"/>
-                <w:sz w:val="40"/>
-                <w:szCs w:val="40"/>
-                <w:lang w:val="en-IN" w:eastAsia="en-IN" w:bidi="ml-IN"/>
-              </w:rPr>
-              <w:t>ÆõZy—rç</w:t>
-            </w:r>
-            <w:r>
-              <w:rPr>
-                <w:rFonts w:ascii="BRH Malayalam Extra" w:eastAsia="Times New Roman" w:hAnsi="BRH Malayalam Extra" w:cs="BRH Malayalam Extra"/>
-                <w:color w:val="000000"/>
-                <w:sz w:val="32"/>
-                <w:szCs w:val="40"/>
-                <w:lang w:val="en-IN" w:eastAsia="en-IN" w:bidi="ml-IN"/>
-              </w:rPr>
-              <w:t>–</w:t>
-            </w:r>
-            <w:r>
-              <w:rPr>
-                <w:rFonts w:ascii="BRH Malayalam Extra" w:eastAsia="Times New Roman" w:hAnsi="BRH Malayalam Extra" w:cs="BRH Malayalam Extra"/>
-                <w:color w:val="000000"/>
-                <w:sz w:val="40"/>
-                <w:szCs w:val="40"/>
-                <w:lang w:val="en-IN" w:eastAsia="en-IN" w:bidi="ml-IN"/>
-              </w:rPr>
-              <w:t xml:space="preserve">b§ h¡p—dxdy | </w:t>
+                <w:lang w:eastAsia="en-IN" w:bidi="ml-IN"/>
+              </w:rPr>
+            </w:pPr>
+            <w:r>
+              <w:rPr>
+                <w:rFonts w:ascii="BRH Malayalam Extra" w:eastAsia="Times New Roman" w:hAnsi="BRH Malayalam Extra" w:cs="BRH Malayalam Extra"/>
+                <w:color w:val="000000"/>
+                <w:sz w:val="40"/>
+                <w:szCs w:val="40"/>
+                <w:lang w:eastAsia="en-IN" w:bidi="ml-IN"/>
+              </w:rPr>
+              <w:t>pW§ g—</w:t>
+            </w:r>
+            <w:r>
+              <w:rPr>
+                <w:rFonts w:ascii="BRH Malayalam Extra" w:eastAsia="Times New Roman" w:hAnsi="BRH Malayalam Extra" w:cs="BRH Malayalam Extra"/>
+                <w:color w:val="000000"/>
+                <w:sz w:val="40"/>
+                <w:szCs w:val="40"/>
+                <w:highlight w:val="green"/>
+                <w:lang w:eastAsia="en-IN" w:bidi="ml-IN"/>
+              </w:rPr>
+              <w:t>ª</w:t>
+            </w:r>
+            <w:r>
+              <w:rPr>
+                <w:rFonts w:ascii="BRH Malayalam Extra" w:eastAsia="Times New Roman" w:hAnsi="BRH Malayalam Extra" w:cs="BRH Malayalam Extra"/>
+                <w:color w:val="000000"/>
+                <w:sz w:val="40"/>
+                <w:szCs w:val="40"/>
+                <w:lang w:eastAsia="en-IN" w:bidi="ml-IN"/>
+              </w:rPr>
+              <w:t>ty</w:t>
+            </w:r>
+            <w:r>
+              <w:rPr>
+                <w:rFonts w:ascii="BRH Malayalam Extra" w:eastAsia="Times New Roman" w:hAnsi="BRH Malayalam Extra" w:cs="BRH Malayalam Extra"/>
+                <w:color w:val="000000"/>
+                <w:sz w:val="32"/>
+                <w:szCs w:val="40"/>
+                <w:lang w:eastAsia="en-IN" w:bidi="ml-IN"/>
+              </w:rPr>
+              <w:t>–</w:t>
+            </w:r>
+            <w:r>
+              <w:rPr>
+                <w:rFonts w:ascii="BRH Malayalam Extra" w:eastAsia="Times New Roman" w:hAnsi="BRH Malayalam Extra" w:cs="BRH Malayalam Extra"/>
+                <w:color w:val="000000"/>
+                <w:sz w:val="40"/>
+                <w:szCs w:val="40"/>
+                <w:lang w:eastAsia="en-IN" w:bidi="ml-IN"/>
+              </w:rPr>
+              <w:t xml:space="preserve">r¥b˜ | </w:t>
             </w:r>
           </w:p>
           <w:p>
@@ -665,129 +615,101 @@
               <w:adjustRightInd w:val="0"/>
               <w:spacing w:before="0" w:line="240" w:lineRule="auto"/>
               <w:rPr>
-                <w:rFonts w:ascii="BRH Malayalam Extra" w:eastAsia="Times New Roman" w:hAnsi="BRH Malayalam Extra" w:cs="BRH Malayalam Extra"/>
-                <w:color w:val="000000"/>
-                <w:sz w:val="40"/>
-                <w:szCs w:val="40"/>
-                <w:lang w:val="en-IN" w:eastAsia="en-IN" w:bidi="ml-IN"/>
-              </w:rPr>
-            </w:pPr>
-            <w:r>
-              <w:rPr>
-                <w:rFonts w:ascii="BRH Malayalam Extra" w:eastAsia="Times New Roman" w:hAnsi="BRH Malayalam Extra" w:cs="BRH Malayalam Extra"/>
-                <w:color w:val="000000"/>
-                <w:sz w:val="40"/>
-                <w:szCs w:val="40"/>
-                <w:lang w:val="en-IN" w:eastAsia="en-IN" w:bidi="ml-IN"/>
-              </w:rPr>
-              <w:t>A</w:t>
-            </w:r>
-            <w:r>
-              <w:rPr>
-                <w:rFonts w:ascii="BRH Malayalam Extra" w:eastAsia="Times New Roman" w:hAnsi="BRH Malayalam Extra" w:cs="BRH Malayalam Extra"/>
-                <w:color w:val="000000"/>
-                <w:sz w:val="32"/>
-                <w:szCs w:val="40"/>
-                <w:lang w:val="en-IN" w:eastAsia="en-IN" w:bidi="ml-IN"/>
-              </w:rPr>
-              <w:t>–</w:t>
-            </w:r>
-            <w:r>
-              <w:rPr>
-                <w:rFonts w:ascii="BRH Malayalam Extra" w:eastAsia="Times New Roman" w:hAnsi="BRH Malayalam Extra" w:cs="BRH Malayalam Extra"/>
-                <w:color w:val="000000"/>
-                <w:sz w:val="40"/>
-                <w:szCs w:val="40"/>
-                <w:lang w:val="en-IN" w:eastAsia="en-IN" w:bidi="ml-IN"/>
-              </w:rPr>
-              <w:t>ÆõZy—rç</w:t>
-            </w:r>
-            <w:r>
-              <w:rPr>
-                <w:rFonts w:ascii="BRH Malayalam Extra" w:eastAsia="Times New Roman" w:hAnsi="BRH Malayalam Extra" w:cs="BRH Malayalam Extra"/>
-                <w:color w:val="000000"/>
-                <w:sz w:val="32"/>
-                <w:szCs w:val="40"/>
-                <w:lang w:val="en-IN" w:eastAsia="en-IN" w:bidi="ml-IN"/>
-              </w:rPr>
-              <w:t>–</w:t>
-            </w:r>
-            <w:r>
-              <w:rPr>
-                <w:rFonts w:ascii="BRH Malayalam Extra" w:eastAsia="Times New Roman" w:hAnsi="BRH Malayalam Extra" w:cs="BRH Malayalam Extra"/>
-                <w:color w:val="000000"/>
-                <w:sz w:val="40"/>
-                <w:szCs w:val="40"/>
-                <w:lang w:val="en-IN" w:eastAsia="en-IN" w:bidi="ml-IN"/>
-              </w:rPr>
-              <w:t>byZõ—</w:t>
-            </w:r>
-            <w:r>
-              <w:rPr>
-                <w:rFonts w:ascii="BRH Malayalam Extra" w:eastAsia="Times New Roman" w:hAnsi="BRH Malayalam Extra" w:cs="BRH Malayalam Extra"/>
-                <w:color w:val="000000"/>
-                <w:sz w:val="40"/>
-                <w:szCs w:val="40"/>
-                <w:highlight w:val="green"/>
-                <w:lang w:val="en-IN" w:eastAsia="en-IN" w:bidi="ml-IN"/>
-              </w:rPr>
-              <w:t>c</w:t>
-            </w:r>
-            <w:r>
-              <w:rPr>
-                <w:rFonts w:ascii="BRH Malayalam Extra" w:eastAsia="Times New Roman" w:hAnsi="BRH Malayalam Extra" w:cs="BRH Malayalam Extra"/>
-                <w:color w:val="000000"/>
-                <w:sz w:val="40"/>
-                <w:szCs w:val="40"/>
-                <w:lang w:val="en-IN" w:eastAsia="en-IN" w:bidi="ml-IN"/>
-              </w:rPr>
-              <w:t xml:space="preserve">y </w:t>
-            </w:r>
-            <w:r>
-              <w:rPr>
-                <w:rFonts w:ascii="BRH Malayalam Extra" w:eastAsia="Times New Roman" w:hAnsi="BRH Malayalam Extra" w:cs="BRH Malayalam Extra"/>
-                <w:color w:val="000000"/>
-                <w:sz w:val="40"/>
-                <w:szCs w:val="40"/>
-                <w:lang w:val="en-IN" w:eastAsia="en-IN" w:bidi="ml-IN"/>
-              </w:rPr>
-              <w:t>–</w:t>
-            </w:r>
-            <w:r>
-              <w:rPr>
-                <w:rFonts w:ascii="BRH Malayalam Extra" w:eastAsia="Times New Roman" w:hAnsi="BRH Malayalam Extra" w:cs="BRH Malayalam Extra"/>
-                <w:color w:val="000000"/>
-                <w:sz w:val="40"/>
-                <w:szCs w:val="40"/>
-                <w:lang w:val="en-IN" w:eastAsia="en-IN" w:bidi="ml-IN"/>
-              </w:rPr>
-              <w:t xml:space="preserve"> </w:t>
-            </w:r>
-          </w:p>
-          <w:p>
-            <w:pPr>
-              <w:widowControl w:val="0"/>
-              <w:autoSpaceDE w:val="0"/>
-              <w:autoSpaceDN w:val="0"/>
-              <w:adjustRightInd w:val="0"/>
-              <w:spacing w:before="0" w:line="240" w:lineRule="auto"/>
-              <w:rPr>
-                <w:rFonts w:ascii="BRH Malayalam Extra" w:eastAsia="Times New Roman" w:hAnsi="BRH Malayalam Extra" w:cs="BRH Malayalam Extra"/>
-                <w:color w:val="000000"/>
-                <w:sz w:val="40"/>
-                <w:szCs w:val="40"/>
-                <w:lang w:val="en-IN" w:eastAsia="en-IN" w:bidi="ml-IN"/>
-              </w:rPr>
-            </w:pPr>
-            <w:r>
-              <w:rPr>
-                <w:rFonts w:ascii="BRH Malayalam Extra" w:eastAsia="Times New Roman" w:hAnsi="BRH Malayalam Extra" w:cs="BRH Malayalam Extra"/>
-                <w:color w:val="000000"/>
-                <w:sz w:val="40"/>
-                <w:szCs w:val="40"/>
-                <w:lang w:val="en-IN" w:eastAsia="en-IN" w:bidi="ml-IN"/>
-              </w:rPr>
-              <w:t>AZy—rçZ§ |</w:t>
+                <w:rFonts w:ascii="BRH Devanagari Extra" w:hAnsi="BRH Devanagari Extra" w:cs="BRH Devanagari Extra"/>
+                <w:color w:val="000000"/>
+                <w:sz w:val="40"/>
+                <w:szCs w:val="40"/>
+              </w:rPr>
+            </w:pPr>
+            <w:r>
+              <w:rPr>
+                <w:rFonts w:ascii="BRH Malayalam Extra" w:eastAsia="Times New Roman" w:hAnsi="BRH Malayalam Extra" w:cs="BRH Malayalam Extra"/>
+                <w:color w:val="000000"/>
+                <w:sz w:val="40"/>
+                <w:szCs w:val="40"/>
+                <w:lang w:eastAsia="en-IN" w:bidi="ml-IN"/>
+              </w:rPr>
+              <w:t>g</w:t>
+            </w:r>
+            <w:r>
+              <w:rPr>
+                <w:rFonts w:ascii="BRH Malayalam Extra" w:eastAsia="Times New Roman" w:hAnsi="BRH Malayalam Extra" w:cs="BRH Malayalam Extra"/>
+                <w:color w:val="000000"/>
+                <w:sz w:val="32"/>
+                <w:szCs w:val="40"/>
+                <w:lang w:eastAsia="en-IN" w:bidi="ml-IN"/>
+              </w:rPr>
+              <w:t>–</w:t>
+            </w:r>
+            <w:r>
+              <w:rPr>
+                <w:rFonts w:ascii="BRH Malayalam Extra" w:eastAsia="Times New Roman" w:hAnsi="BRH Malayalam Extra" w:cs="BRH Malayalam Extra"/>
+                <w:color w:val="000000"/>
+                <w:sz w:val="40"/>
+                <w:szCs w:val="40"/>
+                <w:lang w:eastAsia="en-IN" w:bidi="ml-IN"/>
+              </w:rPr>
+              <w:t>ª.</w:t>
+            </w:r>
+            <w:r>
+              <w:rPr>
+                <w:rFonts w:ascii="BRH Malayalam Extra" w:eastAsia="Times New Roman" w:hAnsi="BRH Malayalam Extra" w:cs="BRH Malayalam Extra"/>
+                <w:color w:val="000000"/>
+                <w:sz w:val="32"/>
+                <w:szCs w:val="40"/>
+                <w:lang w:eastAsia="en-IN" w:bidi="ml-IN"/>
+              </w:rPr>
+              <w:t>–</w:t>
+            </w:r>
+            <w:r>
+              <w:rPr>
+                <w:rFonts w:ascii="BRH Malayalam Extra" w:eastAsia="Times New Roman" w:hAnsi="BRH Malayalam Extra" w:cs="BRH Malayalam Extra"/>
+                <w:color w:val="000000"/>
+                <w:sz w:val="40"/>
+                <w:szCs w:val="40"/>
+                <w:lang w:eastAsia="en-IN" w:bidi="ml-IN"/>
+              </w:rPr>
+              <w:t>ty</w:t>
+            </w:r>
+            <w:r>
+              <w:rPr>
+                <w:rFonts w:ascii="BRH Malayalam Extra" w:eastAsia="Times New Roman" w:hAnsi="BRH Malayalam Extra" w:cs="BRH Malayalam Extra"/>
+                <w:color w:val="000000"/>
+                <w:sz w:val="32"/>
+                <w:szCs w:val="40"/>
+                <w:lang w:eastAsia="en-IN" w:bidi="ml-IN"/>
+              </w:rPr>
+              <w:t>–</w:t>
+            </w:r>
+            <w:r>
+              <w:rPr>
+                <w:rFonts w:ascii="BRH Malayalam Extra" w:eastAsia="Times New Roman" w:hAnsi="BRH Malayalam Extra" w:cs="BRH Malayalam Extra"/>
+                <w:color w:val="000000"/>
+                <w:sz w:val="40"/>
+                <w:szCs w:val="40"/>
+                <w:lang w:eastAsia="en-IN" w:bidi="ml-IN"/>
+              </w:rPr>
+              <w:t>r¥b</w:t>
+            </w:r>
+            <w:r>
+              <w:rPr>
+                <w:rFonts w:ascii="BRH Malayalam Extra" w:eastAsia="Times New Roman" w:hAnsi="BRH Malayalam Extra" w:cs="BRH Malayalam Extra"/>
+                <w:color w:val="000000"/>
+                <w:sz w:val="32"/>
+                <w:szCs w:val="40"/>
+                <w:lang w:eastAsia="en-IN" w:bidi="ml-IN"/>
+              </w:rPr>
+              <w:t>–</w:t>
+            </w:r>
+            <w:r>
+              <w:rPr>
+                <w:rFonts w:ascii="BRH Malayalam Extra" w:eastAsia="Times New Roman" w:hAnsi="BRH Malayalam Extra" w:cs="BRH Malayalam Extra"/>
+                <w:color w:val="000000"/>
+                <w:sz w:val="40"/>
+                <w:szCs w:val="40"/>
+                <w:lang w:eastAsia="en-IN" w:bidi="ml-IN"/>
+              </w:rPr>
+              <w:t xml:space="preserve"> pU§ |</w:t>
             </w:r>
           </w:p>
         </w:tc>
@@ -834,7 +756,7 @@
                 <w:sz w:val="28"/>
                 <w:szCs w:val="32"/>
               </w:rPr>
-              <w:t>3.2</w:t>
+              <w:t>2.5</w:t>
             </w:r>
             <w:r>
               <w:rPr>
@@ -873,7 +795,7 @@
                 <w:szCs w:val="32"/>
                 <w:lang w:val="en-IN"/>
               </w:rPr>
-              <w:t>Krama Vaakyam No.– 54</w:t>
+              <w:t>Krama Vaakyam No.– 28</w:t>
             </w:r>
           </w:p>
           <w:p>
@@ -932,7 +854,7 @@
                 <w:szCs w:val="32"/>
                 <w:lang w:val="it-IT"/>
               </w:rPr>
-              <w:t>3</w:t>
+              <w:t>0</w:t>
             </w:r>
           </w:p>
         </w:tc>
@@ -948,84 +870,195 @@
               <w:adjustRightInd w:val="0"/>
               <w:spacing w:before="0" w:line="240" w:lineRule="auto"/>
               <w:rPr>
-                <w:rFonts w:ascii="BRH Devanagari Extra" w:hAnsi="BRH Devanagari Extra" w:cs="BRH Devanagari Extra"/>
+                <w:rFonts w:ascii="BRH Malayalam Extra" w:eastAsia="Times New Roman" w:hAnsi="BRH Malayalam Extra" w:cs="BRH Malayalam Extra"/>
+                <w:color w:val="000000"/>
+                <w:sz w:val="40"/>
+                <w:szCs w:val="40"/>
+                <w:lang w:val="it-IT" w:eastAsia="en-IN" w:bidi="ml-IN"/>
+              </w:rPr>
+            </w:pPr>
+            <w:r>
+              <w:rPr>
+                <w:rFonts w:ascii="BRH Malayalam Extra" w:eastAsia="Times New Roman" w:hAnsi="BRH Malayalam Extra" w:cs="BRH Malayalam Extra"/>
+                <w:color w:val="000000"/>
+                <w:sz w:val="40"/>
+                <w:szCs w:val="40"/>
+                <w:lang w:val="it-IT" w:eastAsia="en-IN" w:bidi="ml-IN"/>
+              </w:rPr>
+              <w:t>A</w:t>
+            </w:r>
+            <w:r>
+              <w:rPr>
+                <w:rFonts w:ascii="BRH Malayalam Extra" w:eastAsia="Times New Roman" w:hAnsi="BRH Malayalam Extra" w:cs="BRH Malayalam Extra"/>
+                <w:color w:val="000000"/>
+                <w:sz w:val="32"/>
+                <w:szCs w:val="40"/>
+                <w:lang w:val="it-IT" w:eastAsia="en-IN" w:bidi="ml-IN"/>
+              </w:rPr>
+              <w:t>–</w:t>
+            </w:r>
+            <w:r>
+              <w:rPr>
+                <w:rFonts w:ascii="BRH Malayalam Extra" w:eastAsia="Times New Roman" w:hAnsi="BRH Malayalam Extra" w:cs="BRH Malayalam Extra"/>
+                <w:color w:val="000000"/>
+                <w:sz w:val="40"/>
+                <w:szCs w:val="40"/>
+                <w:lang w:val="it-IT" w:eastAsia="en-IN" w:bidi="ml-IN"/>
+              </w:rPr>
+              <w:t>ÆõZy—rç</w:t>
+            </w:r>
+            <w:r>
+              <w:rPr>
+                <w:rFonts w:ascii="BRH Malayalam Extra" w:eastAsia="Times New Roman" w:hAnsi="BRH Malayalam Extra" w:cs="BRH Malayalam Extra"/>
+                <w:color w:val="000000"/>
+                <w:sz w:val="32"/>
+                <w:szCs w:val="40"/>
+                <w:lang w:val="it-IT" w:eastAsia="en-IN" w:bidi="ml-IN"/>
+              </w:rPr>
+              <w:t>–</w:t>
+            </w:r>
+            <w:r>
+              <w:rPr>
+                <w:rFonts w:ascii="BRH Malayalam Extra" w:eastAsia="Times New Roman" w:hAnsi="BRH Malayalam Extra" w:cs="BRH Malayalam Extra"/>
+                <w:color w:val="000000"/>
+                <w:sz w:val="40"/>
+                <w:szCs w:val="40"/>
+                <w:lang w:val="it-IT" w:eastAsia="en-IN" w:bidi="ml-IN"/>
+              </w:rPr>
+              <w:t xml:space="preserve">b§ h¡p—dxdy | </w:t>
+            </w:r>
+          </w:p>
+          <w:p>
+            <w:pPr>
+              <w:widowControl w:val="0"/>
+              <w:autoSpaceDE w:val="0"/>
+              <w:autoSpaceDN w:val="0"/>
+              <w:adjustRightInd w:val="0"/>
+              <w:spacing w:before="0" w:line="240" w:lineRule="auto"/>
+              <w:rPr>
+                <w:rFonts w:ascii="BRH Malayalam Extra" w:eastAsia="Times New Roman" w:hAnsi="BRH Malayalam Extra" w:cs="BRH Malayalam Extra"/>
+                <w:color w:val="000000"/>
+                <w:sz w:val="40"/>
+                <w:szCs w:val="40"/>
+                <w:lang w:val="en-IN" w:eastAsia="en-IN" w:bidi="ml-IN"/>
+              </w:rPr>
+            </w:pPr>
+            <w:r>
+              <w:rPr>
+                <w:rFonts w:ascii="BRH Malayalam Extra" w:eastAsia="Times New Roman" w:hAnsi="BRH Malayalam Extra" w:cs="BRH Malayalam Extra"/>
+                <w:color w:val="000000"/>
+                <w:sz w:val="40"/>
+                <w:szCs w:val="40"/>
+                <w:lang w:val="en-IN" w:eastAsia="en-IN" w:bidi="ml-IN"/>
+              </w:rPr>
+              <w:t>A</w:t>
+            </w:r>
+            <w:r>
+              <w:rPr>
+                <w:rFonts w:ascii="BRH Malayalam Extra" w:eastAsia="Times New Roman" w:hAnsi="BRH Malayalam Extra" w:cs="BRH Malayalam Extra"/>
+                <w:color w:val="000000"/>
+                <w:sz w:val="32"/>
+                <w:szCs w:val="40"/>
+                <w:lang w:val="en-IN" w:eastAsia="en-IN" w:bidi="ml-IN"/>
+              </w:rPr>
+              <w:t>–</w:t>
+            </w:r>
+            <w:r>
+              <w:rPr>
+                <w:rFonts w:ascii="BRH Malayalam Extra" w:eastAsia="Times New Roman" w:hAnsi="BRH Malayalam Extra" w:cs="BRH Malayalam Extra"/>
+                <w:color w:val="000000"/>
+                <w:sz w:val="40"/>
+                <w:szCs w:val="40"/>
+                <w:lang w:val="en-IN" w:eastAsia="en-IN" w:bidi="ml-IN"/>
+              </w:rPr>
+              <w:t>ÆõZy—rç</w:t>
+            </w:r>
+            <w:r>
+              <w:rPr>
+                <w:rFonts w:ascii="BRH Malayalam Extra" w:eastAsia="Times New Roman" w:hAnsi="BRH Malayalam Extra" w:cs="BRH Malayalam Extra"/>
+                <w:color w:val="000000"/>
+                <w:sz w:val="32"/>
+                <w:szCs w:val="40"/>
+                <w:lang w:val="en-IN" w:eastAsia="en-IN" w:bidi="ml-IN"/>
+              </w:rPr>
+              <w:t>–</w:t>
+            </w:r>
+            <w:r>
+              <w:rPr>
+                <w:rFonts w:ascii="BRH Malayalam Extra" w:eastAsia="Times New Roman" w:hAnsi="BRH Malayalam Extra" w:cs="BRH Malayalam Extra"/>
+                <w:color w:val="000000"/>
+                <w:sz w:val="40"/>
+                <w:szCs w:val="40"/>
+                <w:lang w:val="en-IN" w:eastAsia="en-IN" w:bidi="ml-IN"/>
+              </w:rPr>
+              <w:t>byZõ—</w:t>
+            </w:r>
+            <w:r>
+              <w:rPr>
+                <w:rFonts w:ascii="BRH Malayalam Extra" w:eastAsia="Times New Roman" w:hAnsi="BRH Malayalam Extra" w:cs="BRH Malayalam Extra"/>
                 <w:color w:val="000000"/>
                 <w:sz w:val="40"/>
                 <w:szCs w:val="40"/>
                 <w:highlight w:val="yellow"/>
-                <w:lang w:val="it-IT"/>
-              </w:rPr>
-            </w:pPr>
-            <w:r>
-              <w:rPr>
-                <w:rFonts w:ascii="BRH Malayalam Extra" w:eastAsia="Times New Roman" w:hAnsi="BRH Malayalam Extra" w:cs="BRH Malayalam Extra"/>
-                <w:color w:val="000000"/>
-                <w:sz w:val="40"/>
-                <w:szCs w:val="40"/>
-                <w:lang w:val="it-IT" w:eastAsia="en-IN" w:bidi="ml-IN"/>
-              </w:rPr>
-              <w:t>¥Rx¥ö</w:t>
-            </w:r>
-            <w:r>
-              <w:rPr>
-                <w:rFonts w:ascii="BRH Malayalam Extra" w:eastAsia="Times New Roman" w:hAnsi="BRH Malayalam Extra" w:cs="BRH Malayalam Extra"/>
-                <w:color w:val="000000"/>
-                <w:sz w:val="40"/>
-                <w:szCs w:val="40"/>
-                <w:highlight w:val="yellow"/>
-                <w:lang w:val="it-IT" w:eastAsia="en-IN" w:bidi="ml-IN"/>
-              </w:rPr>
-              <w:t>r</w:t>
-            </w:r>
-            <w:r>
-              <w:rPr>
-                <w:rFonts w:ascii="BRH Malayalam Extra" w:eastAsia="Times New Roman" w:hAnsi="BRH Malayalam Extra" w:cs="BRH Malayalam Extra"/>
-                <w:color w:val="000000"/>
-                <w:sz w:val="40"/>
-                <w:szCs w:val="40"/>
-                <w:lang w:val="it-IT" w:eastAsia="en-IN" w:bidi="ml-IN"/>
-              </w:rPr>
-              <w:t>æ</w:t>
-            </w:r>
-            <w:r>
-              <w:rPr>
-                <w:rFonts w:ascii="BRH Malayalam Extra" w:eastAsia="Times New Roman" w:hAnsi="BRH Malayalam Extra" w:cs="BRH Malayalam Extra"/>
-                <w:color w:val="000000"/>
-                <w:sz w:val="32"/>
-                <w:szCs w:val="40"/>
-                <w:lang w:val="it-IT" w:eastAsia="en-IN" w:bidi="ml-IN"/>
-              </w:rPr>
-              <w:t>–</w:t>
-            </w:r>
-            <w:r>
-              <w:rPr>
-                <w:rFonts w:ascii="BRH Malayalam Extra" w:eastAsia="Times New Roman" w:hAnsi="BRH Malayalam Extra" w:cs="BRH Malayalam Extra"/>
-                <w:color w:val="000000"/>
-                <w:sz w:val="40"/>
-                <w:szCs w:val="40"/>
-                <w:lang w:val="it-IT" w:eastAsia="en-IN" w:bidi="ml-IN"/>
-              </w:rPr>
-              <w:t xml:space="preserve"> CZy</w:t>
-            </w:r>
-            <w:r>
-              <w:rPr>
-                <w:rFonts w:ascii="BRH Malayalam Extra" w:eastAsia="Times New Roman" w:hAnsi="BRH Malayalam Extra" w:cs="BRH Malayalam Extra"/>
-                <w:color w:val="000000"/>
-                <w:sz w:val="32"/>
-                <w:szCs w:val="40"/>
-                <w:lang w:val="it-IT" w:eastAsia="en-IN" w:bidi="ml-IN"/>
-              </w:rPr>
-              <w:t>–</w:t>
-            </w:r>
-            <w:r>
-              <w:rPr>
-                <w:rFonts w:ascii="BRH Malayalam Extra" w:eastAsia="Times New Roman" w:hAnsi="BRH Malayalam Extra" w:cs="BRH Malayalam Extra"/>
-                <w:color w:val="000000"/>
-                <w:sz w:val="40"/>
-                <w:szCs w:val="40"/>
-                <w:lang w:val="it-IT" w:eastAsia="en-IN" w:bidi="ml-IN"/>
-              </w:rPr>
-              <w:t xml:space="preserve"> ¥Rx¥öræ˜ ||</w:t>
+                <w:lang w:val="en-IN" w:eastAsia="en-IN" w:bidi="ml-IN"/>
+              </w:rPr>
+              <w:t>Æ</w:t>
+            </w:r>
+            <w:r>
+              <w:rPr>
+                <w:rFonts w:ascii="BRH Malayalam Extra" w:eastAsia="Times New Roman" w:hAnsi="BRH Malayalam Extra" w:cs="BRH Malayalam Extra"/>
+                <w:color w:val="000000"/>
+                <w:sz w:val="40"/>
+                <w:szCs w:val="40"/>
+                <w:lang w:val="en-IN" w:eastAsia="en-IN" w:bidi="ml-IN"/>
+              </w:rPr>
+              <w:t xml:space="preserve">y </w:t>
+            </w:r>
+            <w:r>
+              <w:rPr>
+                <w:rFonts w:ascii="BRH Malayalam Extra" w:eastAsia="Times New Roman" w:hAnsi="BRH Malayalam Extra" w:cs="BRH Malayalam Extra"/>
+                <w:color w:val="000000"/>
+                <w:sz w:val="40"/>
+                <w:szCs w:val="40"/>
+                <w:lang w:val="en-IN" w:eastAsia="en-IN" w:bidi="ml-IN"/>
+              </w:rPr>
+              <w:t>–</w:t>
+            </w:r>
+            <w:r>
+              <w:rPr>
+                <w:rFonts w:ascii="BRH Malayalam Extra" w:eastAsia="Times New Roman" w:hAnsi="BRH Malayalam Extra" w:cs="BRH Malayalam Extra"/>
+                <w:color w:val="000000"/>
+                <w:sz w:val="40"/>
+                <w:szCs w:val="40"/>
+                <w:lang w:val="en-IN" w:eastAsia="en-IN" w:bidi="ml-IN"/>
+              </w:rPr>
+              <w:t xml:space="preserve"> </w:t>
+            </w:r>
+          </w:p>
+          <w:p>
+            <w:pPr>
+              <w:widowControl w:val="0"/>
+              <w:autoSpaceDE w:val="0"/>
+              <w:autoSpaceDN w:val="0"/>
+              <w:adjustRightInd w:val="0"/>
+              <w:spacing w:before="0" w:line="240" w:lineRule="auto"/>
+              <w:rPr>
+                <w:rFonts w:ascii="BRH Malayalam Extra" w:eastAsia="Times New Roman" w:hAnsi="BRH Malayalam Extra" w:cs="BRH Malayalam Extra"/>
+                <w:color w:val="000000"/>
+                <w:sz w:val="40"/>
+                <w:szCs w:val="40"/>
+                <w:lang w:eastAsia="en-IN" w:bidi="ml-IN"/>
+              </w:rPr>
+            </w:pPr>
+            <w:r>
+              <w:rPr>
+                <w:rFonts w:ascii="BRH Malayalam Extra" w:eastAsia="Times New Roman" w:hAnsi="BRH Malayalam Extra" w:cs="BRH Malayalam Extra"/>
+                <w:color w:val="000000"/>
+                <w:sz w:val="40"/>
+                <w:szCs w:val="40"/>
+                <w:lang w:val="en-IN" w:eastAsia="en-IN" w:bidi="ml-IN"/>
+              </w:rPr>
+              <w:t>AZy—rçZ§ |</w:t>
             </w:r>
           </w:p>
         </w:tc>
@@ -1041,22 +1074,128 @@
               <w:adjustRightInd w:val="0"/>
               <w:spacing w:before="0" w:line="240" w:lineRule="auto"/>
               <w:rPr>
-                <w:rFonts w:ascii="BRH Devanagari Extra" w:hAnsi="BRH Devanagari Extra" w:cs="BRH Devanagari Extra"/>
-                <w:color w:val="000000"/>
-                <w:sz w:val="40"/>
-                <w:szCs w:val="40"/>
-                <w:highlight w:val="yellow"/>
-              </w:rPr>
-            </w:pPr>
-            <w:r>
-              <w:rPr>
-                <w:rFonts w:ascii="BRH Malayalam Extra" w:eastAsia="Times New Roman" w:hAnsi="BRH Malayalam Extra" w:cs="BRH Malayalam Extra"/>
-                <w:color w:val="000000"/>
-                <w:sz w:val="40"/>
-                <w:szCs w:val="40"/>
-                <w:lang w:val="en-IN" w:eastAsia="en-IN" w:bidi="ml-IN"/>
-              </w:rPr>
-              <w:t>¥Rx</w:t>
+                <w:rFonts w:ascii="BRH Malayalam Extra" w:eastAsia="Times New Roman" w:hAnsi="BRH Malayalam Extra" w:cs="BRH Malayalam Extra"/>
+                <w:color w:val="000000"/>
+                <w:sz w:val="40"/>
+                <w:szCs w:val="40"/>
+                <w:lang w:val="en-IN" w:eastAsia="en-IN" w:bidi="ml-IN"/>
+              </w:rPr>
+            </w:pPr>
+            <w:r>
+              <w:rPr>
+                <w:rFonts w:ascii="BRH Malayalam Extra" w:eastAsia="Times New Roman" w:hAnsi="BRH Malayalam Extra" w:cs="BRH Malayalam Extra"/>
+                <w:color w:val="000000"/>
+                <w:sz w:val="40"/>
+                <w:szCs w:val="40"/>
+                <w:lang w:val="en-IN" w:eastAsia="en-IN" w:bidi="ml-IN"/>
+              </w:rPr>
+              <w:t>A</w:t>
+            </w:r>
+            <w:r>
+              <w:rPr>
+                <w:rFonts w:ascii="BRH Malayalam Extra" w:eastAsia="Times New Roman" w:hAnsi="BRH Malayalam Extra" w:cs="BRH Malayalam Extra"/>
+                <w:color w:val="000000"/>
+                <w:sz w:val="32"/>
+                <w:szCs w:val="40"/>
+                <w:lang w:val="en-IN" w:eastAsia="en-IN" w:bidi="ml-IN"/>
+              </w:rPr>
+              <w:t>–</w:t>
+            </w:r>
+            <w:r>
+              <w:rPr>
+                <w:rFonts w:ascii="BRH Malayalam Extra" w:eastAsia="Times New Roman" w:hAnsi="BRH Malayalam Extra" w:cs="BRH Malayalam Extra"/>
+                <w:color w:val="000000"/>
+                <w:sz w:val="40"/>
+                <w:szCs w:val="40"/>
+                <w:lang w:val="en-IN" w:eastAsia="en-IN" w:bidi="ml-IN"/>
+              </w:rPr>
+              <w:t>ÆõZy—rç</w:t>
+            </w:r>
+            <w:r>
+              <w:rPr>
+                <w:rFonts w:ascii="BRH Malayalam Extra" w:eastAsia="Times New Roman" w:hAnsi="BRH Malayalam Extra" w:cs="BRH Malayalam Extra"/>
+                <w:color w:val="000000"/>
+                <w:sz w:val="32"/>
+                <w:szCs w:val="40"/>
+                <w:lang w:val="en-IN" w:eastAsia="en-IN" w:bidi="ml-IN"/>
+              </w:rPr>
+              <w:t>–</w:t>
+            </w:r>
+            <w:r>
+              <w:rPr>
+                <w:rFonts w:ascii="BRH Malayalam Extra" w:eastAsia="Times New Roman" w:hAnsi="BRH Malayalam Extra" w:cs="BRH Malayalam Extra"/>
+                <w:color w:val="000000"/>
+                <w:sz w:val="40"/>
+                <w:szCs w:val="40"/>
+                <w:lang w:val="en-IN" w:eastAsia="en-IN" w:bidi="ml-IN"/>
+              </w:rPr>
+              <w:t xml:space="preserve">b§ h¡p—dxdy | </w:t>
+            </w:r>
+          </w:p>
+          <w:p>
+            <w:pPr>
+              <w:widowControl w:val="0"/>
+              <w:autoSpaceDE w:val="0"/>
+              <w:autoSpaceDN w:val="0"/>
+              <w:adjustRightInd w:val="0"/>
+              <w:spacing w:before="0" w:line="240" w:lineRule="auto"/>
+              <w:rPr>
+                <w:rFonts w:ascii="BRH Malayalam Extra" w:eastAsia="Times New Roman" w:hAnsi="BRH Malayalam Extra" w:cs="BRH Malayalam Extra"/>
+                <w:color w:val="000000"/>
+                <w:sz w:val="40"/>
+                <w:szCs w:val="40"/>
+                <w:lang w:val="en-IN" w:eastAsia="en-IN" w:bidi="ml-IN"/>
+              </w:rPr>
+            </w:pPr>
+            <w:r>
+              <w:rPr>
+                <w:rFonts w:ascii="BRH Malayalam Extra" w:eastAsia="Times New Roman" w:hAnsi="BRH Malayalam Extra" w:cs="BRH Malayalam Extra"/>
+                <w:color w:val="000000"/>
+                <w:sz w:val="40"/>
+                <w:szCs w:val="40"/>
+                <w:lang w:val="en-IN" w:eastAsia="en-IN" w:bidi="ml-IN"/>
+              </w:rPr>
+              <w:t>A</w:t>
+            </w:r>
+            <w:r>
+              <w:rPr>
+                <w:rFonts w:ascii="BRH Malayalam Extra" w:eastAsia="Times New Roman" w:hAnsi="BRH Malayalam Extra" w:cs="BRH Malayalam Extra"/>
+                <w:color w:val="000000"/>
+                <w:sz w:val="32"/>
+                <w:szCs w:val="40"/>
+                <w:lang w:val="en-IN" w:eastAsia="en-IN" w:bidi="ml-IN"/>
+              </w:rPr>
+              <w:t>–</w:t>
+            </w:r>
+            <w:r>
+              <w:rPr>
+                <w:rFonts w:ascii="BRH Malayalam Extra" w:eastAsia="Times New Roman" w:hAnsi="BRH Malayalam Extra" w:cs="BRH Malayalam Extra"/>
+                <w:color w:val="000000"/>
+                <w:sz w:val="40"/>
+                <w:szCs w:val="40"/>
+                <w:lang w:val="en-IN" w:eastAsia="en-IN" w:bidi="ml-IN"/>
+              </w:rPr>
+              <w:t>ÆõZy—rç</w:t>
+            </w:r>
+            <w:r>
+              <w:rPr>
+                <w:rFonts w:ascii="BRH Malayalam Extra" w:eastAsia="Times New Roman" w:hAnsi="BRH Malayalam Extra" w:cs="BRH Malayalam Extra"/>
+                <w:color w:val="000000"/>
+                <w:sz w:val="32"/>
+                <w:szCs w:val="40"/>
+                <w:lang w:val="en-IN" w:eastAsia="en-IN" w:bidi="ml-IN"/>
+              </w:rPr>
+              <w:t>–</w:t>
+            </w:r>
+            <w:r>
+              <w:rPr>
+                <w:rFonts w:ascii="BRH Malayalam Extra" w:eastAsia="Times New Roman" w:hAnsi="BRH Malayalam Extra" w:cs="BRH Malayalam Extra"/>
+                <w:color w:val="000000"/>
+                <w:sz w:val="40"/>
+                <w:szCs w:val="40"/>
+                <w:lang w:val="en-IN" w:eastAsia="en-IN" w:bidi="ml-IN"/>
+              </w:rPr>
+              <w:t>byZõ—</w:t>
             </w:r>
             <w:r>
               <w:rPr>
@@ -1067,57 +1206,63 @@
                 <w:highlight w:val="green"/>
                 <w:lang w:val="en-IN" w:eastAsia="en-IN" w:bidi="ml-IN"/>
               </w:rPr>
-              <w:t>öræ</w:t>
-            </w:r>
-            <w:r>
-              <w:rPr>
-                <w:rFonts w:ascii="BRH Malayalam Extra" w:eastAsia="Times New Roman" w:hAnsi="BRH Malayalam Extra" w:cs="BRH Malayalam Extra"/>
-                <w:color w:val="000000"/>
-                <w:sz w:val="32"/>
-                <w:szCs w:val="40"/>
-                <w:lang w:val="en-IN" w:eastAsia="en-IN" w:bidi="ml-IN"/>
-              </w:rPr>
-              <w:t>–</w:t>
-            </w:r>
-            <w:r>
-              <w:rPr>
-                <w:rFonts w:ascii="BRH Malayalam Extra" w:eastAsia="Times New Roman" w:hAnsi="BRH Malayalam Extra" w:cs="BRH Malayalam Extra"/>
-                <w:color w:val="000000"/>
-                <w:sz w:val="40"/>
-                <w:szCs w:val="40"/>
-                <w:lang w:val="en-IN" w:eastAsia="en-IN" w:bidi="ml-IN"/>
-              </w:rPr>
-              <w:t xml:space="preserve"> CZy</w:t>
-            </w:r>
-            <w:r>
-              <w:rPr>
-                <w:rFonts w:ascii="BRH Malayalam Extra" w:eastAsia="Times New Roman" w:hAnsi="BRH Malayalam Extra" w:cs="BRH Malayalam Extra"/>
-                <w:color w:val="000000"/>
-                <w:sz w:val="32"/>
-                <w:szCs w:val="40"/>
-                <w:lang w:val="en-IN" w:eastAsia="en-IN" w:bidi="ml-IN"/>
-              </w:rPr>
-              <w:t>–</w:t>
-            </w:r>
-            <w:r>
-              <w:rPr>
-                <w:rFonts w:ascii="BRH Malayalam Extra" w:eastAsia="Times New Roman" w:hAnsi="BRH Malayalam Extra" w:cs="BRH Malayalam Extra"/>
-                <w:color w:val="000000"/>
-                <w:sz w:val="40"/>
-                <w:szCs w:val="40"/>
-                <w:lang w:val="en-IN" w:eastAsia="en-IN" w:bidi="ml-IN"/>
-              </w:rPr>
-              <w:t xml:space="preserve"> ¥Rx¥öræ˜ || </w:t>
-            </w:r>
-            <w:r>
-              <w:rPr>
-                <w:rFonts w:ascii="BRH Malayalam Extra" w:eastAsia="Times New Roman" w:hAnsi="BRH Malayalam Extra" w:cs="BRH Malayalam Extra"/>
-                <w:color w:val="000000"/>
-                <w:sz w:val="40"/>
-                <w:szCs w:val="40"/>
-                <w:lang w:val="en-IN" w:eastAsia="en-IN" w:bidi="ml-IN"/>
-              </w:rPr>
-              <w:t>|</w:t>
+              <w:t>c</w:t>
+            </w:r>
+            <w:r>
+              <w:rPr>
+                <w:rFonts w:ascii="BRH Malayalam Extra" w:eastAsia="Times New Roman" w:hAnsi="BRH Malayalam Extra" w:cs="BRH Malayalam Extra"/>
+                <w:color w:val="000000"/>
+                <w:sz w:val="40"/>
+                <w:szCs w:val="40"/>
+                <w:lang w:val="en-IN" w:eastAsia="en-IN" w:bidi="ml-IN"/>
+              </w:rPr>
+              <w:t xml:space="preserve">y </w:t>
+            </w:r>
+            <w:r>
+              <w:rPr>
+                <w:rFonts w:ascii="BRH Malayalam Extra" w:eastAsia="Times New Roman" w:hAnsi="BRH Malayalam Extra" w:cs="BRH Malayalam Extra"/>
+                <w:color w:val="000000"/>
+                <w:sz w:val="40"/>
+                <w:szCs w:val="40"/>
+                <w:lang w:val="en-IN" w:eastAsia="en-IN" w:bidi="ml-IN"/>
+              </w:rPr>
+              <w:t>–</w:t>
+            </w:r>
+            <w:r>
+              <w:rPr>
+                <w:rFonts w:ascii="BRH Malayalam Extra" w:eastAsia="Times New Roman" w:hAnsi="BRH Malayalam Extra" w:cs="BRH Malayalam Extra"/>
+                <w:color w:val="000000"/>
+                <w:sz w:val="40"/>
+                <w:szCs w:val="40"/>
+                <w:lang w:val="en-IN" w:eastAsia="en-IN" w:bidi="ml-IN"/>
+              </w:rPr>
+              <w:t xml:space="preserve"> </w:t>
+            </w:r>
+          </w:p>
+          <w:p>
+            <w:pPr>
+              <w:widowControl w:val="0"/>
+              <w:autoSpaceDE w:val="0"/>
+              <w:autoSpaceDN w:val="0"/>
+              <w:adjustRightInd w:val="0"/>
+              <w:spacing w:before="0" w:line="240" w:lineRule="auto"/>
+              <w:rPr>
+                <w:rFonts w:ascii="BRH Malayalam Extra" w:eastAsia="Times New Roman" w:hAnsi="BRH Malayalam Extra" w:cs="BRH Malayalam Extra"/>
+                <w:color w:val="000000"/>
+                <w:sz w:val="40"/>
+                <w:szCs w:val="40"/>
+                <w:lang w:val="en-IN" w:eastAsia="en-IN" w:bidi="ml-IN"/>
+              </w:rPr>
+            </w:pPr>
+            <w:r>
+              <w:rPr>
+                <w:rFonts w:ascii="BRH Malayalam Extra" w:eastAsia="Times New Roman" w:hAnsi="BRH Malayalam Extra" w:cs="BRH Malayalam Extra"/>
+                <w:color w:val="000000"/>
+                <w:sz w:val="40"/>
+                <w:szCs w:val="40"/>
+                <w:lang w:val="en-IN" w:eastAsia="en-IN" w:bidi="ml-IN"/>
+              </w:rPr>
+              <w:t>AZy—rçZ§ |</w:t>
             </w:r>
           </w:p>
         </w:tc>
@@ -1155,6 +1300,1050 @@
                 <w:sz w:val="28"/>
                 <w:szCs w:val="32"/>
               </w:rPr>
+              <w:t>T.S.4.6.</w:t>
+            </w:r>
+            <w:r>
+              <w:rPr>
+                <w:rFonts w:cs="Arial"/>
+                <w:b/>
+                <w:sz w:val="28"/>
+                <w:szCs w:val="32"/>
+              </w:rPr>
+              <w:t>3.2</w:t>
+            </w:r>
+            <w:r>
+              <w:rPr>
+                <w:rFonts w:cs="Arial"/>
+                <w:b/>
+                <w:sz w:val="28"/>
+                <w:szCs w:val="32"/>
+              </w:rPr>
+              <w:t xml:space="preserve"> – Kramam</w:t>
+            </w:r>
+          </w:p>
+          <w:p>
+            <w:pPr>
+              <w:widowControl w:val="0"/>
+              <w:tabs>
+                <w:tab w:val="left" w:pos="993"/>
+              </w:tabs>
+              <w:autoSpaceDE w:val="0"/>
+              <w:autoSpaceDN w:val="0"/>
+              <w:adjustRightInd w:val="0"/>
+              <w:spacing w:before="0" w:line="252" w:lineRule="auto"/>
+              <w:ind w:right="297"/>
+              <w:rPr>
+                <w:rFonts w:cs="Arial"/>
+                <w:b/>
+                <w:sz w:val="28"/>
+                <w:szCs w:val="32"/>
+                <w:lang w:val="en-IN"/>
+              </w:rPr>
+            </w:pPr>
+            <w:r>
+              <w:rPr>
+                <w:rFonts w:cs="Arial"/>
+                <w:b/>
+                <w:sz w:val="28"/>
+                <w:szCs w:val="32"/>
+                <w:lang w:val="en-IN"/>
+              </w:rPr>
+              <w:t>Krama Vaakyam No.– 54</w:t>
+            </w:r>
+          </w:p>
+          <w:p>
+            <w:pPr>
+              <w:widowControl w:val="0"/>
+              <w:tabs>
+                <w:tab w:val="left" w:pos="993"/>
+              </w:tabs>
+              <w:autoSpaceDE w:val="0"/>
+              <w:autoSpaceDN w:val="0"/>
+              <w:adjustRightInd w:val="0"/>
+              <w:spacing w:before="0" w:line="252" w:lineRule="auto"/>
+              <w:ind w:right="297"/>
+              <w:rPr>
+                <w:rFonts w:cs="Arial"/>
+                <w:b/>
+                <w:sz w:val="28"/>
+                <w:szCs w:val="32"/>
+                <w:lang w:val="it-IT"/>
+              </w:rPr>
+            </w:pPr>
+            <w:r>
+              <w:rPr>
+                <w:rFonts w:cs="Arial"/>
+                <w:b/>
+                <w:sz w:val="28"/>
+                <w:szCs w:val="32"/>
+                <w:lang w:val="it-IT"/>
+              </w:rPr>
+              <w:t>Panchaati No</w:t>
+            </w:r>
+            <w:r>
+              <w:rPr>
+                <w:rFonts w:cs="Arial"/>
+                <w:b/>
+                <w:szCs w:val="32"/>
+                <w:lang w:val="it-IT"/>
+              </w:rPr>
+              <w:t xml:space="preserve">. - </w:t>
+            </w:r>
+            <w:r>
+              <w:rPr>
+                <w:rFonts w:cs="Arial"/>
+                <w:b/>
+                <w:sz w:val="28"/>
+                <w:szCs w:val="32"/>
+                <w:lang w:val="it-IT"/>
+              </w:rPr>
+              <w:t>1</w:t>
+            </w:r>
+            <w:r>
+              <w:rPr>
+                <w:rFonts w:cs="Arial"/>
+                <w:b/>
+                <w:sz w:val="28"/>
+                <w:szCs w:val="32"/>
+                <w:lang w:val="it-IT"/>
+              </w:rPr>
+              <w:t>3</w:t>
+            </w:r>
+          </w:p>
+        </w:tc>
+        <w:tc>
+          <w:tcPr>
+            <w:tcW w:w="5103" w:type="dxa"/>
+          </w:tcPr>
+          <w:p>
+            <w:pPr>
+              <w:widowControl w:val="0"/>
+              <w:autoSpaceDE w:val="0"/>
+              <w:autoSpaceDN w:val="0"/>
+              <w:adjustRightInd w:val="0"/>
+              <w:spacing w:before="0" w:line="240" w:lineRule="auto"/>
+              <w:rPr>
+                <w:rFonts w:ascii="BRH Devanagari Extra" w:hAnsi="BRH Devanagari Extra" w:cs="BRH Devanagari Extra"/>
+                <w:color w:val="000000"/>
+                <w:sz w:val="40"/>
+                <w:szCs w:val="40"/>
+                <w:highlight w:val="yellow"/>
+                <w:lang w:val="it-IT"/>
+              </w:rPr>
+            </w:pPr>
+            <w:r>
+              <w:rPr>
+                <w:rFonts w:ascii="BRH Malayalam Extra" w:eastAsia="Times New Roman" w:hAnsi="BRH Malayalam Extra" w:cs="BRH Malayalam Extra"/>
+                <w:color w:val="000000"/>
+                <w:sz w:val="40"/>
+                <w:szCs w:val="40"/>
+                <w:lang w:val="it-IT" w:eastAsia="en-IN" w:bidi="ml-IN"/>
+              </w:rPr>
+              <w:t>¥Rx¥ö</w:t>
+            </w:r>
+            <w:r>
+              <w:rPr>
+                <w:rFonts w:ascii="BRH Malayalam Extra" w:eastAsia="Times New Roman" w:hAnsi="BRH Malayalam Extra" w:cs="BRH Malayalam Extra"/>
+                <w:color w:val="000000"/>
+                <w:sz w:val="40"/>
+                <w:szCs w:val="40"/>
+                <w:highlight w:val="yellow"/>
+                <w:lang w:val="it-IT" w:eastAsia="en-IN" w:bidi="ml-IN"/>
+              </w:rPr>
+              <w:t>r</w:t>
+            </w:r>
+            <w:r>
+              <w:rPr>
+                <w:rFonts w:ascii="BRH Malayalam Extra" w:eastAsia="Times New Roman" w:hAnsi="BRH Malayalam Extra" w:cs="BRH Malayalam Extra"/>
+                <w:color w:val="000000"/>
+                <w:sz w:val="40"/>
+                <w:szCs w:val="40"/>
+                <w:lang w:val="it-IT" w:eastAsia="en-IN" w:bidi="ml-IN"/>
+              </w:rPr>
+              <w:t>æ</w:t>
+            </w:r>
+            <w:r>
+              <w:rPr>
+                <w:rFonts w:ascii="BRH Malayalam Extra" w:eastAsia="Times New Roman" w:hAnsi="BRH Malayalam Extra" w:cs="BRH Malayalam Extra"/>
+                <w:color w:val="000000"/>
+                <w:sz w:val="32"/>
+                <w:szCs w:val="40"/>
+                <w:lang w:val="it-IT" w:eastAsia="en-IN" w:bidi="ml-IN"/>
+              </w:rPr>
+              <w:t>–</w:t>
+            </w:r>
+            <w:r>
+              <w:rPr>
+                <w:rFonts w:ascii="BRH Malayalam Extra" w:eastAsia="Times New Roman" w:hAnsi="BRH Malayalam Extra" w:cs="BRH Malayalam Extra"/>
+                <w:color w:val="000000"/>
+                <w:sz w:val="40"/>
+                <w:szCs w:val="40"/>
+                <w:lang w:val="it-IT" w:eastAsia="en-IN" w:bidi="ml-IN"/>
+              </w:rPr>
+              <w:t xml:space="preserve"> CZy</w:t>
+            </w:r>
+            <w:r>
+              <w:rPr>
+                <w:rFonts w:ascii="BRH Malayalam Extra" w:eastAsia="Times New Roman" w:hAnsi="BRH Malayalam Extra" w:cs="BRH Malayalam Extra"/>
+                <w:color w:val="000000"/>
+                <w:sz w:val="32"/>
+                <w:szCs w:val="40"/>
+                <w:lang w:val="it-IT" w:eastAsia="en-IN" w:bidi="ml-IN"/>
+              </w:rPr>
+              <w:t>–</w:t>
+            </w:r>
+            <w:r>
+              <w:rPr>
+                <w:rFonts w:ascii="BRH Malayalam Extra" w:eastAsia="Times New Roman" w:hAnsi="BRH Malayalam Extra" w:cs="BRH Malayalam Extra"/>
+                <w:color w:val="000000"/>
+                <w:sz w:val="40"/>
+                <w:szCs w:val="40"/>
+                <w:lang w:val="it-IT" w:eastAsia="en-IN" w:bidi="ml-IN"/>
+              </w:rPr>
+              <w:t xml:space="preserve"> ¥Rx¥öræ˜ ||</w:t>
+            </w:r>
+          </w:p>
+        </w:tc>
+        <w:tc>
+          <w:tcPr>
+            <w:tcW w:w="5386" w:type="dxa"/>
+          </w:tcPr>
+          <w:p>
+            <w:pPr>
+              <w:widowControl w:val="0"/>
+              <w:autoSpaceDE w:val="0"/>
+              <w:autoSpaceDN w:val="0"/>
+              <w:adjustRightInd w:val="0"/>
+              <w:spacing w:before="0" w:line="240" w:lineRule="auto"/>
+              <w:rPr>
+                <w:rFonts w:ascii="BRH Devanagari Extra" w:hAnsi="BRH Devanagari Extra" w:cs="BRH Devanagari Extra"/>
+                <w:color w:val="000000"/>
+                <w:sz w:val="40"/>
+                <w:szCs w:val="40"/>
+                <w:highlight w:val="yellow"/>
+              </w:rPr>
+            </w:pPr>
+            <w:r>
+              <w:rPr>
+                <w:rFonts w:ascii="BRH Malayalam Extra" w:eastAsia="Times New Roman" w:hAnsi="BRH Malayalam Extra" w:cs="BRH Malayalam Extra"/>
+                <w:color w:val="000000"/>
+                <w:sz w:val="40"/>
+                <w:szCs w:val="40"/>
+                <w:lang w:val="en-IN" w:eastAsia="en-IN" w:bidi="ml-IN"/>
+              </w:rPr>
+              <w:t>¥Rx</w:t>
+            </w:r>
+            <w:r>
+              <w:rPr>
+                <w:rFonts w:ascii="BRH Malayalam Extra" w:eastAsia="Times New Roman" w:hAnsi="BRH Malayalam Extra" w:cs="BRH Malayalam Extra"/>
+                <w:color w:val="000000"/>
+                <w:sz w:val="40"/>
+                <w:szCs w:val="40"/>
+                <w:highlight w:val="green"/>
+                <w:lang w:val="en-IN" w:eastAsia="en-IN" w:bidi="ml-IN"/>
+              </w:rPr>
+              <w:t>öræ</w:t>
+            </w:r>
+            <w:r>
+              <w:rPr>
+                <w:rFonts w:ascii="BRH Malayalam Extra" w:eastAsia="Times New Roman" w:hAnsi="BRH Malayalam Extra" w:cs="BRH Malayalam Extra"/>
+                <w:color w:val="000000"/>
+                <w:sz w:val="32"/>
+                <w:szCs w:val="40"/>
+                <w:lang w:val="en-IN" w:eastAsia="en-IN" w:bidi="ml-IN"/>
+              </w:rPr>
+              <w:t>–</w:t>
+            </w:r>
+            <w:r>
+              <w:rPr>
+                <w:rFonts w:ascii="BRH Malayalam Extra" w:eastAsia="Times New Roman" w:hAnsi="BRH Malayalam Extra" w:cs="BRH Malayalam Extra"/>
+                <w:color w:val="000000"/>
+                <w:sz w:val="40"/>
+                <w:szCs w:val="40"/>
+                <w:lang w:val="en-IN" w:eastAsia="en-IN" w:bidi="ml-IN"/>
+              </w:rPr>
+              <w:t xml:space="preserve"> CZy</w:t>
+            </w:r>
+            <w:r>
+              <w:rPr>
+                <w:rFonts w:ascii="BRH Malayalam Extra" w:eastAsia="Times New Roman" w:hAnsi="BRH Malayalam Extra" w:cs="BRH Malayalam Extra"/>
+                <w:color w:val="000000"/>
+                <w:sz w:val="32"/>
+                <w:szCs w:val="40"/>
+                <w:lang w:val="en-IN" w:eastAsia="en-IN" w:bidi="ml-IN"/>
+              </w:rPr>
+              <w:t>–</w:t>
+            </w:r>
+            <w:r>
+              <w:rPr>
+                <w:rFonts w:ascii="BRH Malayalam Extra" w:eastAsia="Times New Roman" w:hAnsi="BRH Malayalam Extra" w:cs="BRH Malayalam Extra"/>
+                <w:color w:val="000000"/>
+                <w:sz w:val="40"/>
+                <w:szCs w:val="40"/>
+                <w:lang w:val="en-IN" w:eastAsia="en-IN" w:bidi="ml-IN"/>
+              </w:rPr>
+              <w:t xml:space="preserve"> ¥Rx¥öræ˜ || </w:t>
+            </w:r>
+            <w:r>
+              <w:rPr>
+                <w:rFonts w:ascii="BRH Malayalam Extra" w:eastAsia="Times New Roman" w:hAnsi="BRH Malayalam Extra" w:cs="BRH Malayalam Extra"/>
+                <w:color w:val="000000"/>
+                <w:sz w:val="40"/>
+                <w:szCs w:val="40"/>
+                <w:lang w:val="en-IN" w:eastAsia="en-IN" w:bidi="ml-IN"/>
+              </w:rPr>
+              <w:t>|</w:t>
+            </w:r>
+          </w:p>
+        </w:tc>
+      </w:tr>
+      <w:tr>
+        <w:trPr>
+          <w:trHeight w:val="1437"/>
+        </w:trPr>
+        <w:tc>
+          <w:tcPr>
+            <w:tcW w:w="3906" w:type="dxa"/>
+          </w:tcPr>
+          <w:p>
+            <w:pPr>
+              <w:widowControl w:val="0"/>
+              <w:tabs>
+                <w:tab w:val="left" w:pos="993"/>
+              </w:tabs>
+              <w:autoSpaceDE w:val="0"/>
+              <w:autoSpaceDN w:val="0"/>
+              <w:adjustRightInd w:val="0"/>
+              <w:spacing w:before="0" w:line="252" w:lineRule="auto"/>
+              <w:ind w:right="297"/>
+              <w:rPr>
+                <w:rFonts w:cs="Arial"/>
+                <w:b/>
+                <w:sz w:val="28"/>
+                <w:szCs w:val="32"/>
+              </w:rPr>
+            </w:pPr>
+            <w:r>
+              <w:rPr>
+                <w:rFonts w:cs="Arial"/>
+                <w:b/>
+                <w:sz w:val="28"/>
+                <w:szCs w:val="32"/>
+              </w:rPr>
+              <w:t>T.S.4.6.</w:t>
+            </w:r>
+            <w:r>
+              <w:rPr>
+                <w:rFonts w:cs="Arial"/>
+                <w:b/>
+                <w:sz w:val="28"/>
+                <w:szCs w:val="32"/>
+              </w:rPr>
+              <w:t>9.1</w:t>
+            </w:r>
+            <w:r>
+              <w:rPr>
+                <w:rFonts w:cs="Arial"/>
+                <w:b/>
+                <w:sz w:val="28"/>
+                <w:szCs w:val="32"/>
+              </w:rPr>
+              <w:t xml:space="preserve"> – Kramam</w:t>
+            </w:r>
+          </w:p>
+          <w:p>
+            <w:pPr>
+              <w:widowControl w:val="0"/>
+              <w:tabs>
+                <w:tab w:val="left" w:pos="993"/>
+              </w:tabs>
+              <w:autoSpaceDE w:val="0"/>
+              <w:autoSpaceDN w:val="0"/>
+              <w:adjustRightInd w:val="0"/>
+              <w:spacing w:before="0" w:line="252" w:lineRule="auto"/>
+              <w:ind w:right="297"/>
+              <w:rPr>
+                <w:rFonts w:cs="Arial"/>
+                <w:b/>
+                <w:sz w:val="28"/>
+                <w:szCs w:val="32"/>
+                <w:lang w:val="en-IN"/>
+              </w:rPr>
+            </w:pPr>
+            <w:r>
+              <w:rPr>
+                <w:rFonts w:cs="Arial"/>
+                <w:b/>
+                <w:sz w:val="28"/>
+                <w:szCs w:val="32"/>
+                <w:lang w:val="en-IN"/>
+              </w:rPr>
+              <w:t xml:space="preserve">Krama Vaakyam No.– </w:t>
+            </w:r>
+            <w:r>
+              <w:rPr>
+                <w:rFonts w:cs="Arial"/>
+                <w:b/>
+                <w:sz w:val="28"/>
+                <w:szCs w:val="32"/>
+                <w:lang w:val="en-IN"/>
+              </w:rPr>
+              <w:t>5</w:t>
+            </w:r>
+            <w:r>
+              <w:rPr>
+                <w:rFonts w:cs="Arial"/>
+                <w:b/>
+                <w:sz w:val="28"/>
+                <w:szCs w:val="32"/>
+                <w:lang w:val="en-IN"/>
+              </w:rPr>
+              <w:t>3</w:t>
+            </w:r>
+          </w:p>
+          <w:p>
+            <w:pPr>
+              <w:widowControl w:val="0"/>
+              <w:tabs>
+                <w:tab w:val="left" w:pos="993"/>
+              </w:tabs>
+              <w:autoSpaceDE w:val="0"/>
+              <w:autoSpaceDN w:val="0"/>
+              <w:adjustRightInd w:val="0"/>
+              <w:spacing w:before="0" w:line="252" w:lineRule="auto"/>
+              <w:ind w:right="297"/>
+              <w:rPr>
+                <w:rFonts w:cs="Arial"/>
+                <w:b/>
+                <w:sz w:val="28"/>
+                <w:szCs w:val="32"/>
+              </w:rPr>
+            </w:pPr>
+            <w:r>
+              <w:rPr>
+                <w:rFonts w:cs="Arial"/>
+                <w:b/>
+                <w:sz w:val="28"/>
+                <w:szCs w:val="32"/>
+                <w:lang w:val="it-IT"/>
+              </w:rPr>
+              <w:t>Panchaati No</w:t>
+            </w:r>
+            <w:r>
+              <w:rPr>
+                <w:rFonts w:cs="Arial"/>
+                <w:b/>
+                <w:szCs w:val="32"/>
+                <w:lang w:val="it-IT"/>
+              </w:rPr>
+              <w:t xml:space="preserve">. - </w:t>
+            </w:r>
+            <w:r>
+              <w:rPr>
+                <w:rFonts w:cs="Arial"/>
+                <w:b/>
+                <w:sz w:val="28"/>
+                <w:szCs w:val="32"/>
+                <w:lang w:val="it-IT"/>
+              </w:rPr>
+              <w:t>43</w:t>
+            </w:r>
+          </w:p>
+        </w:tc>
+        <w:tc>
+          <w:tcPr>
+            <w:tcW w:w="5103" w:type="dxa"/>
+          </w:tcPr>
+          <w:p>
+            <w:pPr>
+              <w:widowControl w:val="0"/>
+              <w:autoSpaceDE w:val="0"/>
+              <w:autoSpaceDN w:val="0"/>
+              <w:adjustRightInd w:val="0"/>
+              <w:spacing w:before="0" w:line="240" w:lineRule="auto"/>
+              <w:rPr>
+                <w:rFonts w:ascii="BRH Malayalam Extra" w:eastAsia="Times New Roman" w:hAnsi="BRH Malayalam Extra" w:cs="BRH Malayalam Extra"/>
+                <w:color w:val="000000"/>
+                <w:sz w:val="40"/>
+                <w:szCs w:val="40"/>
+                <w:lang w:val="en-IN" w:eastAsia="en-IN" w:bidi="ml-IN"/>
+              </w:rPr>
+            </w:pPr>
+            <w:r>
+              <w:rPr>
+                <w:rFonts w:ascii="BRH Malayalam Extra" w:eastAsia="Times New Roman" w:hAnsi="BRH Malayalam Extra" w:cs="BRH Malayalam Extra"/>
+                <w:color w:val="000000"/>
+                <w:sz w:val="40"/>
+                <w:szCs w:val="40"/>
+                <w:lang w:val="en-IN" w:eastAsia="en-IN" w:bidi="ml-IN"/>
+              </w:rPr>
+              <w:t>eW§gz—q</w:t>
+            </w:r>
+            <w:r>
+              <w:rPr>
+                <w:rFonts w:ascii="BRH Malayalam Extra" w:eastAsia="Times New Roman" w:hAnsi="BRH Malayalam Extra" w:cs="BRH Malayalam Extra"/>
+                <w:color w:val="000000"/>
+                <w:sz w:val="32"/>
+                <w:szCs w:val="40"/>
+                <w:lang w:val="en-IN" w:eastAsia="en-IN" w:bidi="ml-IN"/>
+              </w:rPr>
+              <w:t>–</w:t>
+            </w:r>
+            <w:r>
+              <w:rPr>
+                <w:rFonts w:ascii="BRH Malayalam Extra" w:eastAsia="Times New Roman" w:hAnsi="BRH Malayalam Extra" w:cs="BRH Malayalam Extra"/>
+                <w:color w:val="000000"/>
+                <w:sz w:val="40"/>
+                <w:szCs w:val="40"/>
+                <w:lang w:val="en-IN" w:eastAsia="en-IN" w:bidi="ml-IN"/>
+              </w:rPr>
+              <w:t xml:space="preserve">iªp—ZJ | </w:t>
+            </w:r>
+          </w:p>
+          <w:p>
+            <w:pPr>
+              <w:widowControl w:val="0"/>
+              <w:autoSpaceDE w:val="0"/>
+              <w:autoSpaceDN w:val="0"/>
+              <w:adjustRightInd w:val="0"/>
+              <w:spacing w:before="0" w:line="240" w:lineRule="auto"/>
+              <w:rPr>
+                <w:rFonts w:ascii="BRH Devanagari Extra" w:hAnsi="BRH Devanagari Extra" w:cs="BRH Devanagari Extra"/>
+                <w:color w:val="000000"/>
+                <w:sz w:val="40"/>
+                <w:szCs w:val="40"/>
+              </w:rPr>
+            </w:pPr>
+            <w:r>
+              <w:rPr>
+                <w:rFonts w:ascii="BRH Malayalam Extra" w:eastAsia="Times New Roman" w:hAnsi="BRH Malayalam Extra" w:cs="BRH Malayalam Extra"/>
+                <w:color w:val="000000"/>
+                <w:sz w:val="40"/>
+                <w:szCs w:val="40"/>
+                <w:lang w:val="en-IN" w:eastAsia="en-IN" w:bidi="ml-IN"/>
+              </w:rPr>
+              <w:t>Aªp—Z</w:t>
+            </w:r>
+            <w:r>
+              <w:rPr>
+                <w:rFonts w:ascii="BRH Malayalam Extra" w:eastAsia="Times New Roman" w:hAnsi="BRH Malayalam Extra" w:cs="BRH Malayalam Extra"/>
+                <w:color w:val="000000"/>
+                <w:sz w:val="32"/>
+                <w:szCs w:val="40"/>
+                <w:lang w:val="en-IN" w:eastAsia="en-IN" w:bidi="ml-IN"/>
+              </w:rPr>
+              <w:t>–</w:t>
+            </w:r>
+            <w:r>
+              <w:rPr>
+                <w:rFonts w:ascii="BRH Malayalam Extra" w:eastAsia="Times New Roman" w:hAnsi="BRH Malayalam Extra" w:cs="BRH Malayalam Extra"/>
+                <w:color w:val="000000"/>
+                <w:sz w:val="40"/>
+                <w:szCs w:val="40"/>
+                <w:lang w:val="en-IN" w:eastAsia="en-IN" w:bidi="ml-IN"/>
+              </w:rPr>
+              <w:t xml:space="preserve"> CZõ</w:t>
+            </w:r>
+            <w:r>
+              <w:rPr>
+                <w:rFonts w:ascii="BRH Malayalam Extra" w:eastAsia="Times New Roman" w:hAnsi="BRH Malayalam Extra" w:cs="BRH Malayalam Extra"/>
+                <w:color w:val="000000"/>
+                <w:sz w:val="40"/>
+                <w:szCs w:val="40"/>
+                <w:highlight w:val="yellow"/>
+                <w:lang w:val="en-IN" w:eastAsia="en-IN" w:bidi="ml-IN"/>
+              </w:rPr>
+              <w:t>p—ª</w:t>
+            </w:r>
+            <w:r>
+              <w:rPr>
+                <w:rFonts w:ascii="BRH Malayalam Extra" w:eastAsia="Times New Roman" w:hAnsi="BRH Malayalam Extra" w:cs="BRH Malayalam Extra"/>
+                <w:color w:val="000000"/>
+                <w:sz w:val="40"/>
+                <w:szCs w:val="40"/>
+                <w:lang w:val="en-IN" w:eastAsia="en-IN" w:bidi="ml-IN"/>
+              </w:rPr>
+              <w:t>ZJ ||</w:t>
+            </w:r>
+          </w:p>
+        </w:tc>
+        <w:tc>
+          <w:tcPr>
+            <w:tcW w:w="5386" w:type="dxa"/>
+          </w:tcPr>
+          <w:p>
+            <w:pPr>
+              <w:widowControl w:val="0"/>
+              <w:autoSpaceDE w:val="0"/>
+              <w:autoSpaceDN w:val="0"/>
+              <w:adjustRightInd w:val="0"/>
+              <w:spacing w:before="0" w:line="240" w:lineRule="auto"/>
+              <w:rPr>
+                <w:rFonts w:ascii="BRH Malayalam Extra" w:eastAsia="Times New Roman" w:hAnsi="BRH Malayalam Extra" w:cs="BRH Malayalam Extra"/>
+                <w:color w:val="000000"/>
+                <w:sz w:val="40"/>
+                <w:szCs w:val="40"/>
+                <w:lang w:val="it-IT" w:eastAsia="en-IN" w:bidi="ml-IN"/>
+              </w:rPr>
+            </w:pPr>
+            <w:r>
+              <w:rPr>
+                <w:rFonts w:ascii="BRH Malayalam Extra" w:eastAsia="Times New Roman" w:hAnsi="BRH Malayalam Extra" w:cs="BRH Malayalam Extra"/>
+                <w:color w:val="000000"/>
+                <w:sz w:val="40"/>
+                <w:szCs w:val="40"/>
+                <w:lang w:val="it-IT" w:eastAsia="en-IN" w:bidi="ml-IN"/>
+              </w:rPr>
+              <w:t>eW§gz—q</w:t>
+            </w:r>
+            <w:r>
+              <w:rPr>
+                <w:rFonts w:ascii="BRH Malayalam Extra" w:eastAsia="Times New Roman" w:hAnsi="BRH Malayalam Extra" w:cs="BRH Malayalam Extra"/>
+                <w:color w:val="000000"/>
+                <w:sz w:val="32"/>
+                <w:szCs w:val="40"/>
+                <w:lang w:val="it-IT" w:eastAsia="en-IN" w:bidi="ml-IN"/>
+              </w:rPr>
+              <w:t>–</w:t>
+            </w:r>
+            <w:r>
+              <w:rPr>
+                <w:rFonts w:ascii="BRH Malayalam Extra" w:eastAsia="Times New Roman" w:hAnsi="BRH Malayalam Extra" w:cs="BRH Malayalam Extra"/>
+                <w:color w:val="000000"/>
+                <w:sz w:val="40"/>
+                <w:szCs w:val="40"/>
+                <w:lang w:val="it-IT" w:eastAsia="en-IN" w:bidi="ml-IN"/>
+              </w:rPr>
+              <w:t xml:space="preserve">iªp—ZJ | </w:t>
+            </w:r>
+          </w:p>
+          <w:p>
+            <w:pPr>
+              <w:widowControl w:val="0"/>
+              <w:autoSpaceDE w:val="0"/>
+              <w:autoSpaceDN w:val="0"/>
+              <w:adjustRightInd w:val="0"/>
+              <w:spacing w:before="0" w:line="240" w:lineRule="auto"/>
+              <w:rPr>
+                <w:rFonts w:ascii="BRH Devanagari Extra" w:hAnsi="BRH Devanagari Extra" w:cs="BRH Devanagari Extra"/>
+                <w:color w:val="000000"/>
+                <w:sz w:val="40"/>
+                <w:szCs w:val="40"/>
+                <w:lang w:val="it-IT"/>
+              </w:rPr>
+            </w:pPr>
+            <w:r>
+              <w:rPr>
+                <w:rFonts w:ascii="BRH Malayalam Extra" w:eastAsia="Times New Roman" w:hAnsi="BRH Malayalam Extra" w:cs="BRH Malayalam Extra"/>
+                <w:color w:val="000000"/>
+                <w:sz w:val="40"/>
+                <w:szCs w:val="40"/>
+                <w:lang w:val="it-IT" w:eastAsia="en-IN" w:bidi="ml-IN"/>
+              </w:rPr>
+              <w:t>Aªp—Z</w:t>
+            </w:r>
+            <w:r>
+              <w:rPr>
+                <w:rFonts w:ascii="BRH Malayalam Extra" w:eastAsia="Times New Roman" w:hAnsi="BRH Malayalam Extra" w:cs="BRH Malayalam Extra"/>
+                <w:color w:val="000000"/>
+                <w:sz w:val="32"/>
+                <w:szCs w:val="40"/>
+                <w:lang w:val="it-IT" w:eastAsia="en-IN" w:bidi="ml-IN"/>
+              </w:rPr>
+              <w:t>–</w:t>
+            </w:r>
+            <w:r>
+              <w:rPr>
+                <w:rFonts w:ascii="BRH Malayalam Extra" w:eastAsia="Times New Roman" w:hAnsi="BRH Malayalam Extra" w:cs="BRH Malayalam Extra"/>
+                <w:color w:val="000000"/>
+                <w:sz w:val="40"/>
+                <w:szCs w:val="40"/>
+                <w:lang w:val="it-IT" w:eastAsia="en-IN" w:bidi="ml-IN"/>
+              </w:rPr>
+              <w:t xml:space="preserve"> CZõ</w:t>
+            </w:r>
+            <w:r>
+              <w:rPr>
+                <w:rFonts w:ascii="BRH Malayalam Extra" w:eastAsia="Times New Roman" w:hAnsi="BRH Malayalam Extra" w:cs="BRH Malayalam Extra"/>
+                <w:color w:val="000000"/>
+                <w:sz w:val="40"/>
+                <w:szCs w:val="40"/>
+                <w:highlight w:val="green"/>
+                <w:lang w:val="it-IT" w:eastAsia="en-IN" w:bidi="ml-IN"/>
+              </w:rPr>
+              <w:t>ªp</w:t>
+            </w:r>
+            <w:r>
+              <w:rPr>
+                <w:rFonts w:ascii="BRH Malayalam Extra" w:eastAsia="Times New Roman" w:hAnsi="BRH Malayalam Extra" w:cs="BRH Malayalam Extra"/>
+                <w:color w:val="000000"/>
+                <w:sz w:val="40"/>
+                <w:szCs w:val="40"/>
+                <w:lang w:val="it-IT" w:eastAsia="en-IN" w:bidi="ml-IN"/>
+              </w:rPr>
+              <w:t>—ZJ ||</w:t>
+            </w:r>
+          </w:p>
+        </w:tc>
+      </w:tr>
+      <w:tr>
+        <w:trPr>
+          <w:trHeight w:val="1118"/>
+        </w:trPr>
+        <w:tc>
+          <w:tcPr>
+            <w:tcW w:w="3906" w:type="dxa"/>
+          </w:tcPr>
+          <w:p>
+            <w:pPr>
+              <w:widowControl w:val="0"/>
+              <w:tabs>
+                <w:tab w:val="left" w:pos="993"/>
+              </w:tabs>
+              <w:autoSpaceDE w:val="0"/>
+              <w:autoSpaceDN w:val="0"/>
+              <w:adjustRightInd w:val="0"/>
+              <w:spacing w:before="0" w:line="252" w:lineRule="auto"/>
+              <w:ind w:right="297"/>
+              <w:rPr>
+                <w:rFonts w:cs="Arial"/>
+                <w:b/>
+                <w:sz w:val="28"/>
+                <w:szCs w:val="32"/>
+              </w:rPr>
+            </w:pPr>
+            <w:r>
+              <w:rPr>
+                <w:rFonts w:cs="Arial"/>
+                <w:b/>
+                <w:sz w:val="28"/>
+                <w:szCs w:val="32"/>
+              </w:rPr>
+              <w:t>T.S.4.6.</w:t>
+            </w:r>
+            <w:r>
+              <w:rPr>
+                <w:rFonts w:cs="Arial"/>
+                <w:b/>
+                <w:sz w:val="28"/>
+                <w:szCs w:val="32"/>
+              </w:rPr>
+              <w:t>9.2</w:t>
+            </w:r>
+            <w:r>
+              <w:rPr>
+                <w:rFonts w:cs="Arial"/>
+                <w:b/>
+                <w:sz w:val="28"/>
+                <w:szCs w:val="32"/>
+              </w:rPr>
+              <w:t xml:space="preserve"> – Kramam</w:t>
+            </w:r>
+          </w:p>
+          <w:p>
+            <w:pPr>
+              <w:widowControl w:val="0"/>
+              <w:tabs>
+                <w:tab w:val="left" w:pos="993"/>
+              </w:tabs>
+              <w:autoSpaceDE w:val="0"/>
+              <w:autoSpaceDN w:val="0"/>
+              <w:adjustRightInd w:val="0"/>
+              <w:spacing w:before="0" w:line="252" w:lineRule="auto"/>
+              <w:ind w:right="297"/>
+              <w:rPr>
+                <w:rFonts w:cs="Arial"/>
+                <w:b/>
+                <w:sz w:val="28"/>
+                <w:szCs w:val="32"/>
+                <w:lang w:val="en-IN"/>
+              </w:rPr>
+            </w:pPr>
+            <w:r>
+              <w:rPr>
+                <w:rFonts w:cs="Arial"/>
+                <w:b/>
+                <w:sz w:val="28"/>
+                <w:szCs w:val="32"/>
+                <w:lang w:val="en-IN"/>
+              </w:rPr>
+              <w:t xml:space="preserve">Krama Vaakyam No.– </w:t>
+            </w:r>
+            <w:r>
+              <w:rPr>
+                <w:rFonts w:cs="Arial"/>
+                <w:b/>
+                <w:sz w:val="28"/>
+                <w:szCs w:val="32"/>
+                <w:lang w:val="en-IN"/>
+              </w:rPr>
+              <w:t>15</w:t>
+            </w:r>
+          </w:p>
+          <w:p>
+            <w:pPr>
+              <w:widowControl w:val="0"/>
+              <w:tabs>
+                <w:tab w:val="left" w:pos="993"/>
+              </w:tabs>
+              <w:autoSpaceDE w:val="0"/>
+              <w:autoSpaceDN w:val="0"/>
+              <w:adjustRightInd w:val="0"/>
+              <w:spacing w:before="0" w:line="252" w:lineRule="auto"/>
+              <w:ind w:right="297"/>
+              <w:rPr>
+                <w:rFonts w:cs="Arial"/>
+                <w:b/>
+                <w:sz w:val="28"/>
+                <w:szCs w:val="32"/>
+              </w:rPr>
+            </w:pPr>
+            <w:r>
+              <w:rPr>
+                <w:rFonts w:cs="Arial"/>
+                <w:b/>
+                <w:sz w:val="28"/>
+                <w:szCs w:val="32"/>
+                <w:lang w:val="it-IT"/>
+              </w:rPr>
+              <w:t>Panchaati No</w:t>
+            </w:r>
+            <w:r>
+              <w:rPr>
+                <w:rFonts w:cs="Arial"/>
+                <w:b/>
+                <w:szCs w:val="32"/>
+                <w:lang w:val="it-IT"/>
+              </w:rPr>
+              <w:t xml:space="preserve">. - </w:t>
+            </w:r>
+            <w:r>
+              <w:rPr>
+                <w:rFonts w:cs="Arial"/>
+                <w:b/>
+                <w:sz w:val="28"/>
+                <w:szCs w:val="32"/>
+                <w:lang w:val="it-IT"/>
+              </w:rPr>
+              <w:t>44</w:t>
+            </w:r>
+          </w:p>
+        </w:tc>
+        <w:tc>
+          <w:tcPr>
+            <w:tcW w:w="5103" w:type="dxa"/>
+          </w:tcPr>
+          <w:p>
+            <w:pPr>
+              <w:widowControl w:val="0"/>
+              <w:autoSpaceDE w:val="0"/>
+              <w:autoSpaceDN w:val="0"/>
+              <w:adjustRightInd w:val="0"/>
+              <w:spacing w:line="252" w:lineRule="auto"/>
+              <w:rPr>
+                <w:rFonts w:ascii="BRH Devanagari Extra" w:hAnsi="BRH Devanagari Extra" w:cs="BRH Devanagari Extra"/>
+                <w:color w:val="000000"/>
+                <w:sz w:val="40"/>
+                <w:szCs w:val="40"/>
+              </w:rPr>
+            </w:pPr>
+            <w:r>
+              <w:rPr>
+                <w:rFonts w:ascii="BRH Malayalam Extra" w:eastAsia="Times New Roman" w:hAnsi="BRH Malayalam Extra" w:cs="BRH Malayalam Extra"/>
+                <w:color w:val="000000"/>
+                <w:sz w:val="40"/>
+                <w:szCs w:val="40"/>
+                <w:lang w:val="en-IN" w:eastAsia="en-IN" w:bidi="ml-IN"/>
+              </w:rPr>
+              <w:t>D</w:t>
+            </w:r>
+            <w:r>
+              <w:rPr>
+                <w:rFonts w:ascii="BRH Malayalam Extra" w:eastAsia="Times New Roman" w:hAnsi="BRH Malayalam Extra" w:cs="BRH Malayalam Extra"/>
+                <w:color w:val="000000"/>
+                <w:sz w:val="32"/>
+                <w:szCs w:val="40"/>
+                <w:lang w:val="en-IN" w:eastAsia="en-IN" w:bidi="ml-IN"/>
+              </w:rPr>
+              <w:t>–</w:t>
+            </w:r>
+            <w:r>
+              <w:rPr>
+                <w:rFonts w:ascii="BRH Malayalam Extra" w:eastAsia="Times New Roman" w:hAnsi="BRH Malayalam Extra" w:cs="BRH Malayalam Extra"/>
+                <w:color w:val="000000"/>
+                <w:sz w:val="40"/>
+                <w:szCs w:val="40"/>
+                <w:lang w:val="en-IN" w:eastAsia="en-IN" w:bidi="ml-IN"/>
+              </w:rPr>
+              <w:t>Lx öhxR—Ç</w:t>
+            </w:r>
+            <w:r>
+              <w:rPr>
+                <w:rFonts w:ascii="BRH Malayalam Extra" w:eastAsia="Times New Roman" w:hAnsi="BRH Malayalam Extra" w:cs="BRH Malayalam Extra"/>
+                <w:color w:val="000000"/>
+                <w:sz w:val="40"/>
+                <w:szCs w:val="40"/>
+                <w:highlight w:val="yellow"/>
+                <w:lang w:val="en-IN" w:eastAsia="en-IN" w:bidi="ml-IN"/>
+              </w:rPr>
+              <w:t>y</w:t>
+            </w:r>
+            <w:r>
+              <w:rPr>
+                <w:rFonts w:ascii="BRH Malayalam Extra" w:eastAsia="Times New Roman" w:hAnsi="BRH Malayalam Extra" w:cs="BRH Malayalam Extra"/>
+                <w:color w:val="000000"/>
+                <w:sz w:val="40"/>
+                <w:szCs w:val="40"/>
+                <w:lang w:val="en-IN" w:eastAsia="en-IN" w:bidi="ml-IN"/>
+              </w:rPr>
+              <w:t xml:space="preserve"> | öhxR—Çõ</w:t>
+            </w:r>
+            <w:r>
+              <w:rPr>
+                <w:rFonts w:ascii="BRH Malayalam Extra" w:eastAsia="Times New Roman" w:hAnsi="BRH Malayalam Extra" w:cs="BRH Malayalam Extra"/>
+                <w:color w:val="000000"/>
+                <w:sz w:val="32"/>
+                <w:szCs w:val="40"/>
+                <w:lang w:val="en-IN" w:eastAsia="en-IN" w:bidi="ml-IN"/>
+              </w:rPr>
+              <w:t>–</w:t>
+            </w:r>
+            <w:r>
+              <w:rPr>
+                <w:rFonts w:ascii="BRH Malayalam Extra" w:eastAsia="Times New Roman" w:hAnsi="BRH Malayalam Extra" w:cs="BRH Malayalam Extra"/>
+                <w:color w:val="000000"/>
+                <w:sz w:val="40"/>
+                <w:szCs w:val="40"/>
+                <w:lang w:val="en-IN" w:eastAsia="en-IN" w:bidi="ml-IN"/>
+              </w:rPr>
+              <w:t>hy |</w:t>
+            </w:r>
+          </w:p>
+        </w:tc>
+        <w:tc>
+          <w:tcPr>
+            <w:tcW w:w="5386" w:type="dxa"/>
+          </w:tcPr>
+          <w:p>
+            <w:pPr>
+              <w:widowControl w:val="0"/>
+              <w:autoSpaceDE w:val="0"/>
+              <w:autoSpaceDN w:val="0"/>
+              <w:adjustRightInd w:val="0"/>
+              <w:spacing w:line="252" w:lineRule="auto"/>
+              <w:rPr>
+                <w:rFonts w:ascii="BRH Devanagari Extra" w:hAnsi="BRH Devanagari Extra" w:cs="BRH Devanagari Extra"/>
+                <w:color w:val="000000"/>
+                <w:sz w:val="40"/>
+                <w:szCs w:val="40"/>
+              </w:rPr>
+            </w:pPr>
+            <w:r>
+              <w:rPr>
+                <w:rFonts w:ascii="BRH Malayalam Extra" w:eastAsia="Times New Roman" w:hAnsi="BRH Malayalam Extra" w:cs="BRH Malayalam Extra"/>
+                <w:color w:val="000000"/>
+                <w:sz w:val="40"/>
+                <w:szCs w:val="40"/>
+                <w:lang w:val="en-IN" w:eastAsia="en-IN" w:bidi="ml-IN"/>
+              </w:rPr>
+              <w:t>D</w:t>
+            </w:r>
+            <w:r>
+              <w:rPr>
+                <w:rFonts w:ascii="BRH Malayalam Extra" w:eastAsia="Times New Roman" w:hAnsi="BRH Malayalam Extra" w:cs="BRH Malayalam Extra"/>
+                <w:color w:val="000000"/>
+                <w:sz w:val="32"/>
+                <w:szCs w:val="40"/>
+                <w:lang w:val="en-IN" w:eastAsia="en-IN" w:bidi="ml-IN"/>
+              </w:rPr>
+              <w:t>–</w:t>
+            </w:r>
+            <w:r>
+              <w:rPr>
+                <w:rFonts w:ascii="BRH Malayalam Extra" w:eastAsia="Times New Roman" w:hAnsi="BRH Malayalam Extra" w:cs="BRH Malayalam Extra"/>
+                <w:color w:val="000000"/>
+                <w:sz w:val="40"/>
+                <w:szCs w:val="40"/>
+                <w:lang w:val="en-IN" w:eastAsia="en-IN" w:bidi="ml-IN"/>
+              </w:rPr>
+              <w:t>Lx öhxR—Ç</w:t>
+            </w:r>
+            <w:r>
+              <w:rPr>
+                <w:rFonts w:ascii="BRH Malayalam Extra" w:hAnsi="BRH Malayalam Extra" w:cs="BRH Malayalam Extra"/>
+                <w:sz w:val="40"/>
+                <w:szCs w:val="40"/>
+                <w:highlight w:val="green"/>
+              </w:rPr>
+              <w:t>z</w:t>
+            </w:r>
+            <w:r>
+              <w:rPr>
+                <w:rFonts w:ascii="BRH Malayalam Extra" w:eastAsia="Times New Roman" w:hAnsi="BRH Malayalam Extra" w:cs="BRH Malayalam Extra"/>
+                <w:color w:val="000000"/>
+                <w:sz w:val="40"/>
+                <w:szCs w:val="40"/>
+                <w:lang w:val="en-IN" w:eastAsia="en-IN" w:bidi="ml-IN"/>
+              </w:rPr>
+              <w:t xml:space="preserve"> | öhxR—Çõ</w:t>
+            </w:r>
+            <w:r>
+              <w:rPr>
+                <w:rFonts w:ascii="BRH Malayalam Extra" w:eastAsia="Times New Roman" w:hAnsi="BRH Malayalam Extra" w:cs="BRH Malayalam Extra"/>
+                <w:color w:val="000000"/>
+                <w:sz w:val="32"/>
+                <w:szCs w:val="40"/>
+                <w:lang w:val="en-IN" w:eastAsia="en-IN" w:bidi="ml-IN"/>
+              </w:rPr>
+              <w:t>–</w:t>
+            </w:r>
+            <w:r>
+              <w:rPr>
+                <w:rFonts w:ascii="BRH Malayalam Extra" w:eastAsia="Times New Roman" w:hAnsi="BRH Malayalam Extra" w:cs="BRH Malayalam Extra"/>
+                <w:color w:val="000000"/>
+                <w:sz w:val="40"/>
+                <w:szCs w:val="40"/>
+                <w:lang w:val="en-IN" w:eastAsia="en-IN" w:bidi="ml-IN"/>
+              </w:rPr>
+              <w:t>hy |</w:t>
+            </w:r>
+          </w:p>
+        </w:tc>
+      </w:tr>
+      <w:tr>
+        <w:trPr>
+          <w:trHeight w:val="1118"/>
+        </w:trPr>
+        <w:tc>
+          <w:tcPr>
+            <w:tcW w:w="3906" w:type="dxa"/>
+          </w:tcPr>
+          <w:p>
+            <w:pPr>
+              <w:widowControl w:val="0"/>
+              <w:tabs>
+                <w:tab w:val="left" w:pos="993"/>
+              </w:tabs>
+              <w:autoSpaceDE w:val="0"/>
+              <w:autoSpaceDN w:val="0"/>
+              <w:adjustRightInd w:val="0"/>
+              <w:spacing w:before="0" w:line="252" w:lineRule="auto"/>
+              <w:ind w:right="297"/>
+              <w:rPr>
+                <w:rFonts w:cs="Arial"/>
+                <w:b/>
+                <w:sz w:val="28"/>
+                <w:szCs w:val="32"/>
+              </w:rPr>
+            </w:pPr>
+            <w:r>
+              <w:rPr>
+                <w:rFonts w:cs="Arial"/>
+                <w:b/>
+                <w:sz w:val="28"/>
+                <w:szCs w:val="32"/>
+              </w:rPr>
+              <w:lastRenderedPageBreak/>
               <w:t>T.S.4.6.</w:t>
             </w:r>
             <w:r>
@@ -1686,7 +2875,6 @@
                 <w:sz w:val="28"/>
                 <w:szCs w:val="32"/>
               </w:rPr>
-              <w:lastRenderedPageBreak/>
               <w:t>T.S.4.6.</w:t>
             </w:r>
             <w:r>
@@ -2561,6 +3749,7 @@
                 <w:sz w:val="28"/>
                 <w:szCs w:val="32"/>
               </w:rPr>
+              <w:lastRenderedPageBreak/>
               <w:t>T.S.4.6.2.3 – Kramam</w:t>
             </w:r>
           </w:p>
@@ -3697,7 +4886,6 @@
                 <w:sz w:val="28"/>
                 <w:szCs w:val="32"/>
               </w:rPr>
-              <w:lastRenderedPageBreak/>
               <w:t>T.S.4.6.6.4 – Kramam</w:t>
             </w:r>
           </w:p>
@@ -4808,6 +5996,7 @@
                 <w:sz w:val="28"/>
                 <w:szCs w:val="32"/>
               </w:rPr>
+              <w:lastRenderedPageBreak/>
               <w:t>T.S.4.6.7.4 – Kramam</w:t>
             </w:r>
           </w:p>
@@ -6014,7 +7203,6 @@
                 <w:sz w:val="28"/>
                 <w:szCs w:val="32"/>
               </w:rPr>
-              <w:lastRenderedPageBreak/>
               <w:t>T.S.4.6.9.1 – Kramam</w:t>
             </w:r>
           </w:p>
@@ -7033,16 +8221,7 @@
           <w:bCs/>
           <w:sz w:val="32"/>
         </w:rPr>
-        <w:t xml:space="preserve">replaced </w:t>
-      </w:r>
-      <w:proofErr w:type="gramStart"/>
-      <w:r>
-        <w:rPr>
-          <w:b/>
-          <w:bCs/>
-          <w:sz w:val="32"/>
-        </w:rPr>
-        <w:t>with</w:t>
+        <w:t>replaced with</w:t>
       </w:r>
       <w:r>
         <w:rPr>
@@ -7064,7 +8243,6 @@
         </w:rPr>
         <w:t>"</w:t>
       </w:r>
-      <w:proofErr w:type="gramEnd"/>
       <w:r>
         <w:rPr>
           <w:rFonts w:ascii="BRH Malayalam" w:hAnsi="BRH Malayalam" w:cs="BRH Malayalam"/>
@@ -7076,7 +8254,6 @@
         </w:rPr>
         <w:t>q§T</w:t>
       </w:r>
-      <w:proofErr w:type="gramStart"/>
       <w:r>
         <w:rPr>
           <w:rFonts w:ascii="BRH Malayalam" w:hAnsi="BRH Malayalam" w:cs="BRH Malayalam"/>
@@ -7093,16 +8270,7 @@
           <w:bCs/>
           <w:sz w:val="32"/>
         </w:rPr>
-        <w:t>wherever</w:t>
-      </w:r>
-      <w:proofErr w:type="gramEnd"/>
-      <w:r>
-        <w:rPr>
-          <w:b/>
-          <w:bCs/>
-          <w:sz w:val="32"/>
-        </w:rPr>
-        <w:t xml:space="preserve"> applicable</w:t>
+        <w:t>wherever applicable</w:t>
       </w:r>
     </w:p>
     <w:p>
@@ -7124,6 +8292,7 @@
           <w:szCs w:val="32"/>
           <w:u w:val="single"/>
         </w:rPr>
+        <w:lastRenderedPageBreak/>
         <w:t>=============</w:t>
       </w:r>
     </w:p>
@@ -7509,7 +8678,7 @@
 </file>
 
 <file path=word/endnotes.xml><?xml version="1.0" encoding="utf-8"?>
-<w:endnotes xmlns:wpc="http://schemas.microsoft.com/office/word/2010/wordprocessingCanvas" xmlns:cx="http://schemas.microsoft.com/office/drawing/2014/chartex" xmlns:cx1="http://schemas.microsoft.com/office/drawing/2015/9/8/chartex" xmlns:cx2="http://schemas.microsoft.com/office/drawing/2015/10/21/chartex" xmlns:cx3="http://schemas.microsoft.com/office/drawing/2016/5/9/chartex" xmlns:cx4="http://schemas.microsoft.com/office/drawing/2016/5/10/chartex" xmlns:cx5="http://schemas.microsoft.com/office/drawing/2016/5/11/chartex" xmlns:cx6="http://schemas.microsoft.com/office/drawing/2016/5/12/chartex" xmlns:cx7="http://schemas.microsoft.com/office/drawing/2016/5/13/chartex" xmlns:cx8="http://schemas.microsoft.com/office/drawing/2016/5/14/chartex" xmlns:mc="http://schemas.openxmlformats.org/markup-compatibility/2006" xmlns:aink="http://schemas.microsoft.com/office/drawing/2016/ink" xmlns:am3d="http://schemas.microsoft.com/office/drawing/2017/model3d" xmlns:o="urn:schemas-microsoft-com:office:office" xmlns:oel="http://schemas.microsoft.com/office/2019/extlst" xmlns:r="http://schemas.openxmlformats.org/officeDocument/2006/relationships" xmlns:m="http://schemas.openxmlformats.org/officeDocument/2006/math" xmlns:v="urn:schemas-microsoft-com:vml" xmlns:wp14="http://schemas.microsoft.com/office/word/2010/wordprocessingDrawing" xmlns:wp="http://schemas.openxmlformats.org/drawingml/2006/wordprocessingDrawing" xmlns:w10="urn:schemas-microsoft-com:office:word" xmlns:w="http://schemas.openxmlformats.org/wordprocessingml/2006/main" xmlns:w14="http://schemas.microsoft.com/office/word/2010/wordml" xmlns:w15="http://schemas.microsoft.com/office/word/2012/wordml" xmlns:w16cex="http://schemas.microsoft.com/office/word/2018/wordml/cex" xmlns:w16cid="http://schemas.microsoft.com/office/word/2016/wordml/cid" xmlns:w16="http://schemas.microsoft.com/office/word/2018/wordml" xmlns:w16du="http://schemas.microsoft.com/office/word/2023/wordml/word16du" xmlns:w16sdtdh="http://schemas.microsoft.com/office/word/2020/wordml/sdtdatahash" xmlns:w16sdtfl="http://schemas.microsoft.com/office/word/2024/wordml/sdtformatlock" xmlns:w16se="http://schemas.microsoft.com/office/word/2015/wordml/symex" xmlns:wpg="http://schemas.microsoft.com/office/word/2010/wordprocessingGroup" xmlns:wpi="http://schemas.microsoft.com/office/word/2010/wordprocessingInk" xmlns:wne="http://schemas.microsoft.com/office/word/2006/wordml" xmlns:wps="http://schemas.microsoft.com/office/word/2010/wordprocessingShape" mc:Ignorable="w14 w15 w16se w16cid w16 w16cex w16sdtdh w16sdtfl w16du wp14">
+<w:endnotes xmlns:wpc="http://schemas.microsoft.com/office/word/2010/wordprocessingCanvas" xmlns:cx="http://schemas.microsoft.com/office/drawing/2014/chartex" xmlns:cx1="http://schemas.microsoft.com/office/drawing/2015/9/8/chartex" xmlns:cx2="http://schemas.microsoft.com/office/drawing/2015/10/21/chartex" xmlns:cx3="http://schemas.microsoft.com/office/drawing/2016/5/9/chartex" xmlns:cx4="http://schemas.microsoft.com/office/drawing/2016/5/10/chartex" xmlns:cx5="http://schemas.microsoft.com/office/drawing/2016/5/11/chartex" xmlns:cx6="http://schemas.microsoft.com/office/drawing/2016/5/12/chartex" xmlns:cx7="http://schemas.microsoft.com/office/drawing/2016/5/13/chartex" xmlns:cx8="http://schemas.microsoft.com/office/drawing/2016/5/14/chartex" xmlns:mc="http://schemas.openxmlformats.org/markup-compatibility/2006" xmlns:aink="http://schemas.microsoft.com/office/drawing/2016/ink" xmlns:am3d="http://schemas.microsoft.com/office/drawing/2017/model3d" xmlns:o="urn:schemas-microsoft-com:office:office" xmlns:oel="http://schemas.microsoft.com/office/2019/extlst" xmlns:r="http://schemas.openxmlformats.org/officeDocument/2006/relationships" xmlns:m="http://schemas.openxmlformats.org/officeDocument/2006/math" xmlns:v="urn:schemas-microsoft-com:vml" xmlns:wp14="http://schemas.microsoft.com/office/word/2010/wordprocessingDrawing" xmlns:wp="http://schemas.openxmlformats.org/drawingml/2006/wordprocessingDrawing" xmlns:w10="urn:schemas-microsoft-com:office:word" xmlns:w="http://schemas.openxmlformats.org/wordprocessingml/2006/main" xmlns:w14="http://schemas.microsoft.com/office/word/2010/wordml" xmlns:w15="http://schemas.microsoft.com/office/word/2012/wordml" xmlns:w16cei="http://schemas.microsoft.com/office/word/2026/wordml/cei" xmlns:w16cex="http://schemas.microsoft.com/office/word/2018/wordml/cex" xmlns:w16cid="http://schemas.microsoft.com/office/word/2016/wordml/cid" xmlns:w16="http://schemas.microsoft.com/office/word/2018/wordml" xmlns:w16du="http://schemas.microsoft.com/office/word/2023/wordml/word16du" xmlns:w16sdtdh="http://schemas.microsoft.com/office/word/2020/wordml/sdtdatahash" xmlns:w16sdtfl="http://schemas.microsoft.com/office/word/2024/wordml/sdtformatlock" xmlns:w16se="http://schemas.microsoft.com/office/word/2015/wordml/symex" xmlns:wpg="http://schemas.microsoft.com/office/word/2010/wordprocessingGroup" xmlns:wpi="http://schemas.microsoft.com/office/word/2010/wordprocessingInk" xmlns:wne="http://schemas.microsoft.com/office/word/2006/wordml" xmlns:wps="http://schemas.microsoft.com/office/word/2010/wordprocessingShape" mc:Ignorable="w14 w15 w16se w16cid w16 w16cex w16sdtdh w16sdtfl w16du wp14">
   <w:endnote w:type="separator" w:id="-1">
     <w:p>
       <w:pPr>
@@ -7534,7 +8703,7 @@
 </file>
 
 <file path=word/footer1.xml><?xml version="1.0" encoding="utf-8"?>
-<w:ftr xmlns:wpc="http://schemas.microsoft.com/office/word/2010/wordprocessingCanvas" xmlns:cx="http://schemas.microsoft.com/office/drawing/2014/chartex" xmlns:cx1="http://schemas.microsoft.com/office/drawing/2015/9/8/chartex" xmlns:cx2="http://schemas.microsoft.com/office/drawing/2015/10/21/chartex" xmlns:cx3="http://schemas.microsoft.com/office/drawing/2016/5/9/chartex" xmlns:cx4="http://schemas.microsoft.com/office/drawing/2016/5/10/chartex" xmlns:cx5="http://schemas.microsoft.com/office/drawing/2016/5/11/chartex" xmlns:cx6="http://schemas.microsoft.com/office/drawing/2016/5/12/chartex" xmlns:cx7="http://schemas.microsoft.com/office/drawing/2016/5/13/chartex" xmlns:cx8="http://schemas.microsoft.com/office/drawing/2016/5/14/chartex" xmlns:mc="http://schemas.openxmlformats.org/markup-compatibility/2006" xmlns:aink="http://schemas.microsoft.com/office/drawing/2016/ink" xmlns:am3d="http://schemas.microsoft.com/office/drawing/2017/model3d" xmlns:o="urn:schemas-microsoft-com:office:office" xmlns:oel="http://schemas.microsoft.com/office/2019/extlst" xmlns:r="http://schemas.openxmlformats.org/officeDocument/2006/relationships" xmlns:m="http://schemas.openxmlformats.org/officeDocument/2006/math" xmlns:v="urn:schemas-microsoft-com:vml" xmlns:wp14="http://schemas.microsoft.com/office/word/2010/wordprocessingDrawing" xmlns:wp="http://schemas.openxmlformats.org/drawingml/2006/wordprocessingDrawing" xmlns:w10="urn:schemas-microsoft-com:office:word" xmlns:w="http://schemas.openxmlformats.org/wordprocessingml/2006/main" xmlns:w14="http://schemas.microsoft.com/office/word/2010/wordml" xmlns:w15="http://schemas.microsoft.com/office/word/2012/wordml" xmlns:w16cex="http://schemas.microsoft.com/office/word/2018/wordml/cex" xmlns:w16cid="http://schemas.microsoft.com/office/word/2016/wordml/cid" xmlns:w16="http://schemas.microsoft.com/office/word/2018/wordml" xmlns:w16du="http://schemas.microsoft.com/office/word/2023/wordml/word16du" xmlns:w16sdtdh="http://schemas.microsoft.com/office/word/2020/wordml/sdtdatahash" xmlns:w16sdtfl="http://schemas.microsoft.com/office/word/2024/wordml/sdtformatlock" xmlns:w16se="http://schemas.microsoft.com/office/word/2015/wordml/symex" xmlns:wpg="http://schemas.microsoft.com/office/word/2010/wordprocessingGroup" xmlns:wpi="http://schemas.microsoft.com/office/word/2010/wordprocessingInk" xmlns:wne="http://schemas.microsoft.com/office/word/2006/wordml" xmlns:wps="http://schemas.microsoft.com/office/word/2010/wordprocessingShape" mc:Ignorable="w14 w15 w16se w16cid w16 w16cex w16sdtdh w16sdtfl w16du wp14">
+<w:ftr xmlns:wpc="http://schemas.microsoft.com/office/word/2010/wordprocessingCanvas" xmlns:cx="http://schemas.microsoft.com/office/drawing/2014/chartex" xmlns:cx1="http://schemas.microsoft.com/office/drawing/2015/9/8/chartex" xmlns:cx2="http://schemas.microsoft.com/office/drawing/2015/10/21/chartex" xmlns:cx3="http://schemas.microsoft.com/office/drawing/2016/5/9/chartex" xmlns:cx4="http://schemas.microsoft.com/office/drawing/2016/5/10/chartex" xmlns:cx5="http://schemas.microsoft.com/office/drawing/2016/5/11/chartex" xmlns:cx6="http://schemas.microsoft.com/office/drawing/2016/5/12/chartex" xmlns:cx7="http://schemas.microsoft.com/office/drawing/2016/5/13/chartex" xmlns:cx8="http://schemas.microsoft.com/office/drawing/2016/5/14/chartex" xmlns:mc="http://schemas.openxmlformats.org/markup-compatibility/2006" xmlns:aink="http://schemas.microsoft.com/office/drawing/2016/ink" xmlns:am3d="http://schemas.microsoft.com/office/drawing/2017/model3d" xmlns:o="urn:schemas-microsoft-com:office:office" xmlns:oel="http://schemas.microsoft.com/office/2019/extlst" xmlns:r="http://schemas.openxmlformats.org/officeDocument/2006/relationships" xmlns:m="http://schemas.openxmlformats.org/officeDocument/2006/math" xmlns:v="urn:schemas-microsoft-com:vml" xmlns:wp14="http://schemas.microsoft.com/office/word/2010/wordprocessingDrawing" xmlns:wp="http://schemas.openxmlformats.org/drawingml/2006/wordprocessingDrawing" xmlns:w10="urn:schemas-microsoft-com:office:word" xmlns:w="http://schemas.openxmlformats.org/wordprocessingml/2006/main" xmlns:w14="http://schemas.microsoft.com/office/word/2010/wordml" xmlns:w15="http://schemas.microsoft.com/office/word/2012/wordml" xmlns:w16cei="http://schemas.microsoft.com/office/word/2026/wordml/cei" xmlns:w16cex="http://schemas.microsoft.com/office/word/2018/wordml/cex" xmlns:w16cid="http://schemas.microsoft.com/office/word/2016/wordml/cid" xmlns:w16="http://schemas.microsoft.com/office/word/2018/wordml" xmlns:w16du="http://schemas.microsoft.com/office/word/2023/wordml/word16du" xmlns:w16sdtdh="http://schemas.microsoft.com/office/word/2020/wordml/sdtdatahash" xmlns:w16sdtfl="http://schemas.microsoft.com/office/word/2024/wordml/sdtformatlock" xmlns:w16se="http://schemas.microsoft.com/office/word/2015/wordml/symex" xmlns:wpg="http://schemas.microsoft.com/office/word/2010/wordprocessingGroup" xmlns:wpi="http://schemas.microsoft.com/office/word/2010/wordprocessingInk" xmlns:wne="http://schemas.microsoft.com/office/word/2006/wordml" xmlns:wps="http://schemas.microsoft.com/office/word/2010/wordprocessingShape" mc:Ignorable="w14 w15 w16se w16cid w16 w16cex w16sdtdh w16sdtfl w16du wp14">
   <w:p>
     <w:pPr>
       <w:pBdr>
@@ -7716,7 +8885,7 @@
 </file>
 
 <file path=word/footer2.xml><?xml version="1.0" encoding="utf-8"?>
-<w:ftr xmlns:wpc="http://schemas.microsoft.com/office/word/2010/wordprocessingCanvas" xmlns:cx="http://schemas.microsoft.com/office/drawing/2014/chartex" xmlns:cx1="http://schemas.microsoft.com/office/drawing/2015/9/8/chartex" xmlns:cx2="http://schemas.microsoft.com/office/drawing/2015/10/21/chartex" xmlns:cx3="http://schemas.microsoft.com/office/drawing/2016/5/9/chartex" xmlns:cx4="http://schemas.microsoft.com/office/drawing/2016/5/10/chartex" xmlns:cx5="http://schemas.microsoft.com/office/drawing/2016/5/11/chartex" xmlns:cx6="http://schemas.microsoft.com/office/drawing/2016/5/12/chartex" xmlns:cx7="http://schemas.microsoft.com/office/drawing/2016/5/13/chartex" xmlns:cx8="http://schemas.microsoft.com/office/drawing/2016/5/14/chartex" xmlns:mc="http://schemas.openxmlformats.org/markup-compatibility/2006" xmlns:aink="http://schemas.microsoft.com/office/drawing/2016/ink" xmlns:am3d="http://schemas.microsoft.com/office/drawing/2017/model3d" xmlns:o="urn:schemas-microsoft-com:office:office" xmlns:oel="http://schemas.microsoft.com/office/2019/extlst" xmlns:r="http://schemas.openxmlformats.org/officeDocument/2006/relationships" xmlns:m="http://schemas.openxmlformats.org/officeDocument/2006/math" xmlns:v="urn:schemas-microsoft-com:vml" xmlns:wp14="http://schemas.microsoft.com/office/word/2010/wordprocessingDrawing" xmlns:wp="http://schemas.openxmlformats.org/drawingml/2006/wordprocessingDrawing" xmlns:w10="urn:schemas-microsoft-com:office:word" xmlns:w="http://schemas.openxmlformats.org/wordprocessingml/2006/main" xmlns:w14="http://schemas.microsoft.com/office/word/2010/wordml" xmlns:w15="http://schemas.microsoft.com/office/word/2012/wordml" xmlns:w16cex="http://schemas.microsoft.com/office/word/2018/wordml/cex" xmlns:w16cid="http://schemas.microsoft.com/office/word/2016/wordml/cid" xmlns:w16="http://schemas.microsoft.com/office/word/2018/wordml" xmlns:w16du="http://schemas.microsoft.com/office/word/2023/wordml/word16du" xmlns:w16sdtdh="http://schemas.microsoft.com/office/word/2020/wordml/sdtdatahash" xmlns:w16sdtfl="http://schemas.microsoft.com/office/word/2024/wordml/sdtformatlock" xmlns:w16se="http://schemas.microsoft.com/office/word/2015/wordml/symex" xmlns:wpg="http://schemas.microsoft.com/office/word/2010/wordprocessingGroup" xmlns:wpi="http://schemas.microsoft.com/office/word/2010/wordprocessingInk" xmlns:wne="http://schemas.microsoft.com/office/word/2006/wordml" xmlns:wps="http://schemas.microsoft.com/office/word/2010/wordprocessingShape" mc:Ignorable="w14 w15 w16se w16cid w16 w16cex w16sdtdh w16sdtfl w16du wp14">
+<w:ftr xmlns:wpc="http://schemas.microsoft.com/office/word/2010/wordprocessingCanvas" xmlns:cx="http://schemas.microsoft.com/office/drawing/2014/chartex" xmlns:cx1="http://schemas.microsoft.com/office/drawing/2015/9/8/chartex" xmlns:cx2="http://schemas.microsoft.com/office/drawing/2015/10/21/chartex" xmlns:cx3="http://schemas.microsoft.com/office/drawing/2016/5/9/chartex" xmlns:cx4="http://schemas.microsoft.com/office/drawing/2016/5/10/chartex" xmlns:cx5="http://schemas.microsoft.com/office/drawing/2016/5/11/chartex" xmlns:cx6="http://schemas.microsoft.com/office/drawing/2016/5/12/chartex" xmlns:cx7="http://schemas.microsoft.com/office/drawing/2016/5/13/chartex" xmlns:cx8="http://schemas.microsoft.com/office/drawing/2016/5/14/chartex" xmlns:mc="http://schemas.openxmlformats.org/markup-compatibility/2006" xmlns:aink="http://schemas.microsoft.com/office/drawing/2016/ink" xmlns:am3d="http://schemas.microsoft.com/office/drawing/2017/model3d" xmlns:o="urn:schemas-microsoft-com:office:office" xmlns:oel="http://schemas.microsoft.com/office/2019/extlst" xmlns:r="http://schemas.openxmlformats.org/officeDocument/2006/relationships" xmlns:m="http://schemas.openxmlformats.org/officeDocument/2006/math" xmlns:v="urn:schemas-microsoft-com:vml" xmlns:wp14="http://schemas.microsoft.com/office/word/2010/wordprocessingDrawing" xmlns:wp="http://schemas.openxmlformats.org/drawingml/2006/wordprocessingDrawing" xmlns:w10="urn:schemas-microsoft-com:office:word" xmlns:w="http://schemas.openxmlformats.org/wordprocessingml/2006/main" xmlns:w14="http://schemas.microsoft.com/office/word/2010/wordml" xmlns:w15="http://schemas.microsoft.com/office/word/2012/wordml" xmlns:w16cei="http://schemas.microsoft.com/office/word/2026/wordml/cei" xmlns:w16cex="http://schemas.microsoft.com/office/word/2018/wordml/cex" xmlns:w16cid="http://schemas.microsoft.com/office/word/2016/wordml/cid" xmlns:w16="http://schemas.microsoft.com/office/word/2018/wordml" xmlns:w16du="http://schemas.microsoft.com/office/word/2023/wordml/word16du" xmlns:w16sdtdh="http://schemas.microsoft.com/office/word/2020/wordml/sdtdatahash" xmlns:w16sdtfl="http://schemas.microsoft.com/office/word/2024/wordml/sdtformatlock" xmlns:w16se="http://schemas.microsoft.com/office/word/2015/wordml/symex" xmlns:wpg="http://schemas.microsoft.com/office/word/2010/wordprocessingGroup" xmlns:wpi="http://schemas.microsoft.com/office/word/2010/wordprocessingInk" xmlns:wne="http://schemas.microsoft.com/office/word/2006/wordml" xmlns:wps="http://schemas.microsoft.com/office/word/2010/wordprocessingShape" mc:Ignorable="w14 w15 w16se w16cid w16 w16cex w16sdtdh w16sdtfl w16du wp14">
   <w:p>
     <w:pPr>
       <w:pBdr>
@@ -7919,7 +9088,7 @@
 </file>
 
 <file path=word/footnotes.xml><?xml version="1.0" encoding="utf-8"?>
-<w:footnotes xmlns:wpc="http://schemas.microsoft.com/office/word/2010/wordprocessingCanvas" xmlns:cx="http://schemas.microsoft.com/office/drawing/2014/chartex" xmlns:cx1="http://schemas.microsoft.com/office/drawing/2015/9/8/chartex" xmlns:cx2="http://schemas.microsoft.com/office/drawing/2015/10/21/chartex" xmlns:cx3="http://schemas.microsoft.com/office/drawing/2016/5/9/chartex" xmlns:cx4="http://schemas.microsoft.com/office/drawing/2016/5/10/chartex" xmlns:cx5="http://schemas.microsoft.com/office/drawing/2016/5/11/chartex" xmlns:cx6="http://schemas.microsoft.com/office/drawing/2016/5/12/chartex" xmlns:cx7="http://schemas.microsoft.com/office/drawing/2016/5/13/chartex" xmlns:cx8="http://schemas.microsoft.com/office/drawing/2016/5/14/chartex" xmlns:mc="http://schemas.openxmlformats.org/markup-compatibility/2006" xmlns:aink="http://schemas.microsoft.com/office/drawing/2016/ink" xmlns:am3d="http://schemas.microsoft.com/office/drawing/2017/model3d" xmlns:o="urn:schemas-microsoft-com:office:office" xmlns:oel="http://schemas.microsoft.com/office/2019/extlst" xmlns:r="http://schemas.openxmlformats.org/officeDocument/2006/relationships" xmlns:m="http://schemas.openxmlformats.org/officeDocument/2006/math" xmlns:v="urn:schemas-microsoft-com:vml" xmlns:wp14="http://schemas.microsoft.com/office/word/2010/wordprocessingDrawing" xmlns:wp="http://schemas.openxmlformats.org/drawingml/2006/wordprocessingDrawing" xmlns:w10="urn:schemas-microsoft-com:office:word" xmlns:w="http://schemas.openxmlformats.org/wordprocessingml/2006/main" xmlns:w14="http://schemas.microsoft.com/office/word/2010/wordml" xmlns:w15="http://schemas.microsoft.com/office/word/2012/wordml" xmlns:w16cex="http://schemas.microsoft.com/office/word/2018/wordml/cex" xmlns:w16cid="http://schemas.microsoft.com/office/word/2016/wordml/cid" xmlns:w16="http://schemas.microsoft.com/office/word/2018/wordml" xmlns:w16du="http://schemas.microsoft.com/office/word/2023/wordml/word16du" xmlns:w16sdtdh="http://schemas.microsoft.com/office/word/2020/wordml/sdtdatahash" xmlns:w16sdtfl="http://schemas.microsoft.com/office/word/2024/wordml/sdtformatlock" xmlns:w16se="http://schemas.microsoft.com/office/word/2015/wordml/symex" xmlns:wpg="http://schemas.microsoft.com/office/word/2010/wordprocessingGroup" xmlns:wpi="http://schemas.microsoft.com/office/word/2010/wordprocessingInk" xmlns:wne="http://schemas.microsoft.com/office/word/2006/wordml" xmlns:wps="http://schemas.microsoft.com/office/word/2010/wordprocessingShape" mc:Ignorable="w14 w15 w16se w16cid w16 w16cex w16sdtdh w16sdtfl w16du wp14">
+<w:footnotes xmlns:wpc="http://schemas.microsoft.com/office/word/2010/wordprocessingCanvas" xmlns:cx="http://schemas.microsoft.com/office/drawing/2014/chartex" xmlns:cx1="http://schemas.microsoft.com/office/drawing/2015/9/8/chartex" xmlns:cx2="http://schemas.microsoft.com/office/drawing/2015/10/21/chartex" xmlns:cx3="http://schemas.microsoft.com/office/drawing/2016/5/9/chartex" xmlns:cx4="http://schemas.microsoft.com/office/drawing/2016/5/10/chartex" xmlns:cx5="http://schemas.microsoft.com/office/drawing/2016/5/11/chartex" xmlns:cx6="http://schemas.microsoft.com/office/drawing/2016/5/12/chartex" xmlns:cx7="http://schemas.microsoft.com/office/drawing/2016/5/13/chartex" xmlns:cx8="http://schemas.microsoft.com/office/drawing/2016/5/14/chartex" xmlns:mc="http://schemas.openxmlformats.org/markup-compatibility/2006" xmlns:aink="http://schemas.microsoft.com/office/drawing/2016/ink" xmlns:am3d="http://schemas.microsoft.com/office/drawing/2017/model3d" xmlns:o="urn:schemas-microsoft-com:office:office" xmlns:oel="http://schemas.microsoft.com/office/2019/extlst" xmlns:r="http://schemas.openxmlformats.org/officeDocument/2006/relationships" xmlns:m="http://schemas.openxmlformats.org/officeDocument/2006/math" xmlns:v="urn:schemas-microsoft-com:vml" xmlns:wp14="http://schemas.microsoft.com/office/word/2010/wordprocessingDrawing" xmlns:wp="http://schemas.openxmlformats.org/drawingml/2006/wordprocessingDrawing" xmlns:w10="urn:schemas-microsoft-com:office:word" xmlns:w="http://schemas.openxmlformats.org/wordprocessingml/2006/main" xmlns:w14="http://schemas.microsoft.com/office/word/2010/wordml" xmlns:w15="http://schemas.microsoft.com/office/word/2012/wordml" xmlns:w16cei="http://schemas.microsoft.com/office/word/2026/wordml/cei" xmlns:w16cex="http://schemas.microsoft.com/office/word/2018/wordml/cex" xmlns:w16cid="http://schemas.microsoft.com/office/word/2016/wordml/cid" xmlns:w16="http://schemas.microsoft.com/office/word/2018/wordml" xmlns:w16du="http://schemas.microsoft.com/office/word/2023/wordml/word16du" xmlns:w16sdtdh="http://schemas.microsoft.com/office/word/2020/wordml/sdtdatahash" xmlns:w16sdtfl="http://schemas.microsoft.com/office/word/2024/wordml/sdtformatlock" xmlns:w16se="http://schemas.microsoft.com/office/word/2015/wordml/symex" xmlns:wpg="http://schemas.microsoft.com/office/word/2010/wordprocessingGroup" xmlns:wpi="http://schemas.microsoft.com/office/word/2010/wordprocessingInk" xmlns:wne="http://schemas.microsoft.com/office/word/2006/wordml" xmlns:wps="http://schemas.microsoft.com/office/word/2010/wordprocessingShape" mc:Ignorable="w14 w15 w16se w16cid w16 w16cex w16sdtdh w16sdtfl w16du wp14">
   <w:footnote w:type="separator" w:id="-1">
     <w:p>
       <w:pPr>
@@ -7944,7 +9113,7 @@
 </file>
 
 <file path=word/header1.xml><?xml version="1.0" encoding="utf-8"?>
-<w:hdr xmlns:wpc="http://schemas.microsoft.com/office/word/2010/wordprocessingCanvas" xmlns:cx="http://schemas.microsoft.com/office/drawing/2014/chartex" xmlns:cx1="http://schemas.microsoft.com/office/drawing/2015/9/8/chartex" xmlns:cx2="http://schemas.microsoft.com/office/drawing/2015/10/21/chartex" xmlns:cx3="http://schemas.microsoft.com/office/drawing/2016/5/9/chartex" xmlns:cx4="http://schemas.microsoft.com/office/drawing/2016/5/10/chartex" xmlns:cx5="http://schemas.microsoft.com/office/drawing/2016/5/11/chartex" xmlns:cx6="http://schemas.microsoft.com/office/drawing/2016/5/12/chartex" xmlns:cx7="http://schemas.microsoft.com/office/drawing/2016/5/13/chartex" xmlns:cx8="http://schemas.microsoft.com/office/drawing/2016/5/14/chartex" xmlns:mc="http://schemas.openxmlformats.org/markup-compatibility/2006" xmlns:aink="http://schemas.microsoft.com/office/drawing/2016/ink" xmlns:am3d="http://schemas.microsoft.com/office/drawing/2017/model3d" xmlns:o="urn:schemas-microsoft-com:office:office" xmlns:oel="http://schemas.microsoft.com/office/2019/extlst" xmlns:r="http://schemas.openxmlformats.org/officeDocument/2006/relationships" xmlns:m="http://schemas.openxmlformats.org/officeDocument/2006/math" xmlns:v="urn:schemas-microsoft-com:vml" xmlns:wp14="http://schemas.microsoft.com/office/word/2010/wordprocessingDrawing" xmlns:wp="http://schemas.openxmlformats.org/drawingml/2006/wordprocessingDrawing" xmlns:w10="urn:schemas-microsoft-com:office:word" xmlns:w="http://schemas.openxmlformats.org/wordprocessingml/2006/main" xmlns:w14="http://schemas.microsoft.com/office/word/2010/wordml" xmlns:w15="http://schemas.microsoft.com/office/word/2012/wordml" xmlns:w16cex="http://schemas.microsoft.com/office/word/2018/wordml/cex" xmlns:w16cid="http://schemas.microsoft.com/office/word/2016/wordml/cid" xmlns:w16="http://schemas.microsoft.com/office/word/2018/wordml" xmlns:w16du="http://schemas.microsoft.com/office/word/2023/wordml/word16du" xmlns:w16sdtdh="http://schemas.microsoft.com/office/word/2020/wordml/sdtdatahash" xmlns:w16sdtfl="http://schemas.microsoft.com/office/word/2024/wordml/sdtformatlock" xmlns:w16se="http://schemas.microsoft.com/office/word/2015/wordml/symex" xmlns:wpg="http://schemas.microsoft.com/office/word/2010/wordprocessingGroup" xmlns:wpi="http://schemas.microsoft.com/office/word/2010/wordprocessingInk" xmlns:wne="http://schemas.microsoft.com/office/word/2006/wordml" xmlns:wps="http://schemas.microsoft.com/office/word/2010/wordprocessingShape" mc:Ignorable="w14 w15 w16se w16cid w16 w16cex w16sdtdh w16sdtfl w16du wp14">
+<w:hdr xmlns:wpc="http://schemas.microsoft.com/office/word/2010/wordprocessingCanvas" xmlns:cx="http://schemas.microsoft.com/office/drawing/2014/chartex" xmlns:cx1="http://schemas.microsoft.com/office/drawing/2015/9/8/chartex" xmlns:cx2="http://schemas.microsoft.com/office/drawing/2015/10/21/chartex" xmlns:cx3="http://schemas.microsoft.com/office/drawing/2016/5/9/chartex" xmlns:cx4="http://schemas.microsoft.com/office/drawing/2016/5/10/chartex" xmlns:cx5="http://schemas.microsoft.com/office/drawing/2016/5/11/chartex" xmlns:cx6="http://schemas.microsoft.com/office/drawing/2016/5/12/chartex" xmlns:cx7="http://schemas.microsoft.com/office/drawing/2016/5/13/chartex" xmlns:cx8="http://schemas.microsoft.com/office/drawing/2016/5/14/chartex" xmlns:mc="http://schemas.openxmlformats.org/markup-compatibility/2006" xmlns:aink="http://schemas.microsoft.com/office/drawing/2016/ink" xmlns:am3d="http://schemas.microsoft.com/office/drawing/2017/model3d" xmlns:o="urn:schemas-microsoft-com:office:office" xmlns:oel="http://schemas.microsoft.com/office/2019/extlst" xmlns:r="http://schemas.openxmlformats.org/officeDocument/2006/relationships" xmlns:m="http://schemas.openxmlformats.org/officeDocument/2006/math" xmlns:v="urn:schemas-microsoft-com:vml" xmlns:wp14="http://schemas.microsoft.com/office/word/2010/wordprocessingDrawing" xmlns:wp="http://schemas.openxmlformats.org/drawingml/2006/wordprocessingDrawing" xmlns:w10="urn:schemas-microsoft-com:office:word" xmlns:w="http://schemas.openxmlformats.org/wordprocessingml/2006/main" xmlns:w14="http://schemas.microsoft.com/office/word/2010/wordml" xmlns:w15="http://schemas.microsoft.com/office/word/2012/wordml" xmlns:w16cei="http://schemas.microsoft.com/office/word/2026/wordml/cei" xmlns:w16cex="http://schemas.microsoft.com/office/word/2018/wordml/cex" xmlns:w16cid="http://schemas.microsoft.com/office/word/2016/wordml/cid" xmlns:w16="http://schemas.microsoft.com/office/word/2018/wordml" xmlns:w16du="http://schemas.microsoft.com/office/word/2023/wordml/word16du" xmlns:w16sdtdh="http://schemas.microsoft.com/office/word/2020/wordml/sdtdatahash" xmlns:w16sdtfl="http://schemas.microsoft.com/office/word/2024/wordml/sdtformatlock" xmlns:w16se="http://schemas.microsoft.com/office/word/2015/wordml/symex" xmlns:wpg="http://schemas.microsoft.com/office/word/2010/wordprocessingGroup" xmlns:wpi="http://schemas.microsoft.com/office/word/2010/wordprocessingInk" xmlns:wne="http://schemas.microsoft.com/office/word/2006/wordml" xmlns:wps="http://schemas.microsoft.com/office/word/2010/wordprocessingShape" mc:Ignorable="w14 w15 w16se w16cid w16 w16cex w16sdtdh w16sdtfl w16du wp14">
   <w:p>
     <w:pPr>
       <w:pStyle w:val="Header"/>
@@ -7957,7 +9126,7 @@
 </file>
 
 <file path=word/header2.xml><?xml version="1.0" encoding="utf-8"?>
-<w:hdr xmlns:wpc="http://schemas.microsoft.com/office/word/2010/wordprocessingCanvas" xmlns:cx="http://schemas.microsoft.com/office/drawing/2014/chartex" xmlns:cx1="http://schemas.microsoft.com/office/drawing/2015/9/8/chartex" xmlns:cx2="http://schemas.microsoft.com/office/drawing/2015/10/21/chartex" xmlns:cx3="http://schemas.microsoft.com/office/drawing/2016/5/9/chartex" xmlns:cx4="http://schemas.microsoft.com/office/drawing/2016/5/10/chartex" xmlns:cx5="http://schemas.microsoft.com/office/drawing/2016/5/11/chartex" xmlns:cx6="http://schemas.microsoft.com/office/drawing/2016/5/12/chartex" xmlns:cx7="http://schemas.microsoft.com/office/drawing/2016/5/13/chartex" xmlns:cx8="http://schemas.microsoft.com/office/drawing/2016/5/14/chartex" xmlns:mc="http://schemas.openxmlformats.org/markup-compatibility/2006" xmlns:aink="http://schemas.microsoft.com/office/drawing/2016/ink" xmlns:am3d="http://schemas.microsoft.com/office/drawing/2017/model3d" xmlns:o="urn:schemas-microsoft-com:office:office" xmlns:oel="http://schemas.microsoft.com/office/2019/extlst" xmlns:r="http://schemas.openxmlformats.org/officeDocument/2006/relationships" xmlns:m="http://schemas.openxmlformats.org/officeDocument/2006/math" xmlns:v="urn:schemas-microsoft-com:vml" xmlns:wp14="http://schemas.microsoft.com/office/word/2010/wordprocessingDrawing" xmlns:wp="http://schemas.openxmlformats.org/drawingml/2006/wordprocessingDrawing" xmlns:w10="urn:schemas-microsoft-com:office:word" xmlns:w="http://schemas.openxmlformats.org/wordprocessingml/2006/main" xmlns:w14="http://schemas.microsoft.com/office/word/2010/wordml" xmlns:w15="http://schemas.microsoft.com/office/word/2012/wordml" xmlns:w16cex="http://schemas.microsoft.com/office/word/2018/wordml/cex" xmlns:w16cid="http://schemas.microsoft.com/office/word/2016/wordml/cid" xmlns:w16="http://schemas.microsoft.com/office/word/2018/wordml" xmlns:w16du="http://schemas.microsoft.com/office/word/2023/wordml/word16du" xmlns:w16sdtdh="http://schemas.microsoft.com/office/word/2020/wordml/sdtdatahash" xmlns:w16sdtfl="http://schemas.microsoft.com/office/word/2024/wordml/sdtformatlock" xmlns:w16se="http://schemas.microsoft.com/office/word/2015/wordml/symex" xmlns:wpg="http://schemas.microsoft.com/office/word/2010/wordprocessingGroup" xmlns:wpi="http://schemas.microsoft.com/office/word/2010/wordprocessingInk" xmlns:wne="http://schemas.microsoft.com/office/word/2006/wordml" xmlns:wps="http://schemas.microsoft.com/office/word/2010/wordprocessingShape" mc:Ignorable="w14 w15 w16se w16cid w16 w16cex w16sdtdh w16sdtfl w16du wp14">
+<w:hdr xmlns:wpc="http://schemas.microsoft.com/office/word/2010/wordprocessingCanvas" xmlns:cx="http://schemas.microsoft.com/office/drawing/2014/chartex" xmlns:cx1="http://schemas.microsoft.com/office/drawing/2015/9/8/chartex" xmlns:cx2="http://schemas.microsoft.com/office/drawing/2015/10/21/chartex" xmlns:cx3="http://schemas.microsoft.com/office/drawing/2016/5/9/chartex" xmlns:cx4="http://schemas.microsoft.com/office/drawing/2016/5/10/chartex" xmlns:cx5="http://schemas.microsoft.com/office/drawing/2016/5/11/chartex" xmlns:cx6="http://schemas.microsoft.com/office/drawing/2016/5/12/chartex" xmlns:cx7="http://schemas.microsoft.com/office/drawing/2016/5/13/chartex" xmlns:cx8="http://schemas.microsoft.com/office/drawing/2016/5/14/chartex" xmlns:mc="http://schemas.openxmlformats.org/markup-compatibility/2006" xmlns:aink="http://schemas.microsoft.com/office/drawing/2016/ink" xmlns:am3d="http://schemas.microsoft.com/office/drawing/2017/model3d" xmlns:o="urn:schemas-microsoft-com:office:office" xmlns:oel="http://schemas.microsoft.com/office/2019/extlst" xmlns:r="http://schemas.openxmlformats.org/officeDocument/2006/relationships" xmlns:m="http://schemas.openxmlformats.org/officeDocument/2006/math" xmlns:v="urn:schemas-microsoft-com:vml" xmlns:wp14="http://schemas.microsoft.com/office/word/2010/wordprocessingDrawing" xmlns:wp="http://schemas.openxmlformats.org/drawingml/2006/wordprocessingDrawing" xmlns:w10="urn:schemas-microsoft-com:office:word" xmlns:w="http://schemas.openxmlformats.org/wordprocessingml/2006/main" xmlns:w14="http://schemas.microsoft.com/office/word/2010/wordml" xmlns:w15="http://schemas.microsoft.com/office/word/2012/wordml" xmlns:w16cei="http://schemas.microsoft.com/office/word/2026/wordml/cei" xmlns:w16cex="http://schemas.microsoft.com/office/word/2018/wordml/cex" xmlns:w16cid="http://schemas.microsoft.com/office/word/2016/wordml/cid" xmlns:w16="http://schemas.microsoft.com/office/word/2018/wordml" xmlns:w16du="http://schemas.microsoft.com/office/word/2023/wordml/word16du" xmlns:w16sdtdh="http://schemas.microsoft.com/office/word/2020/wordml/sdtdatahash" xmlns:w16sdtfl="http://schemas.microsoft.com/office/word/2024/wordml/sdtformatlock" xmlns:w16se="http://schemas.microsoft.com/office/word/2015/wordml/symex" xmlns:wpg="http://schemas.microsoft.com/office/word/2010/wordprocessingGroup" xmlns:wpi="http://schemas.microsoft.com/office/word/2010/wordprocessingInk" xmlns:wne="http://schemas.microsoft.com/office/word/2006/wordml" xmlns:wps="http://schemas.microsoft.com/office/word/2010/wordprocessingShape" mc:Ignorable="w14 w15 w16se w16cid w16 w16cex w16sdtdh w16sdtfl w16du wp14">
   <w:p>
     <w:pPr>
       <w:pStyle w:val="Header"/>

--- a/TS-Kramam/TS-4.6/TS 4.6 Malayalam Krama Paatam Corrections.docx
+++ b/TS-Kramam/TS-4.6/TS 4.6 Malayalam Krama Paatam Corrections.docx
@@ -1,6 +1,6 @@
 
 <file path=word/document.xml><?xml version="1.0" encoding="utf-8"?>
-<w:document xmlns:wpc="http://schemas.microsoft.com/office/word/2010/wordprocessingCanvas" xmlns:cx="http://schemas.microsoft.com/office/drawing/2014/chartex" xmlns:cx1="http://schemas.microsoft.com/office/drawing/2015/9/8/chartex" xmlns:cx2="http://schemas.microsoft.com/office/drawing/2015/10/21/chartex" xmlns:cx3="http://schemas.microsoft.com/office/drawing/2016/5/9/chartex" xmlns:cx4="http://schemas.microsoft.com/office/drawing/2016/5/10/chartex" xmlns:cx5="http://schemas.microsoft.com/office/drawing/2016/5/11/chartex" xmlns:cx6="http://schemas.microsoft.com/office/drawing/2016/5/12/chartex" xmlns:cx7="http://schemas.microsoft.com/office/drawing/2016/5/13/chartex" xmlns:cx8="http://schemas.microsoft.com/office/drawing/2016/5/14/chartex" xmlns:mc="http://schemas.openxmlformats.org/markup-compatibility/2006" xmlns:aink="http://schemas.microsoft.com/office/drawing/2016/ink" xmlns:am3d="http://schemas.microsoft.com/office/drawing/2017/model3d" xmlns:o="urn:schemas-microsoft-com:office:office" xmlns:oel="http://schemas.microsoft.com/office/2019/extlst" xmlns:r="http://schemas.openxmlformats.org/officeDocument/2006/relationships" xmlns:m="http://schemas.openxmlformats.org/officeDocument/2006/math" xmlns:v="urn:schemas-microsoft-com:vml" xmlns:wp14="http://schemas.microsoft.com/office/word/2010/wordprocessingDrawing" xmlns:wp="http://schemas.openxmlformats.org/drawingml/2006/wordprocessingDrawing" xmlns:w10="urn:schemas-microsoft-com:office:word" xmlns:w="http://schemas.openxmlformats.org/wordprocessingml/2006/main" xmlns:w14="http://schemas.microsoft.com/office/word/2010/wordml" xmlns:w15="http://schemas.microsoft.com/office/word/2012/wordml" xmlns:w16cei="http://schemas.microsoft.com/office/word/2026/wordml/cei" xmlns:w16cex="http://schemas.microsoft.com/office/word/2018/wordml/cex" xmlns:w16cid="http://schemas.microsoft.com/office/word/2016/wordml/cid" xmlns:w16="http://schemas.microsoft.com/office/word/2018/wordml" xmlns:w16du="http://schemas.microsoft.com/office/word/2023/wordml/word16du" xmlns:w16sdtdh="http://schemas.microsoft.com/office/word/2020/wordml/sdtdatahash" xmlns:w16sdtfl="http://schemas.microsoft.com/office/word/2024/wordml/sdtformatlock" xmlns:w16se="http://schemas.microsoft.com/office/word/2015/wordml/symex" xmlns:wpg="http://schemas.microsoft.com/office/word/2010/wordprocessingGroup" xmlns:wpi="http://schemas.microsoft.com/office/word/2010/wordprocessingInk" xmlns:wne="http://schemas.microsoft.com/office/word/2006/wordml" xmlns:wps="http://schemas.microsoft.com/office/word/2010/wordprocessingShape" mc:Ignorable="w14 w15 w16se w16cid w16 w16cex w16sdtdh w16sdtfl w16du wp14">
+<w:document xmlns:wpc="http://schemas.microsoft.com/office/word/2010/wordprocessingCanvas" xmlns:cx="http://schemas.microsoft.com/office/drawing/2014/chartex" xmlns:cx1="http://schemas.microsoft.com/office/drawing/2015/9/8/chartex" xmlns:cx2="http://schemas.microsoft.com/office/drawing/2015/10/21/chartex" xmlns:cx3="http://schemas.microsoft.com/office/drawing/2016/5/9/chartex" xmlns:cx4="http://schemas.microsoft.com/office/drawing/2016/5/10/chartex" xmlns:cx5="http://schemas.microsoft.com/office/drawing/2016/5/11/chartex" xmlns:cx6="http://schemas.microsoft.com/office/drawing/2016/5/12/chartex" xmlns:cx7="http://schemas.microsoft.com/office/drawing/2016/5/13/chartex" xmlns:cx8="http://schemas.microsoft.com/office/drawing/2016/5/14/chartex" xmlns:mc="http://schemas.openxmlformats.org/markup-compatibility/2006" xmlns:aink="http://schemas.microsoft.com/office/drawing/2016/ink" xmlns:am3d="http://schemas.microsoft.com/office/drawing/2017/model3d" xmlns:o="urn:schemas-microsoft-com:office:office" xmlns:oel="http://schemas.microsoft.com/office/2019/extlst" xmlns:r="http://schemas.openxmlformats.org/officeDocument/2006/relationships" xmlns:m="http://schemas.openxmlformats.org/officeDocument/2006/math" xmlns:v="urn:schemas-microsoft-com:vml" xmlns:wp14="http://schemas.microsoft.com/office/word/2010/wordprocessingDrawing" xmlns:wp="http://schemas.openxmlformats.org/drawingml/2006/wordprocessingDrawing" xmlns:w10="urn:schemas-microsoft-com:office:word" xmlns:w="http://schemas.openxmlformats.org/wordprocessingml/2006/main" xmlns:w14="http://schemas.microsoft.com/office/word/2010/wordml" xmlns:w15="http://schemas.microsoft.com/office/word/2012/wordml" xmlns:w16cex="http://schemas.microsoft.com/office/word/2018/wordml/cex" xmlns:w16cid="http://schemas.microsoft.com/office/word/2016/wordml/cid" xmlns:w16="http://schemas.microsoft.com/office/word/2018/wordml" xmlns:w16du="http://schemas.microsoft.com/office/word/2023/wordml/word16du" xmlns:w16sdtdh="http://schemas.microsoft.com/office/word/2020/wordml/sdtdatahash" xmlns:w16sdtfl="http://schemas.microsoft.com/office/word/2024/wordml/sdtformatlock" xmlns:w16se="http://schemas.microsoft.com/office/word/2015/wordml/symex" xmlns:wpg="http://schemas.microsoft.com/office/word/2010/wordprocessingGroup" xmlns:wpi="http://schemas.microsoft.com/office/word/2010/wordprocessingInk" xmlns:wne="http://schemas.microsoft.com/office/word/2006/wordml" xmlns:wps="http://schemas.microsoft.com/office/word/2010/wordprocessingShape" mc:Ignorable="w14 w15 w16se w16cid w16 w16cex w16sdtdh w16sdtfl w16du wp14">
   <w:body>
     <w:p>
       <w:pPr>
@@ -81,7 +81,18 @@
           <w:szCs w:val="32"/>
           <w:u w:val="single"/>
         </w:rPr>
-        <w:t xml:space="preserve">Observed till </w:t>
+        <w:t xml:space="preserve">Observed </w:t>
+      </w:r>
+      <w:proofErr w:type="gramStart"/>
+      <w:r>
+        <w:rPr>
+          <w:b/>
+          <w:bCs/>
+          <w:sz w:val="32"/>
+          <w:szCs w:val="32"/>
+          <w:u w:val="single"/>
+        </w:rPr>
+        <w:t xml:space="preserve">till </w:t>
       </w:r>
       <w:r>
         <w:rPr>
@@ -94,6 +105,7 @@
         </w:rPr>
         <w:t>????</w:t>
       </w:r>
+      <w:proofErr w:type="gramEnd"/>
     </w:p>
     <w:p>
       <w:pPr>
@@ -387,8 +399,9 @@
                 <w:szCs w:val="40"/>
                 <w:lang w:eastAsia="en-IN" w:bidi="ml-IN"/>
               </w:rPr>
-              <w:t>pW§ g—ª</w:t>
-            </w:r>
+              <w:t>pW§ g—</w:t>
+            </w:r>
+            <w:proofErr w:type="gramStart"/>
             <w:r>
               <w:rPr>
                 <w:rFonts w:ascii="BRH Malayalam Extra" w:eastAsia="Times New Roman" w:hAnsi="BRH Malayalam Extra" w:cs="BRH Malayalam Extra"/>
@@ -397,6 +410,16 @@
                 <w:szCs w:val="40"/>
                 <w:lang w:eastAsia="en-IN" w:bidi="ml-IN"/>
               </w:rPr>
+              <w:t>ª</w:t>
+            </w:r>
+            <w:r>
+              <w:rPr>
+                <w:rFonts w:ascii="BRH Malayalam Extra" w:eastAsia="Times New Roman" w:hAnsi="BRH Malayalam Extra" w:cs="BRH Malayalam Extra"/>
+                <w:color w:val="000000"/>
+                <w:sz w:val="40"/>
+                <w:szCs w:val="40"/>
+                <w:lang w:eastAsia="en-IN" w:bidi="ml-IN"/>
+              </w:rPr>
               <w:t>.</w:t>
             </w:r>
             <w:r>
@@ -409,6 +432,7 @@
               </w:rPr>
               <w:t>ty</w:t>
             </w:r>
+            <w:proofErr w:type="gramEnd"/>
             <w:r>
               <w:rPr>
                 <w:rFonts w:ascii="BRH Malayalam Extra" w:eastAsia="Times New Roman" w:hAnsi="BRH Malayalam Extra" w:cs="BRH Malayalam Extra"/>
@@ -1614,7 +1638,7 @@
               <w:autoSpaceDE w:val="0"/>
               <w:autoSpaceDN w:val="0"/>
               <w:adjustRightInd w:val="0"/>
-              <w:spacing w:before="0" w:line="252" w:lineRule="auto"/>
+              <w:spacing w:before="0" w:line="240" w:lineRule="auto"/>
               <w:ind w:right="297"/>
               <w:rPr>
                 <w:rFonts w:cs="Arial"/>
@@ -1639,7 +1663,16 @@
                 <w:sz w:val="28"/>
                 <w:szCs w:val="32"/>
               </w:rPr>
-              <w:t>9.1</w:t>
+              <w:t>4</w:t>
+            </w:r>
+            <w:r>
+              <w:rPr>
+                <w:rFonts w:cs="Arial"/>
+                <w:b/>
+                <w:sz w:val="28"/>
+                <w:szCs w:val="32"/>
+              </w:rPr>
+              <w:t>.2</w:t>
             </w:r>
             <w:r>
               <w:rPr>
@@ -1660,23 +1693,23 @@
               <w:autoSpaceDE w:val="0"/>
               <w:autoSpaceDN w:val="0"/>
               <w:adjustRightInd w:val="0"/>
-              <w:spacing w:before="0" w:line="252" w:lineRule="auto"/>
+              <w:spacing w:before="0" w:line="240" w:lineRule="auto"/>
               <w:ind w:right="297"/>
               <w:rPr>
                 <w:rFonts w:cs="Arial"/>
                 <w:b/>
                 <w:sz w:val="28"/>
                 <w:szCs w:val="32"/>
-                <w:lang w:val="en-IN"/>
-              </w:rPr>
-            </w:pPr>
-            <w:r>
-              <w:rPr>
-                <w:rFonts w:cs="Arial"/>
-                <w:b/>
-                <w:sz w:val="28"/>
-                <w:szCs w:val="32"/>
-                <w:lang w:val="en-IN"/>
+                <w:lang w:val="it-IT"/>
+              </w:rPr>
+            </w:pPr>
+            <w:r>
+              <w:rPr>
+                <w:rFonts w:cs="Arial"/>
+                <w:b/>
+                <w:sz w:val="28"/>
+                <w:szCs w:val="32"/>
+                <w:lang w:val="it-IT"/>
               </w:rPr>
               <w:t xml:space="preserve">Krama Vaakyam No.– </w:t>
             </w:r>
@@ -1686,19 +1719,9 @@
                 <w:b/>
                 <w:sz w:val="28"/>
                 <w:szCs w:val="32"/>
-                <w:lang w:val="en-IN"/>
-              </w:rPr>
-              <w:t>5</w:t>
-            </w:r>
-            <w:r>
-              <w:rPr>
-                <w:rFonts w:cs="Arial"/>
-                <w:b/>
-                <w:sz w:val="28"/>
-                <w:szCs w:val="32"/>
-                <w:lang w:val="en-IN"/>
-              </w:rPr>
-              <w:t>3</w:t>
+                <w:lang w:val="it-IT"/>
+              </w:rPr>
+              <w:t>33</w:t>
             </w:r>
           </w:p>
           <w:p>
@@ -1710,23 +1733,24 @@
               <w:autoSpaceDE w:val="0"/>
               <w:autoSpaceDN w:val="0"/>
               <w:adjustRightInd w:val="0"/>
-              <w:spacing w:before="0" w:line="252" w:lineRule="auto"/>
+              <w:spacing w:before="0" w:line="240" w:lineRule="auto"/>
               <w:ind w:right="297"/>
               <w:rPr>
                 <w:rFonts w:cs="Arial"/>
                 <w:b/>
                 <w:sz w:val="28"/>
                 <w:szCs w:val="32"/>
-              </w:rPr>
-            </w:pPr>
-            <w:r>
-              <w:rPr>
-                <w:rFonts w:cs="Arial"/>
-                <w:b/>
-                <w:sz w:val="28"/>
-                <w:szCs w:val="32"/>
                 <w:lang w:val="it-IT"/>
               </w:rPr>
+            </w:pPr>
+            <w:r>
+              <w:rPr>
+                <w:rFonts w:cs="Arial"/>
+                <w:b/>
+                <w:sz w:val="28"/>
+                <w:szCs w:val="32"/>
+                <w:lang w:val="it-IT"/>
+              </w:rPr>
               <w:t>Panchaati No</w:t>
             </w:r>
             <w:r>
@@ -1746,7 +1770,7 @@
                 <w:szCs w:val="32"/>
                 <w:lang w:val="it-IT"/>
               </w:rPr>
-              <w:t>43</w:t>
+              <w:t>17</w:t>
             </w:r>
           </w:p>
         </w:tc>
@@ -1777,27 +1801,58 @@
                 <w:szCs w:val="40"/>
                 <w:lang w:val="en-IN" w:eastAsia="en-IN" w:bidi="ml-IN"/>
               </w:rPr>
-              <w:t>eW§gz—q</w:t>
-            </w:r>
-            <w:r>
-              <w:rPr>
-                <w:rFonts w:ascii="BRH Malayalam Extra" w:eastAsia="Times New Roman" w:hAnsi="BRH Malayalam Extra" w:cs="BRH Malayalam Extra"/>
-                <w:color w:val="000000"/>
-                <w:sz w:val="32"/>
-                <w:szCs w:val="40"/>
-                <w:lang w:val="en-IN" w:eastAsia="en-IN" w:bidi="ml-IN"/>
-              </w:rPr>
-              <w:t>–</w:t>
-            </w:r>
-            <w:r>
-              <w:rPr>
-                <w:rFonts w:ascii="BRH Malayalam Extra" w:eastAsia="Times New Roman" w:hAnsi="BRH Malayalam Extra" w:cs="BRH Malayalam Extra"/>
-                <w:color w:val="000000"/>
-                <w:sz w:val="40"/>
-                <w:szCs w:val="40"/>
-                <w:lang w:val="en-IN" w:eastAsia="en-IN" w:bidi="ml-IN"/>
-              </w:rPr>
-              <w:t xml:space="preserve">iªp—ZJ | </w:t>
+              <w:t>CöÉ</w:t>
+            </w:r>
+            <w:r>
+              <w:rPr>
+                <w:rFonts w:ascii="BRH Devanagari Extra" w:eastAsia="Times New Roman" w:hAnsi="BRH Devanagari Extra" w:cs="BRH Malayalam Extra"/>
+                <w:color w:val="000000"/>
+                <w:sz w:val="36"/>
+                <w:szCs w:val="40"/>
+                <w:lang w:val="en-IN" w:eastAsia="en-IN" w:bidi="ml-IN"/>
+              </w:rPr>
+              <w:t>óè</w:t>
+            </w:r>
+            <w:r>
+              <w:rPr>
+                <w:rFonts w:ascii="BRH Malayalam Extra" w:eastAsia="Times New Roman" w:hAnsi="BRH Malayalam Extra" w:cs="BRH Malayalam Extra"/>
+                <w:color w:val="000000"/>
+                <w:sz w:val="40"/>
+                <w:szCs w:val="40"/>
+                <w:lang w:val="en-IN" w:eastAsia="en-IN" w:bidi="ml-IN"/>
+              </w:rPr>
+              <w:t>— s</w:t>
+            </w:r>
+            <w:r>
+              <w:rPr>
+                <w:rFonts w:ascii="BRH Malayalam Extra" w:eastAsia="Times New Roman" w:hAnsi="BRH Malayalam Extra" w:cs="BRH Malayalam Extra"/>
+                <w:color w:val="000000"/>
+                <w:sz w:val="40"/>
+                <w:szCs w:val="40"/>
+                <w:highlight w:val="yellow"/>
+                <w:lang w:val="en-IN" w:eastAsia="en-IN" w:bidi="ml-IN"/>
+              </w:rPr>
+              <w:t>Lx</w:t>
+            </w:r>
+            <w:r>
+              <w:rPr>
+                <w:rFonts w:ascii="BRH Malayalam Extra" w:eastAsia="Times New Roman" w:hAnsi="BRH Malayalam Extra" w:cs="BRH Malayalam Extra"/>
+                <w:color w:val="000000"/>
+                <w:sz w:val="32"/>
+                <w:szCs w:val="40"/>
+                <w:lang w:val="en-IN" w:eastAsia="en-IN" w:bidi="ml-IN"/>
+              </w:rPr>
+              <w:t>–</w:t>
+            </w:r>
+            <w:r>
+              <w:rPr>
+                <w:rFonts w:ascii="BRH Malayalam Extra" w:eastAsia="Times New Roman" w:hAnsi="BRH Malayalam Extra" w:cs="BRH Malayalam Extra"/>
+                <w:color w:val="000000"/>
+                <w:sz w:val="40"/>
+                <w:szCs w:val="40"/>
+                <w:lang w:val="en-IN" w:eastAsia="en-IN" w:bidi="ml-IN"/>
+              </w:rPr>
+              <w:t xml:space="preserve">jJ | </w:t>
             </w:r>
           </w:p>
           <w:p>
@@ -1808,62 +1863,62 @@
               <w:adjustRightInd w:val="0"/>
               <w:spacing w:before="0" w:line="240" w:lineRule="auto"/>
               <w:rPr>
-                <w:rFonts w:ascii="BRH Devanagari Extra" w:hAnsi="BRH Devanagari Extra" w:cs="BRH Devanagari Extra"/>
-                <w:color w:val="000000"/>
-                <w:sz w:val="40"/>
-                <w:szCs w:val="40"/>
-              </w:rPr>
-            </w:pPr>
-            <w:r>
-              <w:rPr>
-                <w:rFonts w:ascii="BRH Malayalam Extra" w:eastAsia="Times New Roman" w:hAnsi="BRH Malayalam Extra" w:cs="BRH Malayalam Extra"/>
-                <w:color w:val="000000"/>
-                <w:sz w:val="40"/>
-                <w:szCs w:val="40"/>
-                <w:lang w:val="en-IN" w:eastAsia="en-IN" w:bidi="ml-IN"/>
-              </w:rPr>
-              <w:t>Aªp—Z</w:t>
-            </w:r>
-            <w:r>
-              <w:rPr>
-                <w:rFonts w:ascii="BRH Malayalam Extra" w:eastAsia="Times New Roman" w:hAnsi="BRH Malayalam Extra" w:cs="BRH Malayalam Extra"/>
-                <w:color w:val="000000"/>
-                <w:sz w:val="32"/>
-                <w:szCs w:val="40"/>
-                <w:lang w:val="en-IN" w:eastAsia="en-IN" w:bidi="ml-IN"/>
-              </w:rPr>
-              <w:t>–</w:t>
-            </w:r>
-            <w:r>
-              <w:rPr>
-                <w:rFonts w:ascii="BRH Malayalam Extra" w:eastAsia="Times New Roman" w:hAnsi="BRH Malayalam Extra" w:cs="BRH Malayalam Extra"/>
-                <w:color w:val="000000"/>
-                <w:sz w:val="40"/>
-                <w:szCs w:val="40"/>
-                <w:lang w:val="en-IN" w:eastAsia="en-IN" w:bidi="ml-IN"/>
-              </w:rPr>
-              <w:t xml:space="preserve"> CZõ</w:t>
-            </w:r>
-            <w:r>
-              <w:rPr>
-                <w:rFonts w:ascii="BRH Malayalam Extra" w:eastAsia="Times New Roman" w:hAnsi="BRH Malayalam Extra" w:cs="BRH Malayalam Extra"/>
-                <w:color w:val="000000"/>
-                <w:sz w:val="40"/>
-                <w:szCs w:val="40"/>
-                <w:highlight w:val="yellow"/>
-                <w:lang w:val="en-IN" w:eastAsia="en-IN" w:bidi="ml-IN"/>
-              </w:rPr>
-              <w:t>p—ª</w:t>
-            </w:r>
-            <w:r>
-              <w:rPr>
-                <w:rFonts w:ascii="BRH Malayalam Extra" w:eastAsia="Times New Roman" w:hAnsi="BRH Malayalam Extra" w:cs="BRH Malayalam Extra"/>
-                <w:color w:val="000000"/>
-                <w:sz w:val="40"/>
-                <w:szCs w:val="40"/>
-                <w:lang w:val="en-IN" w:eastAsia="en-IN" w:bidi="ml-IN"/>
-              </w:rPr>
-              <w:t>ZJ ||</w:t>
+                <w:rFonts w:ascii="BRH Malayalam Extra" w:eastAsia="Times New Roman" w:hAnsi="BRH Malayalam Extra" w:cs="BRH Malayalam Extra"/>
+                <w:color w:val="000000"/>
+                <w:sz w:val="40"/>
+                <w:szCs w:val="40"/>
+                <w:lang w:val="en-IN" w:eastAsia="en-IN" w:bidi="ml-IN"/>
+              </w:rPr>
+            </w:pPr>
+            <w:r>
+              <w:rPr>
+                <w:rFonts w:ascii="BRH Malayalam Extra" w:eastAsia="Times New Roman" w:hAnsi="BRH Malayalam Extra" w:cs="BRH Malayalam Extra"/>
+                <w:color w:val="000000"/>
+                <w:sz w:val="40"/>
+                <w:szCs w:val="40"/>
+                <w:lang w:val="en-IN" w:eastAsia="en-IN" w:bidi="ml-IN"/>
+              </w:rPr>
+              <w:t>s</w:t>
+            </w:r>
+            <w:r>
+              <w:rPr>
+                <w:rFonts w:ascii="BRH Malayalam Extra" w:eastAsia="Times New Roman" w:hAnsi="BRH Malayalam Extra" w:cs="BRH Malayalam Extra"/>
+                <w:color w:val="000000"/>
+                <w:sz w:val="32"/>
+                <w:szCs w:val="40"/>
+                <w:lang w:val="en-IN" w:eastAsia="en-IN" w:bidi="ml-IN"/>
+              </w:rPr>
+              <w:t>–</w:t>
+            </w:r>
+            <w:r>
+              <w:rPr>
+                <w:rFonts w:ascii="BRH Malayalam Extra" w:eastAsia="Times New Roman" w:hAnsi="BRH Malayalam Extra" w:cs="BRH Malayalam Extra"/>
+                <w:color w:val="000000"/>
+                <w:sz w:val="40"/>
+                <w:szCs w:val="40"/>
+                <w:lang w:val="en-IN" w:eastAsia="en-IN" w:bidi="ml-IN"/>
+              </w:rPr>
+              <w:t>Lx</w:t>
+            </w:r>
+            <w:r>
+              <w:rPr>
+                <w:rFonts w:ascii="BRH Malayalam Extra" w:eastAsia="Times New Roman" w:hAnsi="BRH Malayalam Extra" w:cs="BRH Malayalam Extra"/>
+                <w:color w:val="000000"/>
+                <w:sz w:val="32"/>
+                <w:szCs w:val="40"/>
+                <w:lang w:val="en-IN" w:eastAsia="en-IN" w:bidi="ml-IN"/>
+              </w:rPr>
+              <w:t>–</w:t>
+            </w:r>
+            <w:r>
+              <w:rPr>
+                <w:rFonts w:ascii="BRH Malayalam Extra" w:eastAsia="Times New Roman" w:hAnsi="BRH Malayalam Extra" w:cs="BRH Malayalam Extra"/>
+                <w:color w:val="000000"/>
+                <w:sz w:val="40"/>
+                <w:szCs w:val="40"/>
+                <w:lang w:val="en-IN" w:eastAsia="en-IN" w:bidi="ml-IN"/>
+              </w:rPr>
+              <w:t>¥jx„d¡— |</w:t>
             </w:r>
           </w:p>
         </w:tc>
@@ -1883,16 +1938,308 @@
                 <w:color w:val="000000"/>
                 <w:sz w:val="40"/>
                 <w:szCs w:val="40"/>
-                <w:lang w:val="it-IT" w:eastAsia="en-IN" w:bidi="ml-IN"/>
-              </w:rPr>
-            </w:pPr>
-            <w:r>
-              <w:rPr>
-                <w:rFonts w:ascii="BRH Malayalam Extra" w:eastAsia="Times New Roman" w:hAnsi="BRH Malayalam Extra" w:cs="BRH Malayalam Extra"/>
-                <w:color w:val="000000"/>
-                <w:sz w:val="40"/>
-                <w:szCs w:val="40"/>
-                <w:lang w:val="it-IT" w:eastAsia="en-IN" w:bidi="ml-IN"/>
+                <w:lang w:val="en-IN" w:eastAsia="en-IN" w:bidi="ml-IN"/>
+              </w:rPr>
+            </w:pPr>
+            <w:r>
+              <w:rPr>
+                <w:rFonts w:ascii="BRH Malayalam Extra" w:eastAsia="Times New Roman" w:hAnsi="BRH Malayalam Extra" w:cs="BRH Malayalam Extra"/>
+                <w:color w:val="000000"/>
+                <w:sz w:val="40"/>
+                <w:szCs w:val="40"/>
+                <w:lang w:val="en-IN" w:eastAsia="en-IN" w:bidi="ml-IN"/>
+              </w:rPr>
+              <w:t>CöÉ</w:t>
+            </w:r>
+            <w:r>
+              <w:rPr>
+                <w:rFonts w:ascii="BRH Devanagari Extra" w:eastAsia="Times New Roman" w:hAnsi="BRH Devanagari Extra" w:cs="BRH Malayalam Extra"/>
+                <w:color w:val="000000"/>
+                <w:sz w:val="36"/>
+                <w:szCs w:val="40"/>
+                <w:lang w:val="en-IN" w:eastAsia="en-IN" w:bidi="ml-IN"/>
+              </w:rPr>
+              <w:t>óè</w:t>
+            </w:r>
+            <w:r>
+              <w:rPr>
+                <w:rFonts w:ascii="BRH Malayalam Extra" w:eastAsia="Times New Roman" w:hAnsi="BRH Malayalam Extra" w:cs="BRH Malayalam Extra"/>
+                <w:color w:val="000000"/>
+                <w:sz w:val="40"/>
+                <w:szCs w:val="40"/>
+                <w:lang w:val="en-IN" w:eastAsia="en-IN" w:bidi="ml-IN"/>
+              </w:rPr>
+              <w:t>— s</w:t>
+            </w:r>
+            <w:r>
+              <w:rPr>
+                <w:rFonts w:ascii="BRH Malayalam Extra" w:eastAsia="Times New Roman" w:hAnsi="BRH Malayalam Extra" w:cs="BRH Malayalam Extra"/>
+                <w:color w:val="000000"/>
+                <w:sz w:val="40"/>
+                <w:szCs w:val="40"/>
+                <w:highlight w:val="green"/>
+                <w:lang w:val="en-IN" w:eastAsia="en-IN" w:bidi="ml-IN"/>
+              </w:rPr>
+              <w:t>Lx</w:t>
+            </w:r>
+            <w:r>
+              <w:rPr>
+                <w:rFonts w:ascii="BRH Malayalam Extra" w:eastAsia="Times New Roman" w:hAnsi="BRH Malayalam Extra" w:cs="BRH Malayalam Extra"/>
+                <w:color w:val="000000"/>
+                <w:sz w:val="40"/>
+                <w:szCs w:val="40"/>
+                <w:lang w:val="en-IN" w:eastAsia="en-IN" w:bidi="ml-IN"/>
+              </w:rPr>
+              <w:t xml:space="preserve">jJ | </w:t>
+            </w:r>
+          </w:p>
+          <w:p>
+            <w:pPr>
+              <w:widowControl w:val="0"/>
+              <w:autoSpaceDE w:val="0"/>
+              <w:autoSpaceDN w:val="0"/>
+              <w:adjustRightInd w:val="0"/>
+              <w:spacing w:before="0" w:line="240" w:lineRule="auto"/>
+              <w:rPr>
+                <w:rFonts w:ascii="BRH Malayalam Extra" w:eastAsia="Times New Roman" w:hAnsi="BRH Malayalam Extra" w:cs="BRH Malayalam Extra"/>
+                <w:color w:val="000000"/>
+                <w:sz w:val="40"/>
+                <w:szCs w:val="40"/>
+                <w:lang w:eastAsia="en-IN" w:bidi="ml-IN"/>
+              </w:rPr>
+            </w:pPr>
+            <w:r>
+              <w:rPr>
+                <w:rFonts w:ascii="BRH Malayalam Extra" w:eastAsia="Times New Roman" w:hAnsi="BRH Malayalam Extra" w:cs="BRH Malayalam Extra"/>
+                <w:color w:val="000000"/>
+                <w:sz w:val="40"/>
+                <w:szCs w:val="40"/>
+                <w:lang w:val="en-IN" w:eastAsia="en-IN" w:bidi="ml-IN"/>
+              </w:rPr>
+              <w:t>s</w:t>
+            </w:r>
+            <w:r>
+              <w:rPr>
+                <w:rFonts w:ascii="BRH Malayalam Extra" w:eastAsia="Times New Roman" w:hAnsi="BRH Malayalam Extra" w:cs="BRH Malayalam Extra"/>
+                <w:color w:val="000000"/>
+                <w:sz w:val="32"/>
+                <w:szCs w:val="40"/>
+                <w:lang w:val="en-IN" w:eastAsia="en-IN" w:bidi="ml-IN"/>
+              </w:rPr>
+              <w:t>–</w:t>
+            </w:r>
+            <w:r>
+              <w:rPr>
+                <w:rFonts w:ascii="BRH Malayalam Extra" w:eastAsia="Times New Roman" w:hAnsi="BRH Malayalam Extra" w:cs="BRH Malayalam Extra"/>
+                <w:color w:val="000000"/>
+                <w:sz w:val="40"/>
+                <w:szCs w:val="40"/>
+                <w:lang w:val="en-IN" w:eastAsia="en-IN" w:bidi="ml-IN"/>
+              </w:rPr>
+              <w:t>Lx</w:t>
+            </w:r>
+            <w:r>
+              <w:rPr>
+                <w:rFonts w:ascii="BRH Malayalam Extra" w:eastAsia="Times New Roman" w:hAnsi="BRH Malayalam Extra" w:cs="BRH Malayalam Extra"/>
+                <w:color w:val="000000"/>
+                <w:sz w:val="32"/>
+                <w:szCs w:val="40"/>
+                <w:lang w:val="en-IN" w:eastAsia="en-IN" w:bidi="ml-IN"/>
+              </w:rPr>
+              <w:t>–</w:t>
+            </w:r>
+            <w:r>
+              <w:rPr>
+                <w:rFonts w:ascii="BRH Malayalam Extra" w:eastAsia="Times New Roman" w:hAnsi="BRH Malayalam Extra" w:cs="BRH Malayalam Extra"/>
+                <w:color w:val="000000"/>
+                <w:sz w:val="40"/>
+                <w:szCs w:val="40"/>
+                <w:lang w:val="en-IN" w:eastAsia="en-IN" w:bidi="ml-IN"/>
+              </w:rPr>
+              <w:t>¥jx„d¡— |</w:t>
+            </w:r>
+          </w:p>
+        </w:tc>
+      </w:tr>
+      <w:tr>
+        <w:trPr>
+          <w:trHeight w:val="1437"/>
+        </w:trPr>
+        <w:tc>
+          <w:tcPr>
+            <w:tcW w:w="3906" w:type="dxa"/>
+          </w:tcPr>
+          <w:p>
+            <w:pPr>
+              <w:widowControl w:val="0"/>
+              <w:tabs>
+                <w:tab w:val="left" w:pos="993"/>
+              </w:tabs>
+              <w:autoSpaceDE w:val="0"/>
+              <w:autoSpaceDN w:val="0"/>
+              <w:adjustRightInd w:val="0"/>
+              <w:spacing w:before="0" w:line="252" w:lineRule="auto"/>
+              <w:ind w:right="297"/>
+              <w:rPr>
+                <w:rFonts w:cs="Arial"/>
+                <w:b/>
+                <w:sz w:val="28"/>
+                <w:szCs w:val="32"/>
+              </w:rPr>
+            </w:pPr>
+            <w:r>
+              <w:rPr>
+                <w:rFonts w:cs="Arial"/>
+                <w:b/>
+                <w:sz w:val="28"/>
+                <w:szCs w:val="32"/>
+              </w:rPr>
+              <w:t>T.S.4.6.</w:t>
+            </w:r>
+            <w:r>
+              <w:rPr>
+                <w:rFonts w:cs="Arial"/>
+                <w:b/>
+                <w:sz w:val="28"/>
+                <w:szCs w:val="32"/>
+              </w:rPr>
+              <w:t>9.1</w:t>
+            </w:r>
+            <w:r>
+              <w:rPr>
+                <w:rFonts w:cs="Arial"/>
+                <w:b/>
+                <w:sz w:val="28"/>
+                <w:szCs w:val="32"/>
+              </w:rPr>
+              <w:t xml:space="preserve"> – Kramam</w:t>
+            </w:r>
+          </w:p>
+          <w:p>
+            <w:pPr>
+              <w:widowControl w:val="0"/>
+              <w:tabs>
+                <w:tab w:val="left" w:pos="993"/>
+              </w:tabs>
+              <w:autoSpaceDE w:val="0"/>
+              <w:autoSpaceDN w:val="0"/>
+              <w:adjustRightInd w:val="0"/>
+              <w:spacing w:before="0" w:line="252" w:lineRule="auto"/>
+              <w:ind w:right="297"/>
+              <w:rPr>
+                <w:rFonts w:cs="Arial"/>
+                <w:b/>
+                <w:sz w:val="28"/>
+                <w:szCs w:val="32"/>
+                <w:lang w:val="en-IN"/>
+              </w:rPr>
+            </w:pPr>
+            <w:r>
+              <w:rPr>
+                <w:rFonts w:cs="Arial"/>
+                <w:b/>
+                <w:sz w:val="28"/>
+                <w:szCs w:val="32"/>
+                <w:lang w:val="en-IN"/>
+              </w:rPr>
+              <w:t xml:space="preserve">Krama Vaakyam No.– </w:t>
+            </w:r>
+            <w:r>
+              <w:rPr>
+                <w:rFonts w:cs="Arial"/>
+                <w:b/>
+                <w:sz w:val="28"/>
+                <w:szCs w:val="32"/>
+                <w:lang w:val="en-IN"/>
+              </w:rPr>
+              <w:t>5</w:t>
+            </w:r>
+            <w:r>
+              <w:rPr>
+                <w:rFonts w:cs="Arial"/>
+                <w:b/>
+                <w:sz w:val="28"/>
+                <w:szCs w:val="32"/>
+                <w:lang w:val="en-IN"/>
+              </w:rPr>
+              <w:t>3</w:t>
+            </w:r>
+          </w:p>
+          <w:p>
+            <w:pPr>
+              <w:widowControl w:val="0"/>
+              <w:tabs>
+                <w:tab w:val="left" w:pos="993"/>
+              </w:tabs>
+              <w:autoSpaceDE w:val="0"/>
+              <w:autoSpaceDN w:val="0"/>
+              <w:adjustRightInd w:val="0"/>
+              <w:spacing w:before="0" w:line="252" w:lineRule="auto"/>
+              <w:ind w:right="297"/>
+              <w:rPr>
+                <w:rFonts w:cs="Arial"/>
+                <w:b/>
+                <w:sz w:val="28"/>
+                <w:szCs w:val="32"/>
+              </w:rPr>
+            </w:pPr>
+            <w:r>
+              <w:rPr>
+                <w:rFonts w:cs="Arial"/>
+                <w:b/>
+                <w:sz w:val="28"/>
+                <w:szCs w:val="32"/>
+                <w:lang w:val="it-IT"/>
+              </w:rPr>
+              <w:t>Panchaati No</w:t>
+            </w:r>
+            <w:r>
+              <w:rPr>
+                <w:rFonts w:cs="Arial"/>
+                <w:b/>
+                <w:szCs w:val="32"/>
+                <w:lang w:val="it-IT"/>
+              </w:rPr>
+              <w:t xml:space="preserve">. - </w:t>
+            </w:r>
+            <w:r>
+              <w:rPr>
+                <w:rFonts w:cs="Arial"/>
+                <w:b/>
+                <w:sz w:val="28"/>
+                <w:szCs w:val="32"/>
+                <w:lang w:val="it-IT"/>
+              </w:rPr>
+              <w:t>43</w:t>
+            </w:r>
+          </w:p>
+        </w:tc>
+        <w:tc>
+          <w:tcPr>
+            <w:tcW w:w="5103" w:type="dxa"/>
+          </w:tcPr>
+          <w:p>
+            <w:pPr>
+              <w:widowControl w:val="0"/>
+              <w:autoSpaceDE w:val="0"/>
+              <w:autoSpaceDN w:val="0"/>
+              <w:adjustRightInd w:val="0"/>
+              <w:spacing w:before="0" w:line="240" w:lineRule="auto"/>
+              <w:rPr>
+                <w:rFonts w:ascii="BRH Malayalam Extra" w:eastAsia="Times New Roman" w:hAnsi="BRH Malayalam Extra" w:cs="BRH Malayalam Extra"/>
+                <w:color w:val="000000"/>
+                <w:sz w:val="40"/>
+                <w:szCs w:val="40"/>
+                <w:lang w:val="en-IN" w:eastAsia="en-IN" w:bidi="ml-IN"/>
+              </w:rPr>
+            </w:pPr>
+            <w:r>
+              <w:rPr>
+                <w:rFonts w:ascii="BRH Malayalam Extra" w:eastAsia="Times New Roman" w:hAnsi="BRH Malayalam Extra" w:cs="BRH Malayalam Extra"/>
+                <w:color w:val="000000"/>
+                <w:sz w:val="40"/>
+                <w:szCs w:val="40"/>
+                <w:lang w:val="en-IN" w:eastAsia="en-IN" w:bidi="ml-IN"/>
               </w:rPr>
               <w:t>eW§gz—q</w:t>
             </w:r>
@@ -1902,17 +2249,17 @@
                 <w:color w:val="000000"/>
                 <w:sz w:val="32"/>
                 <w:szCs w:val="40"/>
-                <w:lang w:val="it-IT" w:eastAsia="en-IN" w:bidi="ml-IN"/>
-              </w:rPr>
-              <w:t>–</w:t>
-            </w:r>
-            <w:r>
-              <w:rPr>
-                <w:rFonts w:ascii="BRH Malayalam Extra" w:eastAsia="Times New Roman" w:hAnsi="BRH Malayalam Extra" w:cs="BRH Malayalam Extra"/>
-                <w:color w:val="000000"/>
-                <w:sz w:val="40"/>
-                <w:szCs w:val="40"/>
-                <w:lang w:val="it-IT" w:eastAsia="en-IN" w:bidi="ml-IN"/>
+                <w:lang w:val="en-IN" w:eastAsia="en-IN" w:bidi="ml-IN"/>
+              </w:rPr>
+              <w:t>–</w:t>
+            </w:r>
+            <w:r>
+              <w:rPr>
+                <w:rFonts w:ascii="BRH Malayalam Extra" w:eastAsia="Times New Roman" w:hAnsi="BRH Malayalam Extra" w:cs="BRH Malayalam Extra"/>
+                <w:color w:val="000000"/>
+                <w:sz w:val="40"/>
+                <w:szCs w:val="40"/>
+                <w:lang w:val="en-IN" w:eastAsia="en-IN" w:bidi="ml-IN"/>
               </w:rPr>
               <w:t xml:space="preserve">iªp—ZJ | </w:t>
             </w:r>
@@ -1929,16 +2276,15 @@
                 <w:color w:val="000000"/>
                 <w:sz w:val="40"/>
                 <w:szCs w:val="40"/>
-                <w:lang w:val="it-IT"/>
-              </w:rPr>
-            </w:pPr>
-            <w:r>
-              <w:rPr>
-                <w:rFonts w:ascii="BRH Malayalam Extra" w:eastAsia="Times New Roman" w:hAnsi="BRH Malayalam Extra" w:cs="BRH Malayalam Extra"/>
-                <w:color w:val="000000"/>
-                <w:sz w:val="40"/>
-                <w:szCs w:val="40"/>
-                <w:lang w:val="it-IT" w:eastAsia="en-IN" w:bidi="ml-IN"/>
+              </w:rPr>
+            </w:pPr>
+            <w:r>
+              <w:rPr>
+                <w:rFonts w:ascii="BRH Malayalam Extra" w:eastAsia="Times New Roman" w:hAnsi="BRH Malayalam Extra" w:cs="BRH Malayalam Extra"/>
+                <w:color w:val="000000"/>
+                <w:sz w:val="40"/>
+                <w:szCs w:val="40"/>
+                <w:lang w:val="en-IN" w:eastAsia="en-IN" w:bidi="ml-IN"/>
               </w:rPr>
               <w:t>Aªp—Z</w:t>
             </w:r>
@@ -1948,17 +2294,17 @@
                 <w:color w:val="000000"/>
                 <w:sz w:val="32"/>
                 <w:szCs w:val="40"/>
-                <w:lang w:val="it-IT" w:eastAsia="en-IN" w:bidi="ml-IN"/>
-              </w:rPr>
-              <w:t>–</w:t>
-            </w:r>
-            <w:r>
-              <w:rPr>
-                <w:rFonts w:ascii="BRH Malayalam Extra" w:eastAsia="Times New Roman" w:hAnsi="BRH Malayalam Extra" w:cs="BRH Malayalam Extra"/>
-                <w:color w:val="000000"/>
-                <w:sz w:val="40"/>
-                <w:szCs w:val="40"/>
-                <w:lang w:val="it-IT" w:eastAsia="en-IN" w:bidi="ml-IN"/>
+                <w:lang w:val="en-IN" w:eastAsia="en-IN" w:bidi="ml-IN"/>
+              </w:rPr>
+              <w:t>–</w:t>
+            </w:r>
+            <w:r>
+              <w:rPr>
+                <w:rFonts w:ascii="BRH Malayalam Extra" w:eastAsia="Times New Roman" w:hAnsi="BRH Malayalam Extra" w:cs="BRH Malayalam Extra"/>
+                <w:color w:val="000000"/>
+                <w:sz w:val="40"/>
+                <w:szCs w:val="40"/>
+                <w:lang w:val="en-IN" w:eastAsia="en-IN" w:bidi="ml-IN"/>
               </w:rPr>
               <w:t xml:space="preserve"> CZõ</w:t>
             </w:r>
@@ -1968,8 +2314,125 @@
                 <w:color w:val="000000"/>
                 <w:sz w:val="40"/>
                 <w:szCs w:val="40"/>
+                <w:highlight w:val="yellow"/>
+                <w:lang w:val="en-IN" w:eastAsia="en-IN" w:bidi="ml-IN"/>
+              </w:rPr>
+              <w:t>p—ª</w:t>
+            </w:r>
+            <w:r>
+              <w:rPr>
+                <w:rFonts w:ascii="BRH Malayalam Extra" w:eastAsia="Times New Roman" w:hAnsi="BRH Malayalam Extra" w:cs="BRH Malayalam Extra"/>
+                <w:color w:val="000000"/>
+                <w:sz w:val="40"/>
+                <w:szCs w:val="40"/>
+                <w:lang w:val="en-IN" w:eastAsia="en-IN" w:bidi="ml-IN"/>
+              </w:rPr>
+              <w:t>ZJ ||</w:t>
+            </w:r>
+          </w:p>
+        </w:tc>
+        <w:tc>
+          <w:tcPr>
+            <w:tcW w:w="5386" w:type="dxa"/>
+          </w:tcPr>
+          <w:p>
+            <w:pPr>
+              <w:widowControl w:val="0"/>
+              <w:autoSpaceDE w:val="0"/>
+              <w:autoSpaceDN w:val="0"/>
+              <w:adjustRightInd w:val="0"/>
+              <w:spacing w:before="0" w:line="240" w:lineRule="auto"/>
+              <w:rPr>
+                <w:rFonts w:ascii="BRH Malayalam Extra" w:eastAsia="Times New Roman" w:hAnsi="BRH Malayalam Extra" w:cs="BRH Malayalam Extra"/>
+                <w:color w:val="000000"/>
+                <w:sz w:val="40"/>
+                <w:szCs w:val="40"/>
+                <w:lang w:eastAsia="en-IN" w:bidi="ml-IN"/>
+              </w:rPr>
+            </w:pPr>
+            <w:r>
+              <w:rPr>
+                <w:rFonts w:ascii="BRH Malayalam Extra" w:eastAsia="Times New Roman" w:hAnsi="BRH Malayalam Extra" w:cs="BRH Malayalam Extra"/>
+                <w:color w:val="000000"/>
+                <w:sz w:val="40"/>
+                <w:szCs w:val="40"/>
+                <w:lang w:eastAsia="en-IN" w:bidi="ml-IN"/>
+              </w:rPr>
+              <w:t>eW§gz—q</w:t>
+            </w:r>
+            <w:r>
+              <w:rPr>
+                <w:rFonts w:ascii="BRH Malayalam Extra" w:eastAsia="Times New Roman" w:hAnsi="BRH Malayalam Extra" w:cs="BRH Malayalam Extra"/>
+                <w:color w:val="000000"/>
+                <w:sz w:val="32"/>
+                <w:szCs w:val="40"/>
+                <w:lang w:eastAsia="en-IN" w:bidi="ml-IN"/>
+              </w:rPr>
+              <w:t>–</w:t>
+            </w:r>
+            <w:r>
+              <w:rPr>
+                <w:rFonts w:ascii="BRH Malayalam Extra" w:eastAsia="Times New Roman" w:hAnsi="BRH Malayalam Extra" w:cs="BRH Malayalam Extra"/>
+                <w:color w:val="000000"/>
+                <w:sz w:val="40"/>
+                <w:szCs w:val="40"/>
+                <w:lang w:eastAsia="en-IN" w:bidi="ml-IN"/>
+              </w:rPr>
+              <w:t xml:space="preserve">iªp—ZJ | </w:t>
+            </w:r>
+          </w:p>
+          <w:p>
+            <w:pPr>
+              <w:widowControl w:val="0"/>
+              <w:autoSpaceDE w:val="0"/>
+              <w:autoSpaceDN w:val="0"/>
+              <w:adjustRightInd w:val="0"/>
+              <w:spacing w:before="0" w:line="240" w:lineRule="auto"/>
+              <w:rPr>
+                <w:rFonts w:ascii="BRH Devanagari Extra" w:hAnsi="BRH Devanagari Extra" w:cs="BRH Devanagari Extra"/>
+                <w:color w:val="000000"/>
+                <w:sz w:val="40"/>
+                <w:szCs w:val="40"/>
+              </w:rPr>
+            </w:pPr>
+            <w:r>
+              <w:rPr>
+                <w:rFonts w:ascii="BRH Malayalam Extra" w:eastAsia="Times New Roman" w:hAnsi="BRH Malayalam Extra" w:cs="BRH Malayalam Extra"/>
+                <w:color w:val="000000"/>
+                <w:sz w:val="40"/>
+                <w:szCs w:val="40"/>
+                <w:lang w:eastAsia="en-IN" w:bidi="ml-IN"/>
+              </w:rPr>
+              <w:t>Aªp—Z</w:t>
+            </w:r>
+            <w:r>
+              <w:rPr>
+                <w:rFonts w:ascii="BRH Malayalam Extra" w:eastAsia="Times New Roman" w:hAnsi="BRH Malayalam Extra" w:cs="BRH Malayalam Extra"/>
+                <w:color w:val="000000"/>
+                <w:sz w:val="32"/>
+                <w:szCs w:val="40"/>
+                <w:lang w:eastAsia="en-IN" w:bidi="ml-IN"/>
+              </w:rPr>
+              <w:t>–</w:t>
+            </w:r>
+            <w:r>
+              <w:rPr>
+                <w:rFonts w:ascii="BRH Malayalam Extra" w:eastAsia="Times New Roman" w:hAnsi="BRH Malayalam Extra" w:cs="BRH Malayalam Extra"/>
+                <w:color w:val="000000"/>
+                <w:sz w:val="40"/>
+                <w:szCs w:val="40"/>
+                <w:lang w:eastAsia="en-IN" w:bidi="ml-IN"/>
+              </w:rPr>
+              <w:t xml:space="preserve"> CZõ</w:t>
+            </w:r>
+            <w:r>
+              <w:rPr>
+                <w:rFonts w:ascii="BRH Malayalam Extra" w:eastAsia="Times New Roman" w:hAnsi="BRH Malayalam Extra" w:cs="BRH Malayalam Extra"/>
+                <w:color w:val="000000"/>
+                <w:sz w:val="40"/>
+                <w:szCs w:val="40"/>
                 <w:highlight w:val="green"/>
-                <w:lang w:val="it-IT" w:eastAsia="en-IN" w:bidi="ml-IN"/>
+                <w:lang w:eastAsia="en-IN" w:bidi="ml-IN"/>
               </w:rPr>
               <w:t>ªp</w:t>
             </w:r>
@@ -1979,7 +2442,7 @@
                 <w:color w:val="000000"/>
                 <w:sz w:val="40"/>
                 <w:szCs w:val="40"/>
-                <w:lang w:val="it-IT" w:eastAsia="en-IN" w:bidi="ml-IN"/>
+                <w:lang w:eastAsia="en-IN" w:bidi="ml-IN"/>
               </w:rPr>
               <w:t>—ZJ ||</w:t>
             </w:r>
@@ -2019,6 +2482,7 @@
                 <w:sz w:val="28"/>
                 <w:szCs w:val="32"/>
               </w:rPr>
+              <w:lastRenderedPageBreak/>
               <w:t>T.S.4.6.</w:t>
             </w:r>
             <w:r>
@@ -2343,7 +2807,6 @@
                 <w:sz w:val="28"/>
                 <w:szCs w:val="32"/>
               </w:rPr>
-              <w:lastRenderedPageBreak/>
               <w:t>T.S.4.6.</w:t>
             </w:r>
             <w:r>
@@ -3649,6 +4112,7 @@
                 <w:sz w:val="32"/>
                 <w:szCs w:val="32"/>
               </w:rPr>
+              <w:lastRenderedPageBreak/>
               <w:t>Section, Paragraph</w:t>
             </w:r>
           </w:p>
@@ -3749,7 +4213,6 @@
                 <w:sz w:val="28"/>
                 <w:szCs w:val="32"/>
               </w:rPr>
-              <w:lastRenderedPageBreak/>
               <w:t>T.S.4.6.2.3 – Kramam</w:t>
             </w:r>
           </w:p>
@@ -8221,7 +8684,16 @@
           <w:bCs/>
           <w:sz w:val="32"/>
         </w:rPr>
-        <w:t>replaced with</w:t>
+        <w:t xml:space="preserve">replaced </w:t>
+      </w:r>
+      <w:proofErr w:type="gramStart"/>
+      <w:r>
+        <w:rPr>
+          <w:b/>
+          <w:bCs/>
+          <w:sz w:val="32"/>
+        </w:rPr>
+        <w:t>with</w:t>
       </w:r>
       <w:r>
         <w:rPr>
@@ -8243,6 +8715,7 @@
         </w:rPr>
         <w:t>"</w:t>
       </w:r>
+      <w:proofErr w:type="gramEnd"/>
       <w:r>
         <w:rPr>
           <w:rFonts w:ascii="BRH Malayalam" w:hAnsi="BRH Malayalam" w:cs="BRH Malayalam"/>
@@ -8254,6 +8727,7 @@
         </w:rPr>
         <w:t>q§T</w:t>
       </w:r>
+      <w:proofErr w:type="gramStart"/>
       <w:r>
         <w:rPr>
           <w:rFonts w:ascii="BRH Malayalam" w:hAnsi="BRH Malayalam" w:cs="BRH Malayalam"/>
@@ -8270,7 +8744,16 @@
           <w:bCs/>
           <w:sz w:val="32"/>
         </w:rPr>
-        <w:t>wherever applicable</w:t>
+        <w:t>wherever</w:t>
+      </w:r>
+      <w:proofErr w:type="gramEnd"/>
+      <w:r>
+        <w:rPr>
+          <w:b/>
+          <w:bCs/>
+          <w:sz w:val="32"/>
+        </w:rPr>
+        <w:t xml:space="preserve"> applicable</w:t>
       </w:r>
     </w:p>
     <w:p>
@@ -8678,7 +9161,7 @@
 </file>
 
 <file path=word/endnotes.xml><?xml version="1.0" encoding="utf-8"?>
-<w:endnotes xmlns:wpc="http://schemas.microsoft.com/office/word/2010/wordprocessingCanvas" xmlns:cx="http://schemas.microsoft.com/office/drawing/2014/chartex" xmlns:cx1="http://schemas.microsoft.com/office/drawing/2015/9/8/chartex" xmlns:cx2="http://schemas.microsoft.com/office/drawing/2015/10/21/chartex" xmlns:cx3="http://schemas.microsoft.com/office/drawing/2016/5/9/chartex" xmlns:cx4="http://schemas.microsoft.com/office/drawing/2016/5/10/chartex" xmlns:cx5="http://schemas.microsoft.com/office/drawing/2016/5/11/chartex" xmlns:cx6="http://schemas.microsoft.com/office/drawing/2016/5/12/chartex" xmlns:cx7="http://schemas.microsoft.com/office/drawing/2016/5/13/chartex" xmlns:cx8="http://schemas.microsoft.com/office/drawing/2016/5/14/chartex" xmlns:mc="http://schemas.openxmlformats.org/markup-compatibility/2006" xmlns:aink="http://schemas.microsoft.com/office/drawing/2016/ink" xmlns:am3d="http://schemas.microsoft.com/office/drawing/2017/model3d" xmlns:o="urn:schemas-microsoft-com:office:office" xmlns:oel="http://schemas.microsoft.com/office/2019/extlst" xmlns:r="http://schemas.openxmlformats.org/officeDocument/2006/relationships" xmlns:m="http://schemas.openxmlformats.org/officeDocument/2006/math" xmlns:v="urn:schemas-microsoft-com:vml" xmlns:wp14="http://schemas.microsoft.com/office/word/2010/wordprocessingDrawing" xmlns:wp="http://schemas.openxmlformats.org/drawingml/2006/wordprocessingDrawing" xmlns:w10="urn:schemas-microsoft-com:office:word" xmlns:w="http://schemas.openxmlformats.org/wordprocessingml/2006/main" xmlns:w14="http://schemas.microsoft.com/office/word/2010/wordml" xmlns:w15="http://schemas.microsoft.com/office/word/2012/wordml" xmlns:w16cei="http://schemas.microsoft.com/office/word/2026/wordml/cei" xmlns:w16cex="http://schemas.microsoft.com/office/word/2018/wordml/cex" xmlns:w16cid="http://schemas.microsoft.com/office/word/2016/wordml/cid" xmlns:w16="http://schemas.microsoft.com/office/word/2018/wordml" xmlns:w16du="http://schemas.microsoft.com/office/word/2023/wordml/word16du" xmlns:w16sdtdh="http://schemas.microsoft.com/office/word/2020/wordml/sdtdatahash" xmlns:w16sdtfl="http://schemas.microsoft.com/office/word/2024/wordml/sdtformatlock" xmlns:w16se="http://schemas.microsoft.com/office/word/2015/wordml/symex" xmlns:wpg="http://schemas.microsoft.com/office/word/2010/wordprocessingGroup" xmlns:wpi="http://schemas.microsoft.com/office/word/2010/wordprocessingInk" xmlns:wne="http://schemas.microsoft.com/office/word/2006/wordml" xmlns:wps="http://schemas.microsoft.com/office/word/2010/wordprocessingShape" mc:Ignorable="w14 w15 w16se w16cid w16 w16cex w16sdtdh w16sdtfl w16du wp14">
+<w:endnotes xmlns:wpc="http://schemas.microsoft.com/office/word/2010/wordprocessingCanvas" xmlns:cx="http://schemas.microsoft.com/office/drawing/2014/chartex" xmlns:cx1="http://schemas.microsoft.com/office/drawing/2015/9/8/chartex" xmlns:cx2="http://schemas.microsoft.com/office/drawing/2015/10/21/chartex" xmlns:cx3="http://schemas.microsoft.com/office/drawing/2016/5/9/chartex" xmlns:cx4="http://schemas.microsoft.com/office/drawing/2016/5/10/chartex" xmlns:cx5="http://schemas.microsoft.com/office/drawing/2016/5/11/chartex" xmlns:cx6="http://schemas.microsoft.com/office/drawing/2016/5/12/chartex" xmlns:cx7="http://schemas.microsoft.com/office/drawing/2016/5/13/chartex" xmlns:cx8="http://schemas.microsoft.com/office/drawing/2016/5/14/chartex" xmlns:mc="http://schemas.openxmlformats.org/markup-compatibility/2006" xmlns:aink="http://schemas.microsoft.com/office/drawing/2016/ink" xmlns:am3d="http://schemas.microsoft.com/office/drawing/2017/model3d" xmlns:o="urn:schemas-microsoft-com:office:office" xmlns:oel="http://schemas.microsoft.com/office/2019/extlst" xmlns:r="http://schemas.openxmlformats.org/officeDocument/2006/relationships" xmlns:m="http://schemas.openxmlformats.org/officeDocument/2006/math" xmlns:v="urn:schemas-microsoft-com:vml" xmlns:wp14="http://schemas.microsoft.com/office/word/2010/wordprocessingDrawing" xmlns:wp="http://schemas.openxmlformats.org/drawingml/2006/wordprocessingDrawing" xmlns:w10="urn:schemas-microsoft-com:office:word" xmlns:w="http://schemas.openxmlformats.org/wordprocessingml/2006/main" xmlns:w14="http://schemas.microsoft.com/office/word/2010/wordml" xmlns:w15="http://schemas.microsoft.com/office/word/2012/wordml" xmlns:w16cex="http://schemas.microsoft.com/office/word/2018/wordml/cex" xmlns:w16cid="http://schemas.microsoft.com/office/word/2016/wordml/cid" xmlns:w16="http://schemas.microsoft.com/office/word/2018/wordml" xmlns:w16du="http://schemas.microsoft.com/office/word/2023/wordml/word16du" xmlns:w16sdtdh="http://schemas.microsoft.com/office/word/2020/wordml/sdtdatahash" xmlns:w16sdtfl="http://schemas.microsoft.com/office/word/2024/wordml/sdtformatlock" xmlns:w16se="http://schemas.microsoft.com/office/word/2015/wordml/symex" xmlns:wpg="http://schemas.microsoft.com/office/word/2010/wordprocessingGroup" xmlns:wpi="http://schemas.microsoft.com/office/word/2010/wordprocessingInk" xmlns:wne="http://schemas.microsoft.com/office/word/2006/wordml" xmlns:wps="http://schemas.microsoft.com/office/word/2010/wordprocessingShape" mc:Ignorable="w14 w15 w16se w16cid w16 w16cex w16sdtdh w16sdtfl w16du wp14">
   <w:endnote w:type="separator" w:id="-1">
     <w:p>
       <w:pPr>
@@ -8703,7 +9186,7 @@
 </file>
 
 <file path=word/footer1.xml><?xml version="1.0" encoding="utf-8"?>
-<w:ftr xmlns:wpc="http://schemas.microsoft.com/office/word/2010/wordprocessingCanvas" xmlns:cx="http://schemas.microsoft.com/office/drawing/2014/chartex" xmlns:cx1="http://schemas.microsoft.com/office/drawing/2015/9/8/chartex" xmlns:cx2="http://schemas.microsoft.com/office/drawing/2015/10/21/chartex" xmlns:cx3="http://schemas.microsoft.com/office/drawing/2016/5/9/chartex" xmlns:cx4="http://schemas.microsoft.com/office/drawing/2016/5/10/chartex" xmlns:cx5="http://schemas.microsoft.com/office/drawing/2016/5/11/chartex" xmlns:cx6="http://schemas.microsoft.com/office/drawing/2016/5/12/chartex" xmlns:cx7="http://schemas.microsoft.com/office/drawing/2016/5/13/chartex" xmlns:cx8="http://schemas.microsoft.com/office/drawing/2016/5/14/chartex" xmlns:mc="http://schemas.openxmlformats.org/markup-compatibility/2006" xmlns:aink="http://schemas.microsoft.com/office/drawing/2016/ink" xmlns:am3d="http://schemas.microsoft.com/office/drawing/2017/model3d" xmlns:o="urn:schemas-microsoft-com:office:office" xmlns:oel="http://schemas.microsoft.com/office/2019/extlst" xmlns:r="http://schemas.openxmlformats.org/officeDocument/2006/relationships" xmlns:m="http://schemas.openxmlformats.org/officeDocument/2006/math" xmlns:v="urn:schemas-microsoft-com:vml" xmlns:wp14="http://schemas.microsoft.com/office/word/2010/wordprocessingDrawing" xmlns:wp="http://schemas.openxmlformats.org/drawingml/2006/wordprocessingDrawing" xmlns:w10="urn:schemas-microsoft-com:office:word" xmlns:w="http://schemas.openxmlformats.org/wordprocessingml/2006/main" xmlns:w14="http://schemas.microsoft.com/office/word/2010/wordml" xmlns:w15="http://schemas.microsoft.com/office/word/2012/wordml" xmlns:w16cei="http://schemas.microsoft.com/office/word/2026/wordml/cei" xmlns:w16cex="http://schemas.microsoft.com/office/word/2018/wordml/cex" xmlns:w16cid="http://schemas.microsoft.com/office/word/2016/wordml/cid" xmlns:w16="http://schemas.microsoft.com/office/word/2018/wordml" xmlns:w16du="http://schemas.microsoft.com/office/word/2023/wordml/word16du" xmlns:w16sdtdh="http://schemas.microsoft.com/office/word/2020/wordml/sdtdatahash" xmlns:w16sdtfl="http://schemas.microsoft.com/office/word/2024/wordml/sdtformatlock" xmlns:w16se="http://schemas.microsoft.com/office/word/2015/wordml/symex" xmlns:wpg="http://schemas.microsoft.com/office/word/2010/wordprocessingGroup" xmlns:wpi="http://schemas.microsoft.com/office/word/2010/wordprocessingInk" xmlns:wne="http://schemas.microsoft.com/office/word/2006/wordml" xmlns:wps="http://schemas.microsoft.com/office/word/2010/wordprocessingShape" mc:Ignorable="w14 w15 w16se w16cid w16 w16cex w16sdtdh w16sdtfl w16du wp14">
+<w:ftr xmlns:wpc="http://schemas.microsoft.com/office/word/2010/wordprocessingCanvas" xmlns:cx="http://schemas.microsoft.com/office/drawing/2014/chartex" xmlns:cx1="http://schemas.microsoft.com/office/drawing/2015/9/8/chartex" xmlns:cx2="http://schemas.microsoft.com/office/drawing/2015/10/21/chartex" xmlns:cx3="http://schemas.microsoft.com/office/drawing/2016/5/9/chartex" xmlns:cx4="http://schemas.microsoft.com/office/drawing/2016/5/10/chartex" xmlns:cx5="http://schemas.microsoft.com/office/drawing/2016/5/11/chartex" xmlns:cx6="http://schemas.microsoft.com/office/drawing/2016/5/12/chartex" xmlns:cx7="http://schemas.microsoft.com/office/drawing/2016/5/13/chartex" xmlns:cx8="http://schemas.microsoft.com/office/drawing/2016/5/14/chartex" xmlns:mc="http://schemas.openxmlformats.org/markup-compatibility/2006" xmlns:aink="http://schemas.microsoft.com/office/drawing/2016/ink" xmlns:am3d="http://schemas.microsoft.com/office/drawing/2017/model3d" xmlns:o="urn:schemas-microsoft-com:office:office" xmlns:oel="http://schemas.microsoft.com/office/2019/extlst" xmlns:r="http://schemas.openxmlformats.org/officeDocument/2006/relationships" xmlns:m="http://schemas.openxmlformats.org/officeDocument/2006/math" xmlns:v="urn:schemas-microsoft-com:vml" xmlns:wp14="http://schemas.microsoft.com/office/word/2010/wordprocessingDrawing" xmlns:wp="http://schemas.openxmlformats.org/drawingml/2006/wordprocessingDrawing" xmlns:w10="urn:schemas-microsoft-com:office:word" xmlns:w="http://schemas.openxmlformats.org/wordprocessingml/2006/main" xmlns:w14="http://schemas.microsoft.com/office/word/2010/wordml" xmlns:w15="http://schemas.microsoft.com/office/word/2012/wordml" xmlns:w16cex="http://schemas.microsoft.com/office/word/2018/wordml/cex" xmlns:w16cid="http://schemas.microsoft.com/office/word/2016/wordml/cid" xmlns:w16="http://schemas.microsoft.com/office/word/2018/wordml" xmlns:w16du="http://schemas.microsoft.com/office/word/2023/wordml/word16du" xmlns:w16sdtdh="http://schemas.microsoft.com/office/word/2020/wordml/sdtdatahash" xmlns:w16sdtfl="http://schemas.microsoft.com/office/word/2024/wordml/sdtformatlock" xmlns:w16se="http://schemas.microsoft.com/office/word/2015/wordml/symex" xmlns:wpg="http://schemas.microsoft.com/office/word/2010/wordprocessingGroup" xmlns:wpi="http://schemas.microsoft.com/office/word/2010/wordprocessingInk" xmlns:wne="http://schemas.microsoft.com/office/word/2006/wordml" xmlns:wps="http://schemas.microsoft.com/office/word/2010/wordprocessingShape" mc:Ignorable="w14 w15 w16se w16cid w16 w16cex w16sdtdh w16sdtfl w16du wp14">
   <w:p>
     <w:pPr>
       <w:pBdr>
@@ -8885,7 +9368,7 @@
 </file>
 
 <file path=word/footer2.xml><?xml version="1.0" encoding="utf-8"?>
-<w:ftr xmlns:wpc="http://schemas.microsoft.com/office/word/2010/wordprocessingCanvas" xmlns:cx="http://schemas.microsoft.com/office/drawing/2014/chartex" xmlns:cx1="http://schemas.microsoft.com/office/drawing/2015/9/8/chartex" xmlns:cx2="http://schemas.microsoft.com/office/drawing/2015/10/21/chartex" xmlns:cx3="http://schemas.microsoft.com/office/drawing/2016/5/9/chartex" xmlns:cx4="http://schemas.microsoft.com/office/drawing/2016/5/10/chartex" xmlns:cx5="http://schemas.microsoft.com/office/drawing/2016/5/11/chartex" xmlns:cx6="http://schemas.microsoft.com/office/drawing/2016/5/12/chartex" xmlns:cx7="http://schemas.microsoft.com/office/drawing/2016/5/13/chartex" xmlns:cx8="http://schemas.microsoft.com/office/drawing/2016/5/14/chartex" xmlns:mc="http://schemas.openxmlformats.org/markup-compatibility/2006" xmlns:aink="http://schemas.microsoft.com/office/drawing/2016/ink" xmlns:am3d="http://schemas.microsoft.com/office/drawing/2017/model3d" xmlns:o="urn:schemas-microsoft-com:office:office" xmlns:oel="http://schemas.microsoft.com/office/2019/extlst" xmlns:r="http://schemas.openxmlformats.org/officeDocument/2006/relationships" xmlns:m="http://schemas.openxmlformats.org/officeDocument/2006/math" xmlns:v="urn:schemas-microsoft-com:vml" xmlns:wp14="http://schemas.microsoft.com/office/word/2010/wordprocessingDrawing" xmlns:wp="http://schemas.openxmlformats.org/drawingml/2006/wordprocessingDrawing" xmlns:w10="urn:schemas-microsoft-com:office:word" xmlns:w="http://schemas.openxmlformats.org/wordprocessingml/2006/main" xmlns:w14="http://schemas.microsoft.com/office/word/2010/wordml" xmlns:w15="http://schemas.microsoft.com/office/word/2012/wordml" xmlns:w16cei="http://schemas.microsoft.com/office/word/2026/wordml/cei" xmlns:w16cex="http://schemas.microsoft.com/office/word/2018/wordml/cex" xmlns:w16cid="http://schemas.microsoft.com/office/word/2016/wordml/cid" xmlns:w16="http://schemas.microsoft.com/office/word/2018/wordml" xmlns:w16du="http://schemas.microsoft.com/office/word/2023/wordml/word16du" xmlns:w16sdtdh="http://schemas.microsoft.com/office/word/2020/wordml/sdtdatahash" xmlns:w16sdtfl="http://schemas.microsoft.com/office/word/2024/wordml/sdtformatlock" xmlns:w16se="http://schemas.microsoft.com/office/word/2015/wordml/symex" xmlns:wpg="http://schemas.microsoft.com/office/word/2010/wordprocessingGroup" xmlns:wpi="http://schemas.microsoft.com/office/word/2010/wordprocessingInk" xmlns:wne="http://schemas.microsoft.com/office/word/2006/wordml" xmlns:wps="http://schemas.microsoft.com/office/word/2010/wordprocessingShape" mc:Ignorable="w14 w15 w16se w16cid w16 w16cex w16sdtdh w16sdtfl w16du wp14">
+<w:ftr xmlns:wpc="http://schemas.microsoft.com/office/word/2010/wordprocessingCanvas" xmlns:cx="http://schemas.microsoft.com/office/drawing/2014/chartex" xmlns:cx1="http://schemas.microsoft.com/office/drawing/2015/9/8/chartex" xmlns:cx2="http://schemas.microsoft.com/office/drawing/2015/10/21/chartex" xmlns:cx3="http://schemas.microsoft.com/office/drawing/2016/5/9/chartex" xmlns:cx4="http://schemas.microsoft.com/office/drawing/2016/5/10/chartex" xmlns:cx5="http://schemas.microsoft.com/office/drawing/2016/5/11/chartex" xmlns:cx6="http://schemas.microsoft.com/office/drawing/2016/5/12/chartex" xmlns:cx7="http://schemas.microsoft.com/office/drawing/2016/5/13/chartex" xmlns:cx8="http://schemas.microsoft.com/office/drawing/2016/5/14/chartex" xmlns:mc="http://schemas.openxmlformats.org/markup-compatibility/2006" xmlns:aink="http://schemas.microsoft.com/office/drawing/2016/ink" xmlns:am3d="http://schemas.microsoft.com/office/drawing/2017/model3d" xmlns:o="urn:schemas-microsoft-com:office:office" xmlns:oel="http://schemas.microsoft.com/office/2019/extlst" xmlns:r="http://schemas.openxmlformats.org/officeDocument/2006/relationships" xmlns:m="http://schemas.openxmlformats.org/officeDocument/2006/math" xmlns:v="urn:schemas-microsoft-com:vml" xmlns:wp14="http://schemas.microsoft.com/office/word/2010/wordprocessingDrawing" xmlns:wp="http://schemas.openxmlformats.org/drawingml/2006/wordprocessingDrawing" xmlns:w10="urn:schemas-microsoft-com:office:word" xmlns:w="http://schemas.openxmlformats.org/wordprocessingml/2006/main" xmlns:w14="http://schemas.microsoft.com/office/word/2010/wordml" xmlns:w15="http://schemas.microsoft.com/office/word/2012/wordml" xmlns:w16cex="http://schemas.microsoft.com/office/word/2018/wordml/cex" xmlns:w16cid="http://schemas.microsoft.com/office/word/2016/wordml/cid" xmlns:w16="http://schemas.microsoft.com/office/word/2018/wordml" xmlns:w16du="http://schemas.microsoft.com/office/word/2023/wordml/word16du" xmlns:w16sdtdh="http://schemas.microsoft.com/office/word/2020/wordml/sdtdatahash" xmlns:w16sdtfl="http://schemas.microsoft.com/office/word/2024/wordml/sdtformatlock" xmlns:w16se="http://schemas.microsoft.com/office/word/2015/wordml/symex" xmlns:wpg="http://schemas.microsoft.com/office/word/2010/wordprocessingGroup" xmlns:wpi="http://schemas.microsoft.com/office/word/2010/wordprocessingInk" xmlns:wne="http://schemas.microsoft.com/office/word/2006/wordml" xmlns:wps="http://schemas.microsoft.com/office/word/2010/wordprocessingShape" mc:Ignorable="w14 w15 w16se w16cid w16 w16cex w16sdtdh w16sdtfl w16du wp14">
   <w:p>
     <w:pPr>
       <w:pBdr>
@@ -9088,7 +9571,7 @@
 </file>
 
 <file path=word/footnotes.xml><?xml version="1.0" encoding="utf-8"?>
-<w:footnotes xmlns:wpc="http://schemas.microsoft.com/office/word/2010/wordprocessingCanvas" xmlns:cx="http://schemas.microsoft.com/office/drawing/2014/chartex" xmlns:cx1="http://schemas.microsoft.com/office/drawing/2015/9/8/chartex" xmlns:cx2="http://schemas.microsoft.com/office/drawing/2015/10/21/chartex" xmlns:cx3="http://schemas.microsoft.com/office/drawing/2016/5/9/chartex" xmlns:cx4="http://schemas.microsoft.com/office/drawing/2016/5/10/chartex" xmlns:cx5="http://schemas.microsoft.com/office/drawing/2016/5/11/chartex" xmlns:cx6="http://schemas.microsoft.com/office/drawing/2016/5/12/chartex" xmlns:cx7="http://schemas.microsoft.com/office/drawing/2016/5/13/chartex" xmlns:cx8="http://schemas.microsoft.com/office/drawing/2016/5/14/chartex" xmlns:mc="http://schemas.openxmlformats.org/markup-compatibility/2006" xmlns:aink="http://schemas.microsoft.com/office/drawing/2016/ink" xmlns:am3d="http://schemas.microsoft.com/office/drawing/2017/model3d" xmlns:o="urn:schemas-microsoft-com:office:office" xmlns:oel="http://schemas.microsoft.com/office/2019/extlst" xmlns:r="http://schemas.openxmlformats.org/officeDocument/2006/relationships" xmlns:m="http://schemas.openxmlformats.org/officeDocument/2006/math" xmlns:v="urn:schemas-microsoft-com:vml" xmlns:wp14="http://schemas.microsoft.com/office/word/2010/wordprocessingDrawing" xmlns:wp="http://schemas.openxmlformats.org/drawingml/2006/wordprocessingDrawing" xmlns:w10="urn:schemas-microsoft-com:office:word" xmlns:w="http://schemas.openxmlformats.org/wordprocessingml/2006/main" xmlns:w14="http://schemas.microsoft.com/office/word/2010/wordml" xmlns:w15="http://schemas.microsoft.com/office/word/2012/wordml" xmlns:w16cei="http://schemas.microsoft.com/office/word/2026/wordml/cei" xmlns:w16cex="http://schemas.microsoft.com/office/word/2018/wordml/cex" xmlns:w16cid="http://schemas.microsoft.com/office/word/2016/wordml/cid" xmlns:w16="http://schemas.microsoft.com/office/word/2018/wordml" xmlns:w16du="http://schemas.microsoft.com/office/word/2023/wordml/word16du" xmlns:w16sdtdh="http://schemas.microsoft.com/office/word/2020/wordml/sdtdatahash" xmlns:w16sdtfl="http://schemas.microsoft.com/office/word/2024/wordml/sdtformatlock" xmlns:w16se="http://schemas.microsoft.com/office/word/2015/wordml/symex" xmlns:wpg="http://schemas.microsoft.com/office/word/2010/wordprocessingGroup" xmlns:wpi="http://schemas.microsoft.com/office/word/2010/wordprocessingInk" xmlns:wne="http://schemas.microsoft.com/office/word/2006/wordml" xmlns:wps="http://schemas.microsoft.com/office/word/2010/wordprocessingShape" mc:Ignorable="w14 w15 w16se w16cid w16 w16cex w16sdtdh w16sdtfl w16du wp14">
+<w:footnotes xmlns:wpc="http://schemas.microsoft.com/office/word/2010/wordprocessingCanvas" xmlns:cx="http://schemas.microsoft.com/office/drawing/2014/chartex" xmlns:cx1="http://schemas.microsoft.com/office/drawing/2015/9/8/chartex" xmlns:cx2="http://schemas.microsoft.com/office/drawing/2015/10/21/chartex" xmlns:cx3="http://schemas.microsoft.com/office/drawing/2016/5/9/chartex" xmlns:cx4="http://schemas.microsoft.com/office/drawing/2016/5/10/chartex" xmlns:cx5="http://schemas.microsoft.com/office/drawing/2016/5/11/chartex" xmlns:cx6="http://schemas.microsoft.com/office/drawing/2016/5/12/chartex" xmlns:cx7="http://schemas.microsoft.com/office/drawing/2016/5/13/chartex" xmlns:cx8="http://schemas.microsoft.com/office/drawing/2016/5/14/chartex" xmlns:mc="http://schemas.openxmlformats.org/markup-compatibility/2006" xmlns:aink="http://schemas.microsoft.com/office/drawing/2016/ink" xmlns:am3d="http://schemas.microsoft.com/office/drawing/2017/model3d" xmlns:o="urn:schemas-microsoft-com:office:office" xmlns:oel="http://schemas.microsoft.com/office/2019/extlst" xmlns:r="http://schemas.openxmlformats.org/officeDocument/2006/relationships" xmlns:m="http://schemas.openxmlformats.org/officeDocument/2006/math" xmlns:v="urn:schemas-microsoft-com:vml" xmlns:wp14="http://schemas.microsoft.com/office/word/2010/wordprocessingDrawing" xmlns:wp="http://schemas.openxmlformats.org/drawingml/2006/wordprocessingDrawing" xmlns:w10="urn:schemas-microsoft-com:office:word" xmlns:w="http://schemas.openxmlformats.org/wordprocessingml/2006/main" xmlns:w14="http://schemas.microsoft.com/office/word/2010/wordml" xmlns:w15="http://schemas.microsoft.com/office/word/2012/wordml" xmlns:w16cex="http://schemas.microsoft.com/office/word/2018/wordml/cex" xmlns:w16cid="http://schemas.microsoft.com/office/word/2016/wordml/cid" xmlns:w16="http://schemas.microsoft.com/office/word/2018/wordml" xmlns:w16du="http://schemas.microsoft.com/office/word/2023/wordml/word16du" xmlns:w16sdtdh="http://schemas.microsoft.com/office/word/2020/wordml/sdtdatahash" xmlns:w16sdtfl="http://schemas.microsoft.com/office/word/2024/wordml/sdtformatlock" xmlns:w16se="http://schemas.microsoft.com/office/word/2015/wordml/symex" xmlns:wpg="http://schemas.microsoft.com/office/word/2010/wordprocessingGroup" xmlns:wpi="http://schemas.microsoft.com/office/word/2010/wordprocessingInk" xmlns:wne="http://schemas.microsoft.com/office/word/2006/wordml" xmlns:wps="http://schemas.microsoft.com/office/word/2010/wordprocessingShape" mc:Ignorable="w14 w15 w16se w16cid w16 w16cex w16sdtdh w16sdtfl w16du wp14">
   <w:footnote w:type="separator" w:id="-1">
     <w:p>
       <w:pPr>
@@ -9113,7 +9596,7 @@
 </file>
 
 <file path=word/header1.xml><?xml version="1.0" encoding="utf-8"?>
-<w:hdr xmlns:wpc="http://schemas.microsoft.com/office/word/2010/wordprocessingCanvas" xmlns:cx="http://schemas.microsoft.com/office/drawing/2014/chartex" xmlns:cx1="http://schemas.microsoft.com/office/drawing/2015/9/8/chartex" xmlns:cx2="http://schemas.microsoft.com/office/drawing/2015/10/21/chartex" xmlns:cx3="http://schemas.microsoft.com/office/drawing/2016/5/9/chartex" xmlns:cx4="http://schemas.microsoft.com/office/drawing/2016/5/10/chartex" xmlns:cx5="http://schemas.microsoft.com/office/drawing/2016/5/11/chartex" xmlns:cx6="http://schemas.microsoft.com/office/drawing/2016/5/12/chartex" xmlns:cx7="http://schemas.microsoft.com/office/drawing/2016/5/13/chartex" xmlns:cx8="http://schemas.microsoft.com/office/drawing/2016/5/14/chartex" xmlns:mc="http://schemas.openxmlformats.org/markup-compatibility/2006" xmlns:aink="http://schemas.microsoft.com/office/drawing/2016/ink" xmlns:am3d="http://schemas.microsoft.com/office/drawing/2017/model3d" xmlns:o="urn:schemas-microsoft-com:office:office" xmlns:oel="http://schemas.microsoft.com/office/2019/extlst" xmlns:r="http://schemas.openxmlformats.org/officeDocument/2006/relationships" xmlns:m="http://schemas.openxmlformats.org/officeDocument/2006/math" xmlns:v="urn:schemas-microsoft-com:vml" xmlns:wp14="http://schemas.microsoft.com/office/word/2010/wordprocessingDrawing" xmlns:wp="http://schemas.openxmlformats.org/drawingml/2006/wordprocessingDrawing" xmlns:w10="urn:schemas-microsoft-com:office:word" xmlns:w="http://schemas.openxmlformats.org/wordprocessingml/2006/main" xmlns:w14="http://schemas.microsoft.com/office/word/2010/wordml" xmlns:w15="http://schemas.microsoft.com/office/word/2012/wordml" xmlns:w16cei="http://schemas.microsoft.com/office/word/2026/wordml/cei" xmlns:w16cex="http://schemas.microsoft.com/office/word/2018/wordml/cex" xmlns:w16cid="http://schemas.microsoft.com/office/word/2016/wordml/cid" xmlns:w16="http://schemas.microsoft.com/office/word/2018/wordml" xmlns:w16du="http://schemas.microsoft.com/office/word/2023/wordml/word16du" xmlns:w16sdtdh="http://schemas.microsoft.com/office/word/2020/wordml/sdtdatahash" xmlns:w16sdtfl="http://schemas.microsoft.com/office/word/2024/wordml/sdtformatlock" xmlns:w16se="http://schemas.microsoft.com/office/word/2015/wordml/symex" xmlns:wpg="http://schemas.microsoft.com/office/word/2010/wordprocessingGroup" xmlns:wpi="http://schemas.microsoft.com/office/word/2010/wordprocessingInk" xmlns:wne="http://schemas.microsoft.com/office/word/2006/wordml" xmlns:wps="http://schemas.microsoft.com/office/word/2010/wordprocessingShape" mc:Ignorable="w14 w15 w16se w16cid w16 w16cex w16sdtdh w16sdtfl w16du wp14">
+<w:hdr xmlns:wpc="http://schemas.microsoft.com/office/word/2010/wordprocessingCanvas" xmlns:cx="http://schemas.microsoft.com/office/drawing/2014/chartex" xmlns:cx1="http://schemas.microsoft.com/office/drawing/2015/9/8/chartex" xmlns:cx2="http://schemas.microsoft.com/office/drawing/2015/10/21/chartex" xmlns:cx3="http://schemas.microsoft.com/office/drawing/2016/5/9/chartex" xmlns:cx4="http://schemas.microsoft.com/office/drawing/2016/5/10/chartex" xmlns:cx5="http://schemas.microsoft.com/office/drawing/2016/5/11/chartex" xmlns:cx6="http://schemas.microsoft.com/office/drawing/2016/5/12/chartex" xmlns:cx7="http://schemas.microsoft.com/office/drawing/2016/5/13/chartex" xmlns:cx8="http://schemas.microsoft.com/office/drawing/2016/5/14/chartex" xmlns:mc="http://schemas.openxmlformats.org/markup-compatibility/2006" xmlns:aink="http://schemas.microsoft.com/office/drawing/2016/ink" xmlns:am3d="http://schemas.microsoft.com/office/drawing/2017/model3d" xmlns:o="urn:schemas-microsoft-com:office:office" xmlns:oel="http://schemas.microsoft.com/office/2019/extlst" xmlns:r="http://schemas.openxmlformats.org/officeDocument/2006/relationships" xmlns:m="http://schemas.openxmlformats.org/officeDocument/2006/math" xmlns:v="urn:schemas-microsoft-com:vml" xmlns:wp14="http://schemas.microsoft.com/office/word/2010/wordprocessingDrawing" xmlns:wp="http://schemas.openxmlformats.org/drawingml/2006/wordprocessingDrawing" xmlns:w10="urn:schemas-microsoft-com:office:word" xmlns:w="http://schemas.openxmlformats.org/wordprocessingml/2006/main" xmlns:w14="http://schemas.microsoft.com/office/word/2010/wordml" xmlns:w15="http://schemas.microsoft.com/office/word/2012/wordml" xmlns:w16cex="http://schemas.microsoft.com/office/word/2018/wordml/cex" xmlns:w16cid="http://schemas.microsoft.com/office/word/2016/wordml/cid" xmlns:w16="http://schemas.microsoft.com/office/word/2018/wordml" xmlns:w16du="http://schemas.microsoft.com/office/word/2023/wordml/word16du" xmlns:w16sdtdh="http://schemas.microsoft.com/office/word/2020/wordml/sdtdatahash" xmlns:w16sdtfl="http://schemas.microsoft.com/office/word/2024/wordml/sdtformatlock" xmlns:w16se="http://schemas.microsoft.com/office/word/2015/wordml/symex" xmlns:wpg="http://schemas.microsoft.com/office/word/2010/wordprocessingGroup" xmlns:wpi="http://schemas.microsoft.com/office/word/2010/wordprocessingInk" xmlns:wne="http://schemas.microsoft.com/office/word/2006/wordml" xmlns:wps="http://schemas.microsoft.com/office/word/2010/wordprocessingShape" mc:Ignorable="w14 w15 w16se w16cid w16 w16cex w16sdtdh w16sdtfl w16du wp14">
   <w:p>
     <w:pPr>
       <w:pStyle w:val="Header"/>
@@ -9126,7 +9609,7 @@
 </file>
 
 <file path=word/header2.xml><?xml version="1.0" encoding="utf-8"?>
-<w:hdr xmlns:wpc="http://schemas.microsoft.com/office/word/2010/wordprocessingCanvas" xmlns:cx="http://schemas.microsoft.com/office/drawing/2014/chartex" xmlns:cx1="http://schemas.microsoft.com/office/drawing/2015/9/8/chartex" xmlns:cx2="http://schemas.microsoft.com/office/drawing/2015/10/21/chartex" xmlns:cx3="http://schemas.microsoft.com/office/drawing/2016/5/9/chartex" xmlns:cx4="http://schemas.microsoft.com/office/drawing/2016/5/10/chartex" xmlns:cx5="http://schemas.microsoft.com/office/drawing/2016/5/11/chartex" xmlns:cx6="http://schemas.microsoft.com/office/drawing/2016/5/12/chartex" xmlns:cx7="http://schemas.microsoft.com/office/drawing/2016/5/13/chartex" xmlns:cx8="http://schemas.microsoft.com/office/drawing/2016/5/14/chartex" xmlns:mc="http://schemas.openxmlformats.org/markup-compatibility/2006" xmlns:aink="http://schemas.microsoft.com/office/drawing/2016/ink" xmlns:am3d="http://schemas.microsoft.com/office/drawing/2017/model3d" xmlns:o="urn:schemas-microsoft-com:office:office" xmlns:oel="http://schemas.microsoft.com/office/2019/extlst" xmlns:r="http://schemas.openxmlformats.org/officeDocument/2006/relationships" xmlns:m="http://schemas.openxmlformats.org/officeDocument/2006/math" xmlns:v="urn:schemas-microsoft-com:vml" xmlns:wp14="http://schemas.microsoft.com/office/word/2010/wordprocessingDrawing" xmlns:wp="http://schemas.openxmlformats.org/drawingml/2006/wordprocessingDrawing" xmlns:w10="urn:schemas-microsoft-com:office:word" xmlns:w="http://schemas.openxmlformats.org/wordprocessingml/2006/main" xmlns:w14="http://schemas.microsoft.com/office/word/2010/wordml" xmlns:w15="http://schemas.microsoft.com/office/word/2012/wordml" xmlns:w16cei="http://schemas.microsoft.com/office/word/2026/wordml/cei" xmlns:w16cex="http://schemas.microsoft.com/office/word/2018/wordml/cex" xmlns:w16cid="http://schemas.microsoft.com/office/word/2016/wordml/cid" xmlns:w16="http://schemas.microsoft.com/office/word/2018/wordml" xmlns:w16du="http://schemas.microsoft.com/office/word/2023/wordml/word16du" xmlns:w16sdtdh="http://schemas.microsoft.com/office/word/2020/wordml/sdtdatahash" xmlns:w16sdtfl="http://schemas.microsoft.com/office/word/2024/wordml/sdtformatlock" xmlns:w16se="http://schemas.microsoft.com/office/word/2015/wordml/symex" xmlns:wpg="http://schemas.microsoft.com/office/word/2010/wordprocessingGroup" xmlns:wpi="http://schemas.microsoft.com/office/word/2010/wordprocessingInk" xmlns:wne="http://schemas.microsoft.com/office/word/2006/wordml" xmlns:wps="http://schemas.microsoft.com/office/word/2010/wordprocessingShape" mc:Ignorable="w14 w15 w16se w16cid w16 w16cex w16sdtdh w16sdtfl w16du wp14">
+<w:hdr xmlns:wpc="http://schemas.microsoft.com/office/word/2010/wordprocessingCanvas" xmlns:cx="http://schemas.microsoft.com/office/drawing/2014/chartex" xmlns:cx1="http://schemas.microsoft.com/office/drawing/2015/9/8/chartex" xmlns:cx2="http://schemas.microsoft.com/office/drawing/2015/10/21/chartex" xmlns:cx3="http://schemas.microsoft.com/office/drawing/2016/5/9/chartex" xmlns:cx4="http://schemas.microsoft.com/office/drawing/2016/5/10/chartex" xmlns:cx5="http://schemas.microsoft.com/office/drawing/2016/5/11/chartex" xmlns:cx6="http://schemas.microsoft.com/office/drawing/2016/5/12/chartex" xmlns:cx7="http://schemas.microsoft.com/office/drawing/2016/5/13/chartex" xmlns:cx8="http://schemas.microsoft.com/office/drawing/2016/5/14/chartex" xmlns:mc="http://schemas.openxmlformats.org/markup-compatibility/2006" xmlns:aink="http://schemas.microsoft.com/office/drawing/2016/ink" xmlns:am3d="http://schemas.microsoft.com/office/drawing/2017/model3d" xmlns:o="urn:schemas-microsoft-com:office:office" xmlns:oel="http://schemas.microsoft.com/office/2019/extlst" xmlns:r="http://schemas.openxmlformats.org/officeDocument/2006/relationships" xmlns:m="http://schemas.openxmlformats.org/officeDocument/2006/math" xmlns:v="urn:schemas-microsoft-com:vml" xmlns:wp14="http://schemas.microsoft.com/office/word/2010/wordprocessingDrawing" xmlns:wp="http://schemas.openxmlformats.org/drawingml/2006/wordprocessingDrawing" xmlns:w10="urn:schemas-microsoft-com:office:word" xmlns:w="http://schemas.openxmlformats.org/wordprocessingml/2006/main" xmlns:w14="http://schemas.microsoft.com/office/word/2010/wordml" xmlns:w15="http://schemas.microsoft.com/office/word/2012/wordml" xmlns:w16cex="http://schemas.microsoft.com/office/word/2018/wordml/cex" xmlns:w16cid="http://schemas.microsoft.com/office/word/2016/wordml/cid" xmlns:w16="http://schemas.microsoft.com/office/word/2018/wordml" xmlns:w16du="http://schemas.microsoft.com/office/word/2023/wordml/word16du" xmlns:w16sdtdh="http://schemas.microsoft.com/office/word/2020/wordml/sdtdatahash" xmlns:w16sdtfl="http://schemas.microsoft.com/office/word/2024/wordml/sdtformatlock" xmlns:w16se="http://schemas.microsoft.com/office/word/2015/wordml/symex" xmlns:wpg="http://schemas.microsoft.com/office/word/2010/wordprocessingGroup" xmlns:wpi="http://schemas.microsoft.com/office/word/2010/wordprocessingInk" xmlns:wne="http://schemas.microsoft.com/office/word/2006/wordml" xmlns:wps="http://schemas.microsoft.com/office/word/2010/wordprocessingShape" mc:Ignorable="w14 w15 w16se w16cid w16 w16cex w16sdtdh w16sdtfl w16du wp14">
   <w:p>
     <w:pPr>
       <w:pStyle w:val="Header"/>

--- a/TS-Kramam/TS-4.6/TS 4.6 Malayalam Krama Paatam Corrections.docx
+++ b/TS-Kramam/TS-4.6/TS 4.6 Malayalam Krama Paatam Corrections.docx
@@ -81,18 +81,7 @@
           <w:szCs w:val="32"/>
           <w:u w:val="single"/>
         </w:rPr>
-        <w:t xml:space="preserve">Observed </w:t>
-      </w:r>
-      <w:proofErr w:type="gramStart"/>
-      <w:r>
-        <w:rPr>
-          <w:b/>
-          <w:bCs/>
-          <w:sz w:val="32"/>
-          <w:szCs w:val="32"/>
-          <w:u w:val="single"/>
-        </w:rPr>
-        <w:t xml:space="preserve">till </w:t>
+        <w:t xml:space="preserve">Observed till </w:t>
       </w:r>
       <w:r>
         <w:rPr>
@@ -105,7 +94,6 @@
         </w:rPr>
         <w:t>????</w:t>
       </w:r>
-      <w:proofErr w:type="gramEnd"/>
     </w:p>
     <w:p>
       <w:pPr>
@@ -399,9 +387,8 @@
                 <w:szCs w:val="40"/>
                 <w:lang w:eastAsia="en-IN" w:bidi="ml-IN"/>
               </w:rPr>
-              <w:t>pW§ g—</w:t>
-            </w:r>
-            <w:proofErr w:type="gramStart"/>
+              <w:t>pW§ g—ª</w:t>
+            </w:r>
             <w:r>
               <w:rPr>
                 <w:rFonts w:ascii="BRH Malayalam Extra" w:eastAsia="Times New Roman" w:hAnsi="BRH Malayalam Extra" w:cs="BRH Malayalam Extra"/>
@@ -410,7 +397,7 @@
                 <w:szCs w:val="40"/>
                 <w:lang w:eastAsia="en-IN" w:bidi="ml-IN"/>
               </w:rPr>
-              <w:t>ª</w:t>
+              <w:t>.</w:t>
             </w:r>
             <w:r>
               <w:rPr>
@@ -420,19 +407,8 @@
                 <w:szCs w:val="40"/>
                 <w:lang w:eastAsia="en-IN" w:bidi="ml-IN"/>
               </w:rPr>
-              <w:t>.</w:t>
-            </w:r>
-            <w:r>
-              <w:rPr>
-                <w:rFonts w:ascii="BRH Malayalam Extra" w:eastAsia="Times New Roman" w:hAnsi="BRH Malayalam Extra" w:cs="BRH Malayalam Extra"/>
-                <w:color w:val="000000"/>
-                <w:sz w:val="40"/>
-                <w:szCs w:val="40"/>
-                <w:lang w:eastAsia="en-IN" w:bidi="ml-IN"/>
-              </w:rPr>
               <w:t>ty</w:t>
             </w:r>
-            <w:proofErr w:type="gramEnd"/>
             <w:r>
               <w:rPr>
                 <w:rFonts w:ascii="BRH Malayalam Extra" w:eastAsia="Times New Roman" w:hAnsi="BRH Malayalam Extra" w:cs="BRH Malayalam Extra"/>
@@ -1663,16 +1639,7 @@
                 <w:sz w:val="28"/>
                 <w:szCs w:val="32"/>
               </w:rPr>
-              <w:t>4</w:t>
-            </w:r>
-            <w:r>
-              <w:rPr>
-                <w:rFonts w:cs="Arial"/>
-                <w:b/>
-                <w:sz w:val="28"/>
-                <w:szCs w:val="32"/>
-              </w:rPr>
-              <w:t>.2</w:t>
+              <w:t>4.2</w:t>
             </w:r>
             <w:r>
               <w:rPr>
@@ -1700,28 +1667,18 @@
                 <w:b/>
                 <w:sz w:val="28"/>
                 <w:szCs w:val="32"/>
-                <w:lang w:val="it-IT"/>
-              </w:rPr>
-            </w:pPr>
-            <w:r>
-              <w:rPr>
-                <w:rFonts w:cs="Arial"/>
-                <w:b/>
-                <w:sz w:val="28"/>
-                <w:szCs w:val="32"/>
-                <w:lang w:val="it-IT"/>
-              </w:rPr>
-              <w:t xml:space="preserve">Krama Vaakyam No.– </w:t>
-            </w:r>
-            <w:r>
-              <w:rPr>
-                <w:rFonts w:cs="Arial"/>
-                <w:b/>
-                <w:sz w:val="28"/>
-                <w:szCs w:val="32"/>
-                <w:lang w:val="it-IT"/>
-              </w:rPr>
-              <w:t>33</w:t>
+                <w:lang w:val="en-IN"/>
+              </w:rPr>
+            </w:pPr>
+            <w:r>
+              <w:rPr>
+                <w:rFonts w:cs="Arial"/>
+                <w:b/>
+                <w:sz w:val="28"/>
+                <w:szCs w:val="32"/>
+                <w:lang w:val="en-IN"/>
+              </w:rPr>
+              <w:t>Krama Vaakyam No.– 33</w:t>
             </w:r>
           </w:p>
           <w:p>
@@ -1790,16 +1747,16 @@
                 <w:color w:val="000000"/>
                 <w:sz w:val="40"/>
                 <w:szCs w:val="40"/>
-                <w:lang w:val="en-IN" w:eastAsia="en-IN" w:bidi="ml-IN"/>
-              </w:rPr>
-            </w:pPr>
-            <w:r>
-              <w:rPr>
-                <w:rFonts w:ascii="BRH Malayalam Extra" w:eastAsia="Times New Roman" w:hAnsi="BRH Malayalam Extra" w:cs="BRH Malayalam Extra"/>
-                <w:color w:val="000000"/>
-                <w:sz w:val="40"/>
-                <w:szCs w:val="40"/>
-                <w:lang w:val="en-IN" w:eastAsia="en-IN" w:bidi="ml-IN"/>
+                <w:lang w:val="it-IT" w:eastAsia="en-IN" w:bidi="ml-IN"/>
+              </w:rPr>
+            </w:pPr>
+            <w:r>
+              <w:rPr>
+                <w:rFonts w:ascii="BRH Malayalam Extra" w:eastAsia="Times New Roman" w:hAnsi="BRH Malayalam Extra" w:cs="BRH Malayalam Extra"/>
+                <w:color w:val="000000"/>
+                <w:sz w:val="40"/>
+                <w:szCs w:val="40"/>
+                <w:lang w:val="it-IT" w:eastAsia="en-IN" w:bidi="ml-IN"/>
               </w:rPr>
               <w:t>CöÉ</w:t>
             </w:r>
@@ -1809,7 +1766,7 @@
                 <w:color w:val="000000"/>
                 <w:sz w:val="36"/>
                 <w:szCs w:val="40"/>
-                <w:lang w:val="en-IN" w:eastAsia="en-IN" w:bidi="ml-IN"/>
+                <w:lang w:val="it-IT" w:eastAsia="en-IN" w:bidi="ml-IN"/>
               </w:rPr>
               <w:t>óè</w:t>
             </w:r>
@@ -1819,7 +1776,7 @@
                 <w:color w:val="000000"/>
                 <w:sz w:val="40"/>
                 <w:szCs w:val="40"/>
-                <w:lang w:val="en-IN" w:eastAsia="en-IN" w:bidi="ml-IN"/>
+                <w:lang w:val="it-IT" w:eastAsia="en-IN" w:bidi="ml-IN"/>
               </w:rPr>
               <w:t>— s</w:t>
             </w:r>
@@ -1830,7 +1787,7 @@
                 <w:sz w:val="40"/>
                 <w:szCs w:val="40"/>
                 <w:highlight w:val="yellow"/>
-                <w:lang w:val="en-IN" w:eastAsia="en-IN" w:bidi="ml-IN"/>
+                <w:lang w:val="it-IT" w:eastAsia="en-IN" w:bidi="ml-IN"/>
               </w:rPr>
               <w:t>Lx</w:t>
             </w:r>
@@ -1840,17 +1797,17 @@
                 <w:color w:val="000000"/>
                 <w:sz w:val="32"/>
                 <w:szCs w:val="40"/>
-                <w:lang w:val="en-IN" w:eastAsia="en-IN" w:bidi="ml-IN"/>
-              </w:rPr>
-              <w:t>–</w:t>
-            </w:r>
-            <w:r>
-              <w:rPr>
-                <w:rFonts w:ascii="BRH Malayalam Extra" w:eastAsia="Times New Roman" w:hAnsi="BRH Malayalam Extra" w:cs="BRH Malayalam Extra"/>
-                <w:color w:val="000000"/>
-                <w:sz w:val="40"/>
-                <w:szCs w:val="40"/>
-                <w:lang w:val="en-IN" w:eastAsia="en-IN" w:bidi="ml-IN"/>
+                <w:lang w:val="it-IT" w:eastAsia="en-IN" w:bidi="ml-IN"/>
+              </w:rPr>
+              <w:t>–</w:t>
+            </w:r>
+            <w:r>
+              <w:rPr>
+                <w:rFonts w:ascii="BRH Malayalam Extra" w:eastAsia="Times New Roman" w:hAnsi="BRH Malayalam Extra" w:cs="BRH Malayalam Extra"/>
+                <w:color w:val="000000"/>
+                <w:sz w:val="40"/>
+                <w:szCs w:val="40"/>
+                <w:lang w:val="it-IT" w:eastAsia="en-IN" w:bidi="ml-IN"/>
               </w:rPr>
               <w:t xml:space="preserve">jJ | </w:t>
             </w:r>
@@ -1867,16 +1824,16 @@
                 <w:color w:val="000000"/>
                 <w:sz w:val="40"/>
                 <w:szCs w:val="40"/>
-                <w:lang w:val="en-IN" w:eastAsia="en-IN" w:bidi="ml-IN"/>
-              </w:rPr>
-            </w:pPr>
-            <w:r>
-              <w:rPr>
-                <w:rFonts w:ascii="BRH Malayalam Extra" w:eastAsia="Times New Roman" w:hAnsi="BRH Malayalam Extra" w:cs="BRH Malayalam Extra"/>
-                <w:color w:val="000000"/>
-                <w:sz w:val="40"/>
-                <w:szCs w:val="40"/>
-                <w:lang w:val="en-IN" w:eastAsia="en-IN" w:bidi="ml-IN"/>
+                <w:lang w:val="it-IT" w:eastAsia="en-IN" w:bidi="ml-IN"/>
+              </w:rPr>
+            </w:pPr>
+            <w:r>
+              <w:rPr>
+                <w:rFonts w:ascii="BRH Malayalam Extra" w:eastAsia="Times New Roman" w:hAnsi="BRH Malayalam Extra" w:cs="BRH Malayalam Extra"/>
+                <w:color w:val="000000"/>
+                <w:sz w:val="40"/>
+                <w:szCs w:val="40"/>
+                <w:lang w:val="it-IT" w:eastAsia="en-IN" w:bidi="ml-IN"/>
               </w:rPr>
               <w:t>s</w:t>
             </w:r>
@@ -1886,17 +1843,17 @@
                 <w:color w:val="000000"/>
                 <w:sz w:val="32"/>
                 <w:szCs w:val="40"/>
-                <w:lang w:val="en-IN" w:eastAsia="en-IN" w:bidi="ml-IN"/>
-              </w:rPr>
-              <w:t>–</w:t>
-            </w:r>
-            <w:r>
-              <w:rPr>
-                <w:rFonts w:ascii="BRH Malayalam Extra" w:eastAsia="Times New Roman" w:hAnsi="BRH Malayalam Extra" w:cs="BRH Malayalam Extra"/>
-                <w:color w:val="000000"/>
-                <w:sz w:val="40"/>
-                <w:szCs w:val="40"/>
-                <w:lang w:val="en-IN" w:eastAsia="en-IN" w:bidi="ml-IN"/>
+                <w:lang w:val="it-IT" w:eastAsia="en-IN" w:bidi="ml-IN"/>
+              </w:rPr>
+              <w:t>–</w:t>
+            </w:r>
+            <w:r>
+              <w:rPr>
+                <w:rFonts w:ascii="BRH Malayalam Extra" w:eastAsia="Times New Roman" w:hAnsi="BRH Malayalam Extra" w:cs="BRH Malayalam Extra"/>
+                <w:color w:val="000000"/>
+                <w:sz w:val="40"/>
+                <w:szCs w:val="40"/>
+                <w:lang w:val="it-IT" w:eastAsia="en-IN" w:bidi="ml-IN"/>
               </w:rPr>
               <w:t>Lx</w:t>
             </w:r>
@@ -1906,17 +1863,17 @@
                 <w:color w:val="000000"/>
                 <w:sz w:val="32"/>
                 <w:szCs w:val="40"/>
-                <w:lang w:val="en-IN" w:eastAsia="en-IN" w:bidi="ml-IN"/>
-              </w:rPr>
-              <w:t>–</w:t>
-            </w:r>
-            <w:r>
-              <w:rPr>
-                <w:rFonts w:ascii="BRH Malayalam Extra" w:eastAsia="Times New Roman" w:hAnsi="BRH Malayalam Extra" w:cs="BRH Malayalam Extra"/>
-                <w:color w:val="000000"/>
-                <w:sz w:val="40"/>
-                <w:szCs w:val="40"/>
-                <w:lang w:val="en-IN" w:eastAsia="en-IN" w:bidi="ml-IN"/>
+                <w:lang w:val="it-IT" w:eastAsia="en-IN" w:bidi="ml-IN"/>
+              </w:rPr>
+              <w:t>–</w:t>
+            </w:r>
+            <w:r>
+              <w:rPr>
+                <w:rFonts w:ascii="BRH Malayalam Extra" w:eastAsia="Times New Roman" w:hAnsi="BRH Malayalam Extra" w:cs="BRH Malayalam Extra"/>
+                <w:color w:val="000000"/>
+                <w:sz w:val="40"/>
+                <w:szCs w:val="40"/>
+                <w:lang w:val="it-IT" w:eastAsia="en-IN" w:bidi="ml-IN"/>
               </w:rPr>
               <w:t>¥jx„d¡— |</w:t>
             </w:r>
@@ -1938,16 +1895,16 @@
                 <w:color w:val="000000"/>
                 <w:sz w:val="40"/>
                 <w:szCs w:val="40"/>
-                <w:lang w:val="en-IN" w:eastAsia="en-IN" w:bidi="ml-IN"/>
-              </w:rPr>
-            </w:pPr>
-            <w:r>
-              <w:rPr>
-                <w:rFonts w:ascii="BRH Malayalam Extra" w:eastAsia="Times New Roman" w:hAnsi="BRH Malayalam Extra" w:cs="BRH Malayalam Extra"/>
-                <w:color w:val="000000"/>
-                <w:sz w:val="40"/>
-                <w:szCs w:val="40"/>
-                <w:lang w:val="en-IN" w:eastAsia="en-IN" w:bidi="ml-IN"/>
+                <w:lang w:val="it-IT" w:eastAsia="en-IN" w:bidi="ml-IN"/>
+              </w:rPr>
+            </w:pPr>
+            <w:r>
+              <w:rPr>
+                <w:rFonts w:ascii="BRH Malayalam Extra" w:eastAsia="Times New Roman" w:hAnsi="BRH Malayalam Extra" w:cs="BRH Malayalam Extra"/>
+                <w:color w:val="000000"/>
+                <w:sz w:val="40"/>
+                <w:szCs w:val="40"/>
+                <w:lang w:val="it-IT" w:eastAsia="en-IN" w:bidi="ml-IN"/>
               </w:rPr>
               <w:t>CöÉ</w:t>
             </w:r>
@@ -1957,7 +1914,7 @@
                 <w:color w:val="000000"/>
                 <w:sz w:val="36"/>
                 <w:szCs w:val="40"/>
-                <w:lang w:val="en-IN" w:eastAsia="en-IN" w:bidi="ml-IN"/>
+                <w:lang w:val="it-IT" w:eastAsia="en-IN" w:bidi="ml-IN"/>
               </w:rPr>
               <w:t>óè</w:t>
             </w:r>
@@ -1967,7 +1924,7 @@
                 <w:color w:val="000000"/>
                 <w:sz w:val="40"/>
                 <w:szCs w:val="40"/>
-                <w:lang w:val="en-IN" w:eastAsia="en-IN" w:bidi="ml-IN"/>
+                <w:lang w:val="it-IT" w:eastAsia="en-IN" w:bidi="ml-IN"/>
               </w:rPr>
               <w:t>— s</w:t>
             </w:r>
@@ -1978,7 +1935,7 @@
                 <w:sz w:val="40"/>
                 <w:szCs w:val="40"/>
                 <w:highlight w:val="green"/>
-                <w:lang w:val="en-IN" w:eastAsia="en-IN" w:bidi="ml-IN"/>
+                <w:lang w:val="it-IT" w:eastAsia="en-IN" w:bidi="ml-IN"/>
               </w:rPr>
               <w:t>Lx</w:t>
             </w:r>
@@ -1988,7 +1945,7 @@
                 <w:color w:val="000000"/>
                 <w:sz w:val="40"/>
                 <w:szCs w:val="40"/>
-                <w:lang w:val="en-IN" w:eastAsia="en-IN" w:bidi="ml-IN"/>
+                <w:lang w:val="it-IT" w:eastAsia="en-IN" w:bidi="ml-IN"/>
               </w:rPr>
               <w:t xml:space="preserve">jJ | </w:t>
             </w:r>
@@ -2005,16 +1962,16 @@
                 <w:color w:val="000000"/>
                 <w:sz w:val="40"/>
                 <w:szCs w:val="40"/>
-                <w:lang w:eastAsia="en-IN" w:bidi="ml-IN"/>
-              </w:rPr>
-            </w:pPr>
-            <w:r>
-              <w:rPr>
-                <w:rFonts w:ascii="BRH Malayalam Extra" w:eastAsia="Times New Roman" w:hAnsi="BRH Malayalam Extra" w:cs="BRH Malayalam Extra"/>
-                <w:color w:val="000000"/>
-                <w:sz w:val="40"/>
-                <w:szCs w:val="40"/>
-                <w:lang w:val="en-IN" w:eastAsia="en-IN" w:bidi="ml-IN"/>
+                <w:lang w:val="it-IT" w:eastAsia="en-IN" w:bidi="ml-IN"/>
+              </w:rPr>
+            </w:pPr>
+            <w:r>
+              <w:rPr>
+                <w:rFonts w:ascii="BRH Malayalam Extra" w:eastAsia="Times New Roman" w:hAnsi="BRH Malayalam Extra" w:cs="BRH Malayalam Extra"/>
+                <w:color w:val="000000"/>
+                <w:sz w:val="40"/>
+                <w:szCs w:val="40"/>
+                <w:lang w:val="it-IT" w:eastAsia="en-IN" w:bidi="ml-IN"/>
               </w:rPr>
               <w:t>s</w:t>
             </w:r>
@@ -2024,17 +1981,17 @@
                 <w:color w:val="000000"/>
                 <w:sz w:val="32"/>
                 <w:szCs w:val="40"/>
-                <w:lang w:val="en-IN" w:eastAsia="en-IN" w:bidi="ml-IN"/>
-              </w:rPr>
-              <w:t>–</w:t>
-            </w:r>
-            <w:r>
-              <w:rPr>
-                <w:rFonts w:ascii="BRH Malayalam Extra" w:eastAsia="Times New Roman" w:hAnsi="BRH Malayalam Extra" w:cs="BRH Malayalam Extra"/>
-                <w:color w:val="000000"/>
-                <w:sz w:val="40"/>
-                <w:szCs w:val="40"/>
-                <w:lang w:val="en-IN" w:eastAsia="en-IN" w:bidi="ml-IN"/>
+                <w:lang w:val="it-IT" w:eastAsia="en-IN" w:bidi="ml-IN"/>
+              </w:rPr>
+              <w:t>–</w:t>
+            </w:r>
+            <w:r>
+              <w:rPr>
+                <w:rFonts w:ascii="BRH Malayalam Extra" w:eastAsia="Times New Roman" w:hAnsi="BRH Malayalam Extra" w:cs="BRH Malayalam Extra"/>
+                <w:color w:val="000000"/>
+                <w:sz w:val="40"/>
+                <w:szCs w:val="40"/>
+                <w:lang w:val="it-IT" w:eastAsia="en-IN" w:bidi="ml-IN"/>
               </w:rPr>
               <w:t>Lx</w:t>
             </w:r>
@@ -2044,17 +2001,17 @@
                 <w:color w:val="000000"/>
                 <w:sz w:val="32"/>
                 <w:szCs w:val="40"/>
-                <w:lang w:val="en-IN" w:eastAsia="en-IN" w:bidi="ml-IN"/>
-              </w:rPr>
-              <w:t>–</w:t>
-            </w:r>
-            <w:r>
-              <w:rPr>
-                <w:rFonts w:ascii="BRH Malayalam Extra" w:eastAsia="Times New Roman" w:hAnsi="BRH Malayalam Extra" w:cs="BRH Malayalam Extra"/>
-                <w:color w:val="000000"/>
-                <w:sz w:val="40"/>
-                <w:szCs w:val="40"/>
-                <w:lang w:val="en-IN" w:eastAsia="en-IN" w:bidi="ml-IN"/>
+                <w:lang w:val="it-IT" w:eastAsia="en-IN" w:bidi="ml-IN"/>
+              </w:rPr>
+              <w:t>–</w:t>
+            </w:r>
+            <w:r>
+              <w:rPr>
+                <w:rFonts w:ascii="BRH Malayalam Extra" w:eastAsia="Times New Roman" w:hAnsi="BRH Malayalam Extra" w:cs="BRH Malayalam Extra"/>
+                <w:color w:val="000000"/>
+                <w:sz w:val="40"/>
+                <w:szCs w:val="40"/>
+                <w:lang w:val="it-IT" w:eastAsia="en-IN" w:bidi="ml-IN"/>
               </w:rPr>
               <w:t>¥jx„d¡— |</w:t>
             </w:r>
@@ -2078,6 +2035,801 @@
               <w:autoSpaceDE w:val="0"/>
               <w:autoSpaceDN w:val="0"/>
               <w:adjustRightInd w:val="0"/>
+              <w:spacing w:before="0" w:line="240" w:lineRule="auto"/>
+              <w:ind w:right="297"/>
+              <w:rPr>
+                <w:rFonts w:cs="Arial"/>
+                <w:b/>
+                <w:sz w:val="28"/>
+                <w:szCs w:val="32"/>
+              </w:rPr>
+            </w:pPr>
+            <w:r>
+              <w:rPr>
+                <w:rFonts w:cs="Arial"/>
+                <w:b/>
+                <w:sz w:val="28"/>
+                <w:szCs w:val="32"/>
+              </w:rPr>
+              <w:t>T.S.4.6.</w:t>
+            </w:r>
+            <w:r>
+              <w:rPr>
+                <w:rFonts w:cs="Arial"/>
+                <w:b/>
+                <w:sz w:val="28"/>
+                <w:szCs w:val="32"/>
+              </w:rPr>
+              <w:t>6</w:t>
+            </w:r>
+            <w:r>
+              <w:rPr>
+                <w:rFonts w:cs="Arial"/>
+                <w:b/>
+                <w:sz w:val="28"/>
+                <w:szCs w:val="32"/>
+              </w:rPr>
+              <w:t>.</w:t>
+            </w:r>
+            <w:r>
+              <w:rPr>
+                <w:rFonts w:cs="Arial"/>
+                <w:b/>
+                <w:sz w:val="28"/>
+                <w:szCs w:val="32"/>
+              </w:rPr>
+              <w:t>2</w:t>
+            </w:r>
+            <w:r>
+              <w:rPr>
+                <w:rFonts w:cs="Arial"/>
+                <w:b/>
+                <w:sz w:val="28"/>
+                <w:szCs w:val="32"/>
+              </w:rPr>
+              <w:t xml:space="preserve"> – Kramam</w:t>
+            </w:r>
+          </w:p>
+          <w:p>
+            <w:pPr>
+              <w:widowControl w:val="0"/>
+              <w:tabs>
+                <w:tab w:val="left" w:pos="993"/>
+              </w:tabs>
+              <w:autoSpaceDE w:val="0"/>
+              <w:autoSpaceDN w:val="0"/>
+              <w:adjustRightInd w:val="0"/>
+              <w:spacing w:before="0" w:line="240" w:lineRule="auto"/>
+              <w:ind w:right="297"/>
+              <w:rPr>
+                <w:rFonts w:cs="Arial"/>
+                <w:b/>
+                <w:sz w:val="28"/>
+                <w:szCs w:val="32"/>
+                <w:lang w:val="it-IT"/>
+              </w:rPr>
+            </w:pPr>
+            <w:r>
+              <w:rPr>
+                <w:rFonts w:cs="Arial"/>
+                <w:b/>
+                <w:sz w:val="28"/>
+                <w:szCs w:val="32"/>
+                <w:lang w:val="it-IT"/>
+              </w:rPr>
+              <w:t xml:space="preserve">Krama Vaakyam No.– </w:t>
+            </w:r>
+            <w:r>
+              <w:rPr>
+                <w:rFonts w:cs="Arial"/>
+                <w:b/>
+                <w:sz w:val="28"/>
+                <w:szCs w:val="32"/>
+                <w:lang w:val="it-IT"/>
+              </w:rPr>
+              <w:t>58</w:t>
+            </w:r>
+          </w:p>
+          <w:p>
+            <w:pPr>
+              <w:widowControl w:val="0"/>
+              <w:tabs>
+                <w:tab w:val="left" w:pos="993"/>
+              </w:tabs>
+              <w:autoSpaceDE w:val="0"/>
+              <w:autoSpaceDN w:val="0"/>
+              <w:adjustRightInd w:val="0"/>
+              <w:spacing w:before="0" w:line="252" w:lineRule="auto"/>
+              <w:ind w:right="297"/>
+              <w:rPr>
+                <w:rFonts w:cs="Arial"/>
+                <w:b/>
+                <w:sz w:val="28"/>
+                <w:szCs w:val="32"/>
+                <w:lang w:val="it-IT"/>
+              </w:rPr>
+            </w:pPr>
+            <w:r>
+              <w:rPr>
+                <w:rFonts w:cs="Arial"/>
+                <w:b/>
+                <w:sz w:val="28"/>
+                <w:szCs w:val="32"/>
+                <w:lang w:val="it-IT"/>
+              </w:rPr>
+              <w:t>Panchaati No</w:t>
+            </w:r>
+            <w:r>
+              <w:rPr>
+                <w:rFonts w:cs="Arial"/>
+                <w:b/>
+                <w:szCs w:val="32"/>
+                <w:lang w:val="it-IT"/>
+              </w:rPr>
+              <w:t xml:space="preserve">. - </w:t>
+            </w:r>
+            <w:r>
+              <w:rPr>
+                <w:rFonts w:cs="Arial"/>
+                <w:b/>
+                <w:sz w:val="28"/>
+                <w:szCs w:val="32"/>
+                <w:lang w:val="it-IT"/>
+              </w:rPr>
+              <w:t>28</w:t>
+            </w:r>
+          </w:p>
+        </w:tc>
+        <w:tc>
+          <w:tcPr>
+            <w:tcW w:w="5103" w:type="dxa"/>
+          </w:tcPr>
+          <w:p>
+            <w:pPr>
+              <w:widowControl w:val="0"/>
+              <w:autoSpaceDE w:val="0"/>
+              <w:autoSpaceDN w:val="0"/>
+              <w:adjustRightInd w:val="0"/>
+              <w:spacing w:before="0" w:line="240" w:lineRule="auto"/>
+              <w:rPr>
+                <w:rFonts w:ascii="BRH Malayalam Extra" w:eastAsia="Times New Roman" w:hAnsi="BRH Malayalam Extra" w:cs="BRH Malayalam Extra"/>
+                <w:color w:val="000000"/>
+                <w:sz w:val="40"/>
+                <w:szCs w:val="40"/>
+                <w:lang w:val="it-IT" w:eastAsia="en-IN" w:bidi="ml-IN"/>
+              </w:rPr>
+            </w:pPr>
+            <w:r>
+              <w:rPr>
+                <w:rFonts w:ascii="BRH Malayalam Extra" w:eastAsia="Times New Roman" w:hAnsi="BRH Malayalam Extra" w:cs="BRH Malayalam Extra"/>
+                <w:color w:val="000000"/>
+                <w:sz w:val="40"/>
+                <w:szCs w:val="40"/>
+                <w:lang w:val="it-IT" w:eastAsia="en-IN" w:bidi="ml-IN"/>
+              </w:rPr>
+              <w:t>A</w:t>
+            </w:r>
+            <w:r>
+              <w:rPr>
+                <w:rFonts w:ascii="BRH Malayalam Extra" w:eastAsia="Times New Roman" w:hAnsi="BRH Malayalam Extra" w:cs="BRH Malayalam Extra"/>
+                <w:color w:val="000000"/>
+                <w:sz w:val="32"/>
+                <w:szCs w:val="40"/>
+                <w:lang w:val="it-IT" w:eastAsia="en-IN" w:bidi="ml-IN"/>
+              </w:rPr>
+              <w:t>–</w:t>
+            </w:r>
+            <w:r>
+              <w:rPr>
+                <w:rFonts w:ascii="BRH Malayalam Extra" w:eastAsia="Times New Roman" w:hAnsi="BRH Malayalam Extra" w:cs="BRH Malayalam Extra"/>
+                <w:color w:val="000000"/>
+                <w:sz w:val="40"/>
+                <w:szCs w:val="40"/>
+                <w:lang w:val="it-IT" w:eastAsia="en-IN" w:bidi="ml-IN"/>
+              </w:rPr>
+              <w:t>hzq¢</w:t>
+            </w:r>
+            <w:r>
+              <w:rPr>
+                <w:rFonts w:ascii="BRH Malayalam Extra" w:eastAsia="Times New Roman" w:hAnsi="BRH Malayalam Extra" w:cs="BRH Malayalam Extra"/>
+                <w:color w:val="000000"/>
+                <w:sz w:val="40"/>
+                <w:szCs w:val="40"/>
+                <w:highlight w:val="yellow"/>
+                <w:lang w:val="it-IT" w:eastAsia="en-IN" w:bidi="ml-IN"/>
+              </w:rPr>
+              <w:t>dx—I</w:t>
+            </w:r>
+            <w:r>
+              <w:rPr>
+                <w:rFonts w:ascii="BRH Malayalam Extra" w:eastAsia="Times New Roman" w:hAnsi="BRH Malayalam Extra" w:cs="BRH Malayalam Extra"/>
+                <w:color w:val="000000"/>
+                <w:sz w:val="40"/>
+                <w:szCs w:val="40"/>
+                <w:lang w:val="it-IT" w:eastAsia="en-IN" w:bidi="ml-IN"/>
+              </w:rPr>
+              <w:t xml:space="preserve"> ity</w:t>
+            </w:r>
+            <w:r>
+              <w:rPr>
+                <w:rFonts w:ascii="BRH Malayalam Extra" w:eastAsia="Times New Roman" w:hAnsi="BRH Malayalam Extra" w:cs="BRH Malayalam Extra"/>
+                <w:color w:val="000000"/>
+                <w:sz w:val="32"/>
+                <w:szCs w:val="40"/>
+                <w:lang w:val="it-IT" w:eastAsia="en-IN" w:bidi="ml-IN"/>
+              </w:rPr>
+              <w:t>–</w:t>
+            </w:r>
+            <w:r>
+              <w:rPr>
+                <w:rFonts w:ascii="BRH Malayalam Extra" w:eastAsia="Times New Roman" w:hAnsi="BRH Malayalam Extra" w:cs="BRH Malayalam Extra"/>
+                <w:color w:val="000000"/>
+                <w:sz w:val="40"/>
+                <w:szCs w:val="40"/>
+                <w:lang w:val="it-IT" w:eastAsia="en-IN" w:bidi="ml-IN"/>
+              </w:rPr>
+              <w:t xml:space="preserve">ixd˜I | </w:t>
+            </w:r>
+          </w:p>
+          <w:p>
+            <w:pPr>
+              <w:widowControl w:val="0"/>
+              <w:autoSpaceDE w:val="0"/>
+              <w:autoSpaceDN w:val="0"/>
+              <w:adjustRightInd w:val="0"/>
+              <w:spacing w:before="0" w:line="240" w:lineRule="auto"/>
+              <w:rPr>
+                <w:rFonts w:ascii="BRH Malayalam Extra" w:eastAsia="Times New Roman" w:hAnsi="BRH Malayalam Extra" w:cs="BRH Malayalam Extra"/>
+                <w:color w:val="000000"/>
+                <w:sz w:val="40"/>
+                <w:szCs w:val="40"/>
+                <w:lang w:val="it-IT" w:eastAsia="en-IN" w:bidi="ml-IN"/>
+              </w:rPr>
+            </w:pPr>
+            <w:r>
+              <w:rPr>
+                <w:rFonts w:ascii="BRH Malayalam Extra" w:eastAsia="Times New Roman" w:hAnsi="BRH Malayalam Extra" w:cs="BRH Malayalam Extra"/>
+                <w:color w:val="000000"/>
+                <w:sz w:val="40"/>
+                <w:szCs w:val="40"/>
+                <w:lang w:val="it-IT" w:eastAsia="en-IN" w:bidi="ml-IN"/>
+              </w:rPr>
+              <w:t>i</w:t>
+            </w:r>
+            <w:r>
+              <w:rPr>
+                <w:rFonts w:ascii="BRH Malayalam Extra" w:eastAsia="Times New Roman" w:hAnsi="BRH Malayalam Extra" w:cs="BRH Malayalam Extra"/>
+                <w:color w:val="000000"/>
+                <w:sz w:val="32"/>
+                <w:szCs w:val="40"/>
+                <w:lang w:val="it-IT" w:eastAsia="en-IN" w:bidi="ml-IN"/>
+              </w:rPr>
+              <w:t>–</w:t>
+            </w:r>
+            <w:r>
+              <w:rPr>
+                <w:rFonts w:ascii="BRH Malayalam Extra" w:eastAsia="Times New Roman" w:hAnsi="BRH Malayalam Extra" w:cs="BRH Malayalam Extra"/>
+                <w:color w:val="000000"/>
+                <w:sz w:val="40"/>
+                <w:szCs w:val="40"/>
+                <w:lang w:val="it-IT" w:eastAsia="en-IN" w:bidi="ml-IN"/>
+              </w:rPr>
+              <w:t>ty</w:t>
+            </w:r>
+            <w:r>
+              <w:rPr>
+                <w:rFonts w:ascii="BRH Malayalam Extra" w:eastAsia="Times New Roman" w:hAnsi="BRH Malayalam Extra" w:cs="BRH Malayalam Extra"/>
+                <w:color w:val="000000"/>
+                <w:sz w:val="32"/>
+                <w:szCs w:val="40"/>
+                <w:lang w:val="it-IT" w:eastAsia="en-IN" w:bidi="ml-IN"/>
+              </w:rPr>
+              <w:t>–</w:t>
+            </w:r>
+            <w:r>
+              <w:rPr>
+                <w:rFonts w:ascii="BRH Malayalam Extra" w:eastAsia="Times New Roman" w:hAnsi="BRH Malayalam Extra" w:cs="BRH Malayalam Extra"/>
+                <w:color w:val="000000"/>
+                <w:sz w:val="40"/>
+                <w:szCs w:val="40"/>
+                <w:lang w:val="it-IT" w:eastAsia="en-IN" w:bidi="ml-IN"/>
+              </w:rPr>
+              <w:t>ixd—I edxjZ |</w:t>
+            </w:r>
+          </w:p>
+        </w:tc>
+        <w:tc>
+          <w:tcPr>
+            <w:tcW w:w="5386" w:type="dxa"/>
+          </w:tcPr>
+          <w:p>
+            <w:pPr>
+              <w:widowControl w:val="0"/>
+              <w:autoSpaceDE w:val="0"/>
+              <w:autoSpaceDN w:val="0"/>
+              <w:adjustRightInd w:val="0"/>
+              <w:spacing w:before="0" w:line="240" w:lineRule="auto"/>
+              <w:rPr>
+                <w:rFonts w:ascii="BRH Malayalam Extra" w:eastAsia="Times New Roman" w:hAnsi="BRH Malayalam Extra" w:cs="BRH Malayalam Extra"/>
+                <w:color w:val="000000"/>
+                <w:sz w:val="40"/>
+                <w:szCs w:val="40"/>
+                <w:lang w:val="it-IT" w:eastAsia="en-IN" w:bidi="ml-IN"/>
+              </w:rPr>
+            </w:pPr>
+            <w:r>
+              <w:rPr>
+                <w:rFonts w:ascii="BRH Malayalam Extra" w:eastAsia="Times New Roman" w:hAnsi="BRH Malayalam Extra" w:cs="BRH Malayalam Extra"/>
+                <w:color w:val="000000"/>
+                <w:sz w:val="40"/>
+                <w:szCs w:val="40"/>
+                <w:lang w:val="it-IT" w:eastAsia="en-IN" w:bidi="ml-IN"/>
+              </w:rPr>
+              <w:t>A</w:t>
+            </w:r>
+            <w:r>
+              <w:rPr>
+                <w:rFonts w:ascii="BRH Malayalam Extra" w:eastAsia="Times New Roman" w:hAnsi="BRH Malayalam Extra" w:cs="BRH Malayalam Extra"/>
+                <w:color w:val="000000"/>
+                <w:sz w:val="32"/>
+                <w:szCs w:val="40"/>
+                <w:lang w:val="it-IT" w:eastAsia="en-IN" w:bidi="ml-IN"/>
+              </w:rPr>
+              <w:t>–</w:t>
+            </w:r>
+            <w:r>
+              <w:rPr>
+                <w:rFonts w:ascii="BRH Malayalam Extra" w:eastAsia="Times New Roman" w:hAnsi="BRH Malayalam Extra" w:cs="BRH Malayalam Extra"/>
+                <w:color w:val="000000"/>
+                <w:sz w:val="40"/>
+                <w:szCs w:val="40"/>
+                <w:lang w:val="it-IT" w:eastAsia="en-IN" w:bidi="ml-IN"/>
+              </w:rPr>
+              <w:t>hz</w:t>
+            </w:r>
+            <w:r>
+              <w:rPr>
+                <w:rFonts w:ascii="BRH Malayalam Extra" w:eastAsia="Times New Roman" w:hAnsi="BRH Malayalam Extra" w:cs="BRH Malayalam Extra"/>
+                <w:color w:val="000000"/>
+                <w:sz w:val="40"/>
+                <w:szCs w:val="40"/>
+                <w:highlight w:val="green"/>
+                <w:lang w:val="it-IT" w:eastAsia="en-IN" w:bidi="ml-IN"/>
+              </w:rPr>
+              <w:t>q¢</w:t>
+            </w:r>
+            <w:r>
+              <w:rPr>
+                <w:rFonts w:ascii="BRH Malayalam Extra" w:eastAsia="Times New Roman" w:hAnsi="BRH Malayalam Extra" w:cs="BRH Malayalam Extra"/>
+                <w:color w:val="000000"/>
+                <w:sz w:val="40"/>
+                <w:szCs w:val="40"/>
+                <w:lang w:val="it-IT" w:eastAsia="en-IN" w:bidi="ml-IN"/>
+              </w:rPr>
+              <w:t>—dxI ity</w:t>
+            </w:r>
+            <w:r>
+              <w:rPr>
+                <w:rFonts w:ascii="BRH Malayalam Extra" w:eastAsia="Times New Roman" w:hAnsi="BRH Malayalam Extra" w:cs="BRH Malayalam Extra"/>
+                <w:color w:val="000000"/>
+                <w:sz w:val="32"/>
+                <w:szCs w:val="40"/>
+                <w:lang w:val="it-IT" w:eastAsia="en-IN" w:bidi="ml-IN"/>
+              </w:rPr>
+              <w:t>–</w:t>
+            </w:r>
+            <w:r>
+              <w:rPr>
+                <w:rFonts w:ascii="BRH Malayalam Extra" w:eastAsia="Times New Roman" w:hAnsi="BRH Malayalam Extra" w:cs="BRH Malayalam Extra"/>
+                <w:color w:val="000000"/>
+                <w:sz w:val="40"/>
+                <w:szCs w:val="40"/>
+                <w:lang w:val="it-IT" w:eastAsia="en-IN" w:bidi="ml-IN"/>
+              </w:rPr>
+              <w:t xml:space="preserve">ixd˜I | </w:t>
+            </w:r>
+          </w:p>
+          <w:p>
+            <w:pPr>
+              <w:widowControl w:val="0"/>
+              <w:autoSpaceDE w:val="0"/>
+              <w:autoSpaceDN w:val="0"/>
+              <w:adjustRightInd w:val="0"/>
+              <w:spacing w:before="0" w:line="240" w:lineRule="auto"/>
+              <w:rPr>
+                <w:rFonts w:ascii="BRH Malayalam Extra" w:eastAsia="Times New Roman" w:hAnsi="BRH Malayalam Extra" w:cs="BRH Malayalam Extra"/>
+                <w:color w:val="000000"/>
+                <w:sz w:val="40"/>
+                <w:szCs w:val="40"/>
+                <w:lang w:val="it-IT" w:eastAsia="en-IN" w:bidi="ml-IN"/>
+              </w:rPr>
+            </w:pPr>
+            <w:r>
+              <w:rPr>
+                <w:rFonts w:ascii="BRH Malayalam Extra" w:eastAsia="Times New Roman" w:hAnsi="BRH Malayalam Extra" w:cs="BRH Malayalam Extra"/>
+                <w:color w:val="000000"/>
+                <w:sz w:val="40"/>
+                <w:szCs w:val="40"/>
+                <w:lang w:val="it-IT" w:eastAsia="en-IN" w:bidi="ml-IN"/>
+              </w:rPr>
+              <w:t>i</w:t>
+            </w:r>
+            <w:r>
+              <w:rPr>
+                <w:rFonts w:ascii="BRH Malayalam Extra" w:eastAsia="Times New Roman" w:hAnsi="BRH Malayalam Extra" w:cs="BRH Malayalam Extra"/>
+                <w:color w:val="000000"/>
+                <w:sz w:val="32"/>
+                <w:szCs w:val="40"/>
+                <w:lang w:val="it-IT" w:eastAsia="en-IN" w:bidi="ml-IN"/>
+              </w:rPr>
+              <w:t>–</w:t>
+            </w:r>
+            <w:r>
+              <w:rPr>
+                <w:rFonts w:ascii="BRH Malayalam Extra" w:eastAsia="Times New Roman" w:hAnsi="BRH Malayalam Extra" w:cs="BRH Malayalam Extra"/>
+                <w:color w:val="000000"/>
+                <w:sz w:val="40"/>
+                <w:szCs w:val="40"/>
+                <w:lang w:val="it-IT" w:eastAsia="en-IN" w:bidi="ml-IN"/>
+              </w:rPr>
+              <w:t>ty</w:t>
+            </w:r>
+            <w:r>
+              <w:rPr>
+                <w:rFonts w:ascii="BRH Malayalam Extra" w:eastAsia="Times New Roman" w:hAnsi="BRH Malayalam Extra" w:cs="BRH Malayalam Extra"/>
+                <w:color w:val="000000"/>
+                <w:sz w:val="32"/>
+                <w:szCs w:val="40"/>
+                <w:lang w:val="it-IT" w:eastAsia="en-IN" w:bidi="ml-IN"/>
+              </w:rPr>
+              <w:t>–</w:t>
+            </w:r>
+            <w:r>
+              <w:rPr>
+                <w:rFonts w:ascii="BRH Malayalam Extra" w:eastAsia="Times New Roman" w:hAnsi="BRH Malayalam Extra" w:cs="BRH Malayalam Extra"/>
+                <w:color w:val="000000"/>
+                <w:sz w:val="40"/>
+                <w:szCs w:val="40"/>
+                <w:lang w:val="it-IT" w:eastAsia="en-IN" w:bidi="ml-IN"/>
+              </w:rPr>
+              <w:t>ixd—I edxjZ |</w:t>
+            </w:r>
+          </w:p>
+        </w:tc>
+      </w:tr>
+      <w:tr>
+        <w:trPr>
+          <w:trHeight w:val="983"/>
+        </w:trPr>
+        <w:tc>
+          <w:tcPr>
+            <w:tcW w:w="3906" w:type="dxa"/>
+          </w:tcPr>
+          <w:p>
+            <w:pPr>
+              <w:widowControl w:val="0"/>
+              <w:tabs>
+                <w:tab w:val="left" w:pos="993"/>
+              </w:tabs>
+              <w:autoSpaceDE w:val="0"/>
+              <w:autoSpaceDN w:val="0"/>
+              <w:adjustRightInd w:val="0"/>
+              <w:spacing w:before="0" w:line="240" w:lineRule="auto"/>
+              <w:ind w:right="297"/>
+              <w:rPr>
+                <w:rFonts w:cs="Arial"/>
+                <w:b/>
+                <w:sz w:val="28"/>
+                <w:szCs w:val="32"/>
+              </w:rPr>
+            </w:pPr>
+            <w:r>
+              <w:rPr>
+                <w:rFonts w:cs="Arial"/>
+                <w:b/>
+                <w:sz w:val="28"/>
+                <w:szCs w:val="32"/>
+              </w:rPr>
+              <w:lastRenderedPageBreak/>
+              <w:t>T.S.4.6.</w:t>
+            </w:r>
+            <w:r>
+              <w:rPr>
+                <w:rFonts w:cs="Arial"/>
+                <w:b/>
+                <w:sz w:val="28"/>
+                <w:szCs w:val="32"/>
+              </w:rPr>
+              <w:t>6.3</w:t>
+            </w:r>
+            <w:r>
+              <w:rPr>
+                <w:rFonts w:cs="Arial"/>
+                <w:b/>
+                <w:sz w:val="28"/>
+                <w:szCs w:val="32"/>
+              </w:rPr>
+              <w:t xml:space="preserve"> – Kramam</w:t>
+            </w:r>
+          </w:p>
+          <w:p>
+            <w:pPr>
+              <w:widowControl w:val="0"/>
+              <w:tabs>
+                <w:tab w:val="left" w:pos="993"/>
+              </w:tabs>
+              <w:autoSpaceDE w:val="0"/>
+              <w:autoSpaceDN w:val="0"/>
+              <w:adjustRightInd w:val="0"/>
+              <w:spacing w:before="0" w:line="240" w:lineRule="auto"/>
+              <w:ind w:right="297"/>
+              <w:rPr>
+                <w:rFonts w:cs="Arial"/>
+                <w:b/>
+                <w:sz w:val="28"/>
+                <w:szCs w:val="32"/>
+                <w:lang w:val="it-IT"/>
+              </w:rPr>
+            </w:pPr>
+            <w:r>
+              <w:rPr>
+                <w:rFonts w:cs="Arial"/>
+                <w:b/>
+                <w:sz w:val="28"/>
+                <w:szCs w:val="32"/>
+                <w:lang w:val="it-IT"/>
+              </w:rPr>
+              <w:t xml:space="preserve">Krama Vaakyam No.– </w:t>
+            </w:r>
+            <w:r>
+              <w:rPr>
+                <w:rFonts w:cs="Arial"/>
+                <w:b/>
+                <w:sz w:val="28"/>
+                <w:szCs w:val="32"/>
+                <w:lang w:val="it-IT"/>
+              </w:rPr>
+              <w:t>63</w:t>
+            </w:r>
+          </w:p>
+          <w:p>
+            <w:pPr>
+              <w:widowControl w:val="0"/>
+              <w:tabs>
+                <w:tab w:val="left" w:pos="993"/>
+              </w:tabs>
+              <w:autoSpaceDE w:val="0"/>
+              <w:autoSpaceDN w:val="0"/>
+              <w:adjustRightInd w:val="0"/>
+              <w:spacing w:before="0" w:line="252" w:lineRule="auto"/>
+              <w:ind w:right="297"/>
+              <w:rPr>
+                <w:rFonts w:cs="Arial"/>
+                <w:b/>
+                <w:sz w:val="28"/>
+                <w:szCs w:val="32"/>
+                <w:lang w:val="it-IT"/>
+              </w:rPr>
+            </w:pPr>
+            <w:r>
+              <w:rPr>
+                <w:rFonts w:cs="Arial"/>
+                <w:b/>
+                <w:sz w:val="28"/>
+                <w:szCs w:val="32"/>
+                <w:lang w:val="it-IT"/>
+              </w:rPr>
+              <w:t>Panchaati No</w:t>
+            </w:r>
+            <w:r>
+              <w:rPr>
+                <w:rFonts w:cs="Arial"/>
+                <w:b/>
+                <w:szCs w:val="32"/>
+                <w:lang w:val="it-IT"/>
+              </w:rPr>
+              <w:t xml:space="preserve">. - </w:t>
+            </w:r>
+            <w:r>
+              <w:rPr>
+                <w:rFonts w:cs="Arial"/>
+                <w:b/>
+                <w:sz w:val="28"/>
+                <w:szCs w:val="32"/>
+                <w:lang w:val="it-IT"/>
+              </w:rPr>
+              <w:t>2</w:t>
+            </w:r>
+            <w:r>
+              <w:rPr>
+                <w:rFonts w:cs="Arial"/>
+                <w:b/>
+                <w:sz w:val="28"/>
+                <w:szCs w:val="32"/>
+                <w:lang w:val="it-IT"/>
+              </w:rPr>
+              <w:t>9</w:t>
+            </w:r>
+          </w:p>
+        </w:tc>
+        <w:tc>
+          <w:tcPr>
+            <w:tcW w:w="5103" w:type="dxa"/>
+          </w:tcPr>
+          <w:p>
+            <w:pPr>
+              <w:widowControl w:val="0"/>
+              <w:autoSpaceDE w:val="0"/>
+              <w:autoSpaceDN w:val="0"/>
+              <w:adjustRightInd w:val="0"/>
+              <w:spacing w:before="0" w:line="240" w:lineRule="auto"/>
+              <w:rPr>
+                <w:rFonts w:ascii="BRH Malayalam Extra" w:eastAsia="Times New Roman" w:hAnsi="BRH Malayalam Extra" w:cs="BRH Malayalam Extra"/>
+                <w:color w:val="000000"/>
+                <w:sz w:val="40"/>
+                <w:szCs w:val="40"/>
+                <w:lang w:val="en-IN" w:eastAsia="en-IN" w:bidi="ml-IN"/>
+              </w:rPr>
+            </w:pPr>
+            <w:r>
+              <w:rPr>
+                <w:rFonts w:ascii="BRH Malayalam Extra" w:eastAsia="Times New Roman" w:hAnsi="BRH Malayalam Extra" w:cs="BRH Malayalam Extra"/>
+                <w:color w:val="000000"/>
+                <w:sz w:val="40"/>
+                <w:szCs w:val="40"/>
+                <w:lang w:val="en-IN" w:eastAsia="en-IN" w:bidi="ml-IN"/>
+              </w:rPr>
+              <w:t>ögx</w:t>
+            </w:r>
+            <w:r>
+              <w:rPr>
+                <w:rFonts w:ascii="BRH Malayalam Extra" w:eastAsia="Times New Roman" w:hAnsi="BRH Malayalam Extra" w:cs="BRH Malayalam Extra"/>
+                <w:color w:val="000000"/>
+                <w:sz w:val="40"/>
+                <w:szCs w:val="40"/>
+                <w:lang w:val="en-IN" w:eastAsia="en-IN" w:bidi="ml-IN"/>
+              </w:rPr>
+              <w:t>Ö</w:t>
+            </w:r>
+            <w:r>
+              <w:rPr>
+                <w:rFonts w:ascii="BRH Malayalam Extra" w:eastAsia="Times New Roman" w:hAnsi="BRH Malayalam Extra" w:cs="BRH Malayalam Extra"/>
+                <w:color w:val="000000"/>
+                <w:sz w:val="40"/>
+                <w:szCs w:val="40"/>
+                <w:highlight w:val="yellow"/>
+                <w:lang w:val="en-IN" w:eastAsia="en-IN" w:bidi="ml-IN"/>
+              </w:rPr>
+              <w:t>—dx</w:t>
+            </w:r>
+            <w:r>
+              <w:rPr>
+                <w:rFonts w:ascii="BRH Malayalam Extra" w:eastAsia="Times New Roman" w:hAnsi="BRH Malayalam Extra" w:cs="BRH Malayalam Extra"/>
+                <w:color w:val="000000"/>
+                <w:sz w:val="40"/>
+                <w:szCs w:val="40"/>
+                <w:lang w:val="en-IN" w:eastAsia="en-IN" w:bidi="ml-IN"/>
+              </w:rPr>
+              <w:t>s</w:t>
+            </w:r>
+            <w:r>
+              <w:rPr>
+                <w:rFonts w:ascii="BRH Malayalam Extra" w:eastAsia="Times New Roman" w:hAnsi="BRH Malayalam Extra" w:cs="BRH Malayalam Extra"/>
+                <w:color w:val="000000"/>
+                <w:sz w:val="32"/>
+                <w:szCs w:val="40"/>
+                <w:lang w:val="en-IN" w:eastAsia="en-IN" w:bidi="ml-IN"/>
+              </w:rPr>
+              <w:t>–</w:t>
+            </w:r>
+            <w:r>
+              <w:rPr>
+                <w:rFonts w:ascii="BRH Malayalam Extra" w:eastAsia="Times New Roman" w:hAnsi="BRH Malayalam Extra" w:cs="BRH Malayalam Extra"/>
+                <w:color w:val="000000"/>
+                <w:sz w:val="40"/>
+                <w:szCs w:val="40"/>
+                <w:lang w:val="en-IN" w:eastAsia="en-IN" w:bidi="ml-IN"/>
+              </w:rPr>
+              <w:t>J eyZ—kJ |</w:t>
+            </w:r>
+          </w:p>
+        </w:tc>
+        <w:tc>
+          <w:tcPr>
+            <w:tcW w:w="5386" w:type="dxa"/>
+          </w:tcPr>
+          <w:p>
+            <w:pPr>
+              <w:widowControl w:val="0"/>
+              <w:autoSpaceDE w:val="0"/>
+              <w:autoSpaceDN w:val="0"/>
+              <w:adjustRightInd w:val="0"/>
+              <w:spacing w:before="0" w:line="240" w:lineRule="auto"/>
+              <w:rPr>
+                <w:rFonts w:ascii="BRH Malayalam Extra" w:eastAsia="Times New Roman" w:hAnsi="BRH Malayalam Extra" w:cs="BRH Malayalam Extra"/>
+                <w:color w:val="000000"/>
+                <w:sz w:val="40"/>
+                <w:szCs w:val="40"/>
+                <w:lang w:eastAsia="en-IN" w:bidi="ml-IN"/>
+              </w:rPr>
+            </w:pPr>
+            <w:r>
+              <w:rPr>
+                <w:rFonts w:ascii="BRH Malayalam Extra" w:eastAsia="Times New Roman" w:hAnsi="BRH Malayalam Extra" w:cs="BRH Malayalam Extra"/>
+                <w:color w:val="000000"/>
+                <w:sz w:val="40"/>
+                <w:szCs w:val="40"/>
+                <w:lang w:val="en-IN" w:eastAsia="en-IN" w:bidi="ml-IN"/>
+              </w:rPr>
+              <w:t>ögxÖ—</w:t>
+            </w:r>
+            <w:r>
+              <w:rPr>
+                <w:rFonts w:ascii="BRH Malayalam Extra" w:hAnsi="BRH Malayalam Extra" w:cs="BRH Malayalam Extra"/>
+                <w:sz w:val="40"/>
+                <w:szCs w:val="40"/>
+                <w:highlight w:val="green"/>
+              </w:rPr>
+              <w:t>Y</w:t>
+            </w:r>
+            <w:r>
+              <w:rPr>
+                <w:rFonts w:ascii="BRH Malayalam Extra" w:hAnsi="BRH Malayalam Extra" w:cs="BRH Malayalam Extra"/>
+                <w:sz w:val="40"/>
+                <w:szCs w:val="40"/>
+              </w:rPr>
+              <w:t>x</w:t>
+            </w:r>
+            <w:r>
+              <w:rPr>
+                <w:rFonts w:ascii="BRH Malayalam Extra" w:eastAsia="Times New Roman" w:hAnsi="BRH Malayalam Extra" w:cs="BRH Malayalam Extra"/>
+                <w:color w:val="000000"/>
+                <w:sz w:val="40"/>
+                <w:szCs w:val="40"/>
+                <w:lang w:val="en-IN" w:eastAsia="en-IN" w:bidi="ml-IN"/>
+              </w:rPr>
+              <w:t>s</w:t>
+            </w:r>
+            <w:r>
+              <w:rPr>
+                <w:rFonts w:ascii="BRH Malayalam Extra" w:eastAsia="Times New Roman" w:hAnsi="BRH Malayalam Extra" w:cs="BRH Malayalam Extra"/>
+                <w:color w:val="000000"/>
+                <w:sz w:val="32"/>
+                <w:szCs w:val="40"/>
+                <w:lang w:val="en-IN" w:eastAsia="en-IN" w:bidi="ml-IN"/>
+              </w:rPr>
+              <w:t>–</w:t>
+            </w:r>
+            <w:r>
+              <w:rPr>
+                <w:rFonts w:ascii="BRH Malayalam Extra" w:eastAsia="Times New Roman" w:hAnsi="BRH Malayalam Extra" w:cs="BRH Malayalam Extra"/>
+                <w:color w:val="000000"/>
+                <w:sz w:val="40"/>
+                <w:szCs w:val="40"/>
+                <w:lang w:val="en-IN" w:eastAsia="en-IN" w:bidi="ml-IN"/>
+              </w:rPr>
+              <w:t>J eyZ—kJ |</w:t>
+            </w:r>
+          </w:p>
+        </w:tc>
+      </w:tr>
+      <w:tr>
+        <w:trPr>
+          <w:trHeight w:val="1437"/>
+        </w:trPr>
+        <w:tc>
+          <w:tcPr>
+            <w:tcW w:w="3906" w:type="dxa"/>
+          </w:tcPr>
+          <w:p>
+            <w:pPr>
+              <w:widowControl w:val="0"/>
+              <w:tabs>
+                <w:tab w:val="left" w:pos="993"/>
+              </w:tabs>
+              <w:autoSpaceDE w:val="0"/>
+              <w:autoSpaceDN w:val="0"/>
+              <w:adjustRightInd w:val="0"/>
               <w:spacing w:before="0" w:line="252" w:lineRule="auto"/>
               <w:ind w:right="297"/>
               <w:rPr>
@@ -2482,7 +3234,6 @@
                 <w:sz w:val="28"/>
                 <w:szCs w:val="32"/>
               </w:rPr>
-              <w:lastRenderedPageBreak/>
               <w:t>T.S.4.6.</w:t>
             </w:r>
             <w:r>
@@ -3556,6 +4307,7 @@
                 <w:szCs w:val="40"/>
                 <w:lang w:val="en-IN" w:eastAsia="en-IN" w:bidi="ml-IN"/>
               </w:rPr>
+              <w:lastRenderedPageBreak/>
               <w:t>¥K</w:t>
             </w:r>
             <w:r>
@@ -3703,6 +4455,7 @@
                 <w:szCs w:val="40"/>
                 <w:lang w:val="en-IN" w:eastAsia="en-IN" w:bidi="ml-IN"/>
               </w:rPr>
+              <w:lastRenderedPageBreak/>
               <w:t>¥K</w:t>
             </w:r>
             <w:r>
@@ -3801,6 +4554,7 @@
                 <w:szCs w:val="40"/>
                 <w:lang w:val="en-IN" w:eastAsia="en-IN" w:bidi="ml-IN"/>
               </w:rPr>
+              <w:lastRenderedPageBreak/>
               <w:t>¥K</w:t>
             </w:r>
             <w:r>
@@ -3942,6 +4696,7 @@
           <w:szCs w:val="32"/>
           <w:u w:val="single"/>
         </w:rPr>
+        <w:lastRenderedPageBreak/>
         <w:t>=========</w:t>
       </w:r>
     </w:p>
@@ -4112,7 +4867,6 @@
                 <w:sz w:val="32"/>
                 <w:szCs w:val="32"/>
               </w:rPr>
-              <w:lastRenderedPageBreak/>
               <w:t>Section, Paragraph</w:t>
             </w:r>
           </w:p>
@@ -5652,6 +6406,7 @@
                 <w:sz w:val="28"/>
                 <w:szCs w:val="32"/>
               </w:rPr>
+              <w:lastRenderedPageBreak/>
               <w:t>T.S.4.6.6.7 – Kramam</w:t>
             </w:r>
           </w:p>
@@ -6459,7 +7214,6 @@
                 <w:sz w:val="28"/>
                 <w:szCs w:val="32"/>
               </w:rPr>
-              <w:lastRenderedPageBreak/>
               <w:t>T.S.4.6.7.4 – Kramam</w:t>
             </w:r>
           </w:p>
@@ -8131,6 +8885,7 @@
                 <w:sz w:val="28"/>
                 <w:szCs w:val="32"/>
               </w:rPr>
+              <w:lastRenderedPageBreak/>
               <w:t>T.S.4.6.9.1 – Kramam</w:t>
             </w:r>
           </w:p>
@@ -8684,16 +9439,7 @@
           <w:bCs/>
           <w:sz w:val="32"/>
         </w:rPr>
-        <w:t xml:space="preserve">replaced </w:t>
-      </w:r>
-      <w:proofErr w:type="gramStart"/>
-      <w:r>
-        <w:rPr>
-          <w:b/>
-          <w:bCs/>
-          <w:sz w:val="32"/>
-        </w:rPr>
-        <w:t>with</w:t>
+        <w:t>replaced with</w:t>
       </w:r>
       <w:r>
         <w:rPr>
@@ -8715,7 +9461,6 @@
         </w:rPr>
         <w:t>"</w:t>
       </w:r>
-      <w:proofErr w:type="gramEnd"/>
       <w:r>
         <w:rPr>
           <w:rFonts w:ascii="BRH Malayalam" w:hAnsi="BRH Malayalam" w:cs="BRH Malayalam"/>
@@ -8727,7 +9472,6 @@
         </w:rPr>
         <w:t>q§T</w:t>
       </w:r>
-      <w:proofErr w:type="gramStart"/>
       <w:r>
         <w:rPr>
           <w:rFonts w:ascii="BRH Malayalam" w:hAnsi="BRH Malayalam" w:cs="BRH Malayalam"/>
@@ -8744,16 +9488,7 @@
           <w:bCs/>
           <w:sz w:val="32"/>
         </w:rPr>
-        <w:t>wherever</w:t>
-      </w:r>
-      <w:proofErr w:type="gramEnd"/>
-      <w:r>
-        <w:rPr>
-          <w:b/>
-          <w:bCs/>
-          <w:sz w:val="32"/>
-        </w:rPr>
-        <w:t xml:space="preserve"> applicable</w:t>
+        <w:t>wherever applicable</w:t>
       </w:r>
     </w:p>
     <w:p>
@@ -8775,7 +9510,6 @@
           <w:szCs w:val="32"/>
           <w:u w:val="single"/>
         </w:rPr>
-        <w:lastRenderedPageBreak/>
         <w:t>=============</w:t>
       </w:r>
     </w:p>
